--- a/uploads/Bhavya Raj ML.docx
+++ b/uploads/Bhavya Raj ML.docx
@@ -4,49 +4,64 @@
   <w:body>
     <w:p>
       <w:pPr>
-        <w:spacing w:after="0" w:line="240" w:lineRule="auto"/>
-        <w:textAlignment w:val="top"/>
-        <w:outlineLvl w:val="2"/>
+        <w:pStyle w:val="Title"/>
+        <w:rPr>
+          <w:rStyle w:val="IntenseReference"/>
+          <w:sz w:val="36"/>
+          <w:szCs w:val="36"/>
+        </w:rPr>
       </w:pPr>
       <w:bookmarkStart w:id="0" w:name="_Hlk150850530"/>
       <w:r>
+        <w:rPr>
+          <w:rStyle w:val="IntenseReference"/>
+          <w:sz w:val="36"/>
+          <w:szCs w:val="36"/>
+        </w:rPr>
         <w:t>Bhavya Raj B</w:t>
       </w:r>
     </w:p>
     <w:p>
       <w:pPr>
-        <w:spacing w:after="0" w:line="240" w:lineRule="auto"/>
-        <w:textAlignment w:val="top"/>
-        <w:outlineLvl w:val="2"/>
-        <w:rPr>
-          <w:sz w:val="24"/>
-          <w:lang w:eastAsia="en-IN"/>
-        </w:rPr>
-      </w:pPr>
-      <w:r>
-        <w:rPr>
-          <w:sz w:val="24"/>
-          <w:lang w:eastAsia="en-IN"/>
+        <w:pStyle w:val="Title"/>
+        <w:rPr>
+          <w:rStyle w:val="IntenseReference"/>
+          <w:sz w:val="36"/>
+          <w:szCs w:val="36"/>
+        </w:rPr>
+      </w:pPr>
+      <w:r>
+        <w:rPr>
+          <w:rStyle w:val="IntenseReference"/>
+          <w:sz w:val="36"/>
+          <w:szCs w:val="36"/>
         </w:rPr>
         <w:t>Sr. Data Scientist/ ML engineer</w:t>
       </w:r>
     </w:p>
     <w:p>
       <w:pPr>
-        <w:spacing w:after="0" w:line="240" w:lineRule="auto"/>
-        <w:textAlignment w:val="top"/>
-        <w:outlineLvl w:val="2"/>
-        <w:rPr>
-          <w:sz w:val="24"/>
-          <w:lang w:eastAsia="en-IN"/>
-        </w:rPr>
-      </w:pPr>
-      <w:r>
-        <w:rPr>
-          <w:sz w:val="24"/>
-          <w:lang w:eastAsia="en-IN"/>
-        </w:rPr>
-        <w:t xml:space="preserve">628-629-6129 </w:t>
+        <w:rPr>
+          <w:rStyle w:val="IntenseReference"/>
+          <w:sz w:val="36"/>
+          <w:szCs w:val="36"/>
+        </w:rPr>
+      </w:pPr>
+      <w:r>
+        <w:rPr>
+          <w:rStyle w:val="IntenseReference"/>
+          <w:sz w:val="36"/>
+          <w:szCs w:val="36"/>
+        </w:rPr>
+        <w:t>628 629-6129</w:t>
+      </w:r>
+      <w:r>
+        <w:rPr>
+          <w:rStyle w:val="IntenseReference"/>
+          <w:sz w:val="36"/>
+          <w:szCs w:val="36"/>
+        </w:rPr>
+        <w:t xml:space="preserve"> </w:t>
       </w:r>
     </w:p>
     <w:p>
@@ -229,6 +244,33 @@
           <w:sz w:val="24"/>
           <w:lang w:eastAsia="en-IN"/>
         </w:rPr>
+        <w:t>Specialized in leveraging AI for visual effects (VFX)</w:t>
+      </w:r>
+      <w:r>
+        <w:rPr>
+          <w:sz w:val="24"/>
+          <w:lang w:eastAsia="en-IN"/>
+        </w:rPr>
+        <w:t>.</w:t>
+      </w:r>
+    </w:p>
+    <w:p>
+      <w:pPr>
+        <w:pStyle w:val="NoSpacing"/>
+        <w:numPr>
+          <w:ilvl w:val="0"/>
+          <w:numId w:val="1"/>
+        </w:numPr>
+        <w:rPr>
+          <w:sz w:val="24"/>
+          <w:lang w:eastAsia="en-IN"/>
+        </w:rPr>
+      </w:pPr>
+      <w:r>
+        <w:rPr>
+          <w:sz w:val="24"/>
+          <w:lang w:eastAsia="en-IN"/>
+        </w:rPr>
         <w:t>Implemented fine-tuning strategies (</w:t>
       </w:r>
       <w:r>
@@ -1341,6 +1383,7 @@
           <w:sz w:val="24"/>
           <w:lang w:eastAsia="en-IN"/>
         </w:rPr>
+        <w:lastRenderedPageBreak/>
         <w:t xml:space="preserve">Experience with </w:t>
       </w:r>
       <w:bookmarkStart w:id="2" w:name="_Hlk150850470"/>
@@ -1470,33 +1513,6 @@
         </w:rPr>
         <w:t>.</w:t>
       </w:r>
-    </w:p>
-    <w:p>
-      <w:pPr>
-        <w:pStyle w:val="NoSpacing"/>
-        <w:rPr>
-          <w:sz w:val="24"/>
-          <w:lang w:eastAsia="en-IN"/>
-        </w:rPr>
-      </w:pPr>
-    </w:p>
-    <w:p>
-      <w:pPr>
-        <w:pStyle w:val="NoSpacing"/>
-        <w:rPr>
-          <w:sz w:val="24"/>
-          <w:lang w:eastAsia="en-IN"/>
-        </w:rPr>
-      </w:pPr>
-    </w:p>
-    <w:p>
-      <w:pPr>
-        <w:pStyle w:val="NoSpacing"/>
-        <w:rPr>
-          <w:sz w:val="24"/>
-          <w:lang w:eastAsia="en-IN"/>
-        </w:rPr>
-      </w:pPr>
     </w:p>
     <w:p>
       <w:pPr>
@@ -1920,15 +1936,6 @@
     </w:p>
     <w:p>
       <w:pPr>
-        <w:spacing w:before="150" w:after="0" w:line="240" w:lineRule="auto"/>
-        <w:rPr>
-          <w:sz w:val="24"/>
-          <w:lang w:eastAsia="en-IN"/>
-        </w:rPr>
-      </w:pPr>
-    </w:p>
-    <w:p>
-      <w:pPr>
         <w:spacing w:before="210" w:after="0" w:line="240" w:lineRule="auto"/>
         <w:rPr>
           <w:rFonts w:ascii="Helvetica" w:hAnsi="Helvetica" w:cs="Helvetica"/>
@@ -2348,178 +2355,10 @@
           <w:color w:val="000000"/>
           <w:sz w:val="21"/>
           <w:szCs w:val="21"/>
+          <w:u w:val="single"/>
           <w:lang w:val="en-US" w:eastAsia="en-IN"/>
         </w:rPr>
         <w:t>TCS/FEDEX</w:t>
-      </w:r>
-      <w:r>
-        <w:rPr>
-          <w:rFonts w:ascii="Helvetica" w:eastAsia="Times New Roman" w:hAnsi="Helvetica" w:cs="Helvetica"/>
-          <w:b/>
-          <w:bCs/>
-          <w:color w:val="000000"/>
-          <w:sz w:val="21"/>
-          <w:szCs w:val="21"/>
-          <w:lang w:val="en-US" w:eastAsia="en-IN"/>
-        </w:rPr>
-        <w:tab/>
-      </w:r>
-      <w:r>
-        <w:rPr>
-          <w:rFonts w:ascii="Helvetica" w:eastAsia="Times New Roman" w:hAnsi="Helvetica" w:cs="Helvetica"/>
-          <w:b/>
-          <w:bCs/>
-          <w:color w:val="000000"/>
-          <w:sz w:val="21"/>
-          <w:szCs w:val="21"/>
-          <w:lang w:val="en-US" w:eastAsia="en-IN"/>
-        </w:rPr>
-        <w:tab/>
-      </w:r>
-      <w:r>
-        <w:rPr>
-          <w:rFonts w:ascii="Helvetica" w:eastAsia="Times New Roman" w:hAnsi="Helvetica" w:cs="Helvetica"/>
-          <w:b/>
-          <w:bCs/>
-          <w:color w:val="000000"/>
-          <w:sz w:val="21"/>
-          <w:szCs w:val="21"/>
-          <w:lang w:val="en-US" w:eastAsia="en-IN"/>
-        </w:rPr>
-        <w:tab/>
-      </w:r>
-      <w:r>
-        <w:rPr>
-          <w:rFonts w:ascii="Helvetica" w:eastAsia="Times New Roman" w:hAnsi="Helvetica" w:cs="Helvetica"/>
-          <w:b/>
-          <w:bCs/>
-          <w:color w:val="000000"/>
-          <w:sz w:val="21"/>
-          <w:szCs w:val="21"/>
-          <w:lang w:val="en-US" w:eastAsia="en-IN"/>
-        </w:rPr>
-        <w:tab/>
-      </w:r>
-      <w:r>
-        <w:rPr>
-          <w:rFonts w:ascii="Helvetica" w:eastAsia="Times New Roman" w:hAnsi="Helvetica" w:cs="Helvetica"/>
-          <w:b/>
-          <w:bCs/>
-          <w:color w:val="000000"/>
-          <w:sz w:val="21"/>
-          <w:szCs w:val="21"/>
-          <w:lang w:val="en-US" w:eastAsia="en-IN"/>
-        </w:rPr>
-        <w:tab/>
-      </w:r>
-      <w:r>
-        <w:rPr>
-          <w:rFonts w:ascii="Helvetica" w:eastAsia="Times New Roman" w:hAnsi="Helvetica" w:cs="Helvetica"/>
-          <w:b/>
-          <w:bCs/>
-          <w:color w:val="000000"/>
-          <w:sz w:val="21"/>
-          <w:szCs w:val="21"/>
-          <w:lang w:val="en-US" w:eastAsia="en-IN"/>
-        </w:rPr>
-        <w:tab/>
-      </w:r>
-      <w:r>
-        <w:rPr>
-          <w:rFonts w:ascii="Helvetica" w:eastAsia="Times New Roman" w:hAnsi="Helvetica" w:cs="Helvetica"/>
-          <w:b/>
-          <w:bCs/>
-          <w:color w:val="000000"/>
-          <w:sz w:val="21"/>
-          <w:szCs w:val="21"/>
-          <w:lang w:val="en-US" w:eastAsia="en-IN"/>
-        </w:rPr>
-        <w:tab/>
-      </w:r>
-      <w:r>
-        <w:rPr>
-          <w:rFonts w:ascii="Helvetica" w:eastAsia="Times New Roman" w:hAnsi="Helvetica" w:cs="Helvetica"/>
-          <w:b/>
-          <w:bCs/>
-          <w:color w:val="000000"/>
-          <w:sz w:val="21"/>
-          <w:szCs w:val="21"/>
-          <w:lang w:val="en-US" w:eastAsia="en-IN"/>
-        </w:rPr>
-        <w:tab/>
-        <w:t xml:space="preserve">                     September 2024- Present</w:t>
-      </w:r>
-      <w:r>
-        <w:rPr>
-          <w:rFonts w:ascii="Helvetica" w:eastAsia="Times New Roman" w:hAnsi="Helvetica" w:cs="Helvetica"/>
-          <w:b/>
-          <w:bCs/>
-          <w:color w:val="000000"/>
-          <w:sz w:val="21"/>
-          <w:szCs w:val="21"/>
-          <w:lang w:val="en-US" w:eastAsia="en-IN"/>
-        </w:rPr>
-        <w:br/>
-      </w:r>
-      <w:r>
-        <w:rPr>
-          <w:rFonts w:ascii="Helvetica" w:eastAsia="Times New Roman" w:hAnsi="Helvetica" w:cs="Helvetica"/>
-          <w:b/>
-          <w:bCs/>
-          <w:color w:val="000000"/>
-          <w:sz w:val="21"/>
-          <w:szCs w:val="21"/>
-          <w:lang w:eastAsia="en-IN"/>
-        </w:rPr>
-        <w:t>Sr.</w:t>
-      </w:r>
-      <w:r>
-        <w:rPr>
-          <w:rFonts w:ascii="Helvetica" w:eastAsia="Times New Roman" w:hAnsi="Helvetica" w:cs="Helvetica"/>
-          <w:b/>
-          <w:bCs/>
-          <w:color w:val="000000"/>
-          <w:sz w:val="21"/>
-          <w:szCs w:val="21"/>
-          <w:lang w:eastAsia="en-IN"/>
-        </w:rPr>
-        <w:t xml:space="preserve"> Data Scientist/</w:t>
-      </w:r>
-      <w:r>
-        <w:rPr>
-          <w:rFonts w:ascii="Helvetica" w:eastAsia="Times New Roman" w:hAnsi="Helvetica" w:cs="Helvetica"/>
-          <w:b/>
-          <w:bCs/>
-          <w:color w:val="000000"/>
-          <w:sz w:val="21"/>
-          <w:szCs w:val="21"/>
-          <w:lang w:eastAsia="en-IN"/>
-        </w:rPr>
-        <w:t xml:space="preserve"> ML</w:t>
-      </w:r>
-      <w:r>
-        <w:rPr>
-          <w:rFonts w:ascii="Helvetica" w:eastAsia="Times New Roman" w:hAnsi="Helvetica" w:cs="Helvetica"/>
-          <w:b/>
-          <w:bCs/>
-          <w:color w:val="000000"/>
-          <w:sz w:val="21"/>
-          <w:szCs w:val="21"/>
-          <w:lang w:eastAsia="en-IN"/>
-        </w:rPr>
-        <w:t xml:space="preserve"> </w:t>
-      </w:r>
-      <w:r>
-        <w:rPr>
-          <w:rFonts w:ascii="Helvetica" w:eastAsia="Times New Roman" w:hAnsi="Helvetica" w:cs="Helvetica"/>
-          <w:b/>
-          <w:bCs/>
-          <w:color w:val="000000"/>
-          <w:sz w:val="21"/>
-          <w:szCs w:val="21"/>
-          <w:lang w:eastAsia="en-IN"/>
-        </w:rPr>
-        <w:t>Ops Engineer</w:t>
       </w:r>
       <w:r>
         <w:rPr>
@@ -2530,6 +2369,165 @@
           <w:sz w:val="21"/>
           <w:szCs w:val="21"/>
           <w:u w:val="single"/>
+          <w:lang w:val="en-US" w:eastAsia="en-IN"/>
+        </w:rPr>
+        <w:tab/>
+      </w:r>
+      <w:r>
+        <w:rPr>
+          <w:rFonts w:ascii="Helvetica" w:eastAsia="Times New Roman" w:hAnsi="Helvetica" w:cs="Helvetica"/>
+          <w:b/>
+          <w:bCs/>
+          <w:color w:val="000000"/>
+          <w:sz w:val="21"/>
+          <w:szCs w:val="21"/>
+          <w:u w:val="single"/>
+          <w:lang w:val="en-US" w:eastAsia="en-IN"/>
+        </w:rPr>
+        <w:tab/>
+      </w:r>
+      <w:r>
+        <w:rPr>
+          <w:rFonts w:ascii="Helvetica" w:eastAsia="Times New Roman" w:hAnsi="Helvetica" w:cs="Helvetica"/>
+          <w:b/>
+          <w:bCs/>
+          <w:color w:val="000000"/>
+          <w:sz w:val="21"/>
+          <w:szCs w:val="21"/>
+          <w:u w:val="single"/>
+          <w:lang w:val="en-US" w:eastAsia="en-IN"/>
+        </w:rPr>
+        <w:tab/>
+      </w:r>
+      <w:r>
+        <w:rPr>
+          <w:rFonts w:ascii="Helvetica" w:eastAsia="Times New Roman" w:hAnsi="Helvetica" w:cs="Helvetica"/>
+          <w:b/>
+          <w:bCs/>
+          <w:color w:val="000000"/>
+          <w:sz w:val="21"/>
+          <w:szCs w:val="21"/>
+          <w:u w:val="single"/>
+          <w:lang w:val="en-US" w:eastAsia="en-IN"/>
+        </w:rPr>
+        <w:tab/>
+      </w:r>
+      <w:r>
+        <w:rPr>
+          <w:rFonts w:ascii="Helvetica" w:eastAsia="Times New Roman" w:hAnsi="Helvetica" w:cs="Helvetica"/>
+          <w:b/>
+          <w:bCs/>
+          <w:color w:val="000000"/>
+          <w:sz w:val="21"/>
+          <w:szCs w:val="21"/>
+          <w:u w:val="single"/>
+          <w:lang w:val="en-US" w:eastAsia="en-IN"/>
+        </w:rPr>
+        <w:tab/>
+      </w:r>
+      <w:r>
+        <w:rPr>
+          <w:rFonts w:ascii="Helvetica" w:eastAsia="Times New Roman" w:hAnsi="Helvetica" w:cs="Helvetica"/>
+          <w:b/>
+          <w:bCs/>
+          <w:color w:val="000000"/>
+          <w:sz w:val="21"/>
+          <w:szCs w:val="21"/>
+          <w:u w:val="single"/>
+          <w:lang w:val="en-US" w:eastAsia="en-IN"/>
+        </w:rPr>
+        <w:tab/>
+      </w:r>
+      <w:r>
+        <w:rPr>
+          <w:rFonts w:ascii="Helvetica" w:eastAsia="Times New Roman" w:hAnsi="Helvetica" w:cs="Helvetica"/>
+          <w:b/>
+          <w:bCs/>
+          <w:color w:val="000000"/>
+          <w:sz w:val="21"/>
+          <w:szCs w:val="21"/>
+          <w:u w:val="single"/>
+          <w:lang w:val="en-US" w:eastAsia="en-IN"/>
+        </w:rPr>
+        <w:tab/>
+      </w:r>
+      <w:r>
+        <w:rPr>
+          <w:rFonts w:ascii="Helvetica" w:eastAsia="Times New Roman" w:hAnsi="Helvetica" w:cs="Helvetica"/>
+          <w:b/>
+          <w:bCs/>
+          <w:color w:val="000000"/>
+          <w:sz w:val="21"/>
+          <w:szCs w:val="21"/>
+          <w:u w:val="single"/>
+          <w:lang w:val="en-US" w:eastAsia="en-IN"/>
+        </w:rPr>
+        <w:tab/>
+        <w:t xml:space="preserve">                     September 2024- Present</w:t>
+      </w:r>
+      <w:r>
+        <w:rPr>
+          <w:rFonts w:ascii="Helvetica" w:eastAsia="Times New Roman" w:hAnsi="Helvetica" w:cs="Helvetica"/>
+          <w:b/>
+          <w:bCs/>
+          <w:color w:val="000000"/>
+          <w:sz w:val="21"/>
+          <w:szCs w:val="21"/>
+          <w:u w:val="single"/>
+          <w:lang w:val="en-US" w:eastAsia="en-IN"/>
+        </w:rPr>
+        <w:br/>
+      </w:r>
+      <w:r>
+        <w:rPr>
+          <w:rFonts w:ascii="Helvetica" w:eastAsia="Times New Roman" w:hAnsi="Helvetica" w:cs="Helvetica"/>
+          <w:b/>
+          <w:bCs/>
+          <w:color w:val="000000"/>
+          <w:sz w:val="21"/>
+          <w:szCs w:val="21"/>
+          <w:u w:val="single"/>
+          <w:lang w:eastAsia="en-IN"/>
+        </w:rPr>
+        <w:t xml:space="preserve">Sr. </w:t>
+      </w:r>
+      <w:proofErr w:type="spellStart"/>
+      <w:r>
+        <w:rPr>
+          <w:rFonts w:ascii="Helvetica" w:eastAsia="Times New Roman" w:hAnsi="Helvetica" w:cs="Helvetica"/>
+          <w:b/>
+          <w:bCs/>
+          <w:color w:val="000000"/>
+          <w:sz w:val="21"/>
+          <w:szCs w:val="21"/>
+          <w:u w:val="single"/>
+          <w:lang w:eastAsia="en-IN"/>
+        </w:rPr>
+        <w:t>MLOps</w:t>
+      </w:r>
+      <w:proofErr w:type="spellEnd"/>
+      <w:r>
+        <w:rPr>
+          <w:rFonts w:ascii="Helvetica" w:eastAsia="Times New Roman" w:hAnsi="Helvetica" w:cs="Helvetica"/>
+          <w:b/>
+          <w:bCs/>
+          <w:color w:val="000000"/>
+          <w:sz w:val="21"/>
+          <w:szCs w:val="21"/>
+          <w:u w:val="single"/>
+          <w:lang w:eastAsia="en-IN"/>
+        </w:rPr>
+        <w:t xml:space="preserve"> Engineer</w:t>
+      </w:r>
+      <w:r>
+        <w:rPr>
+          <w:rFonts w:ascii="Helvetica" w:eastAsia="Times New Roman" w:hAnsi="Helvetica" w:cs="Helvetica"/>
+          <w:b/>
+          <w:bCs/>
+          <w:color w:val="000000"/>
+          <w:sz w:val="21"/>
+          <w:szCs w:val="21"/>
+          <w:u w:val="single"/>
           <w:lang w:eastAsia="en-IN"/>
         </w:rPr>
         <w:br/>
@@ -2891,7 +2889,7 @@
           <w:szCs w:val="24"/>
           <w:lang w:eastAsia="en-IN"/>
         </w:rPr>
-        <w:t>Integrated AI insights into business intelligence dashboards for decision-makers.</w:t>
+        <w:t>Cut the retraining processing time from 70 hours to 7 hours by leveraging GPU clusters, significantly improving the efficiency of regular retraining cycles while maintaining cost-effectiveness.</w:t>
       </w:r>
     </w:p>
     <w:p>
@@ -2916,7 +2914,7 @@
           <w:szCs w:val="24"/>
           <w:lang w:eastAsia="en-IN"/>
         </w:rPr>
-        <w:t xml:space="preserve">Developed text summarization, sentiment analysis, and topic </w:t>
+        <w:t xml:space="preserve">Automated metric tracking with </w:t>
       </w:r>
       <w:proofErr w:type="spellStart"/>
       <w:r>
@@ -2925,7 +2923,7 @@
           <w:szCs w:val="24"/>
           <w:lang w:eastAsia="en-IN"/>
         </w:rPr>
-        <w:t>modeling</w:t>
+        <w:t>MLflow</w:t>
       </w:r>
       <w:proofErr w:type="spellEnd"/>
       <w:r>
@@ -2934,7 +2932,7 @@
           <w:szCs w:val="24"/>
           <w:lang w:eastAsia="en-IN"/>
         </w:rPr>
-        <w:t xml:space="preserve"> models using Hugging Face Transformers.</w:t>
+        <w:t>, eliminating manual errors and ensuring reliable performance evaluation, contributing to more accurate model promotions to production.</w:t>
       </w:r>
     </w:p>
     <w:p>
@@ -2959,7 +2957,25 @@
           <w:szCs w:val="24"/>
           <w:lang w:eastAsia="en-IN"/>
         </w:rPr>
-        <w:t>Cut the retraining processing time from 70 hours to 7 hours by leveraging GPU clusters, significantly improving the efficiency of regular retraining cycles while maintaining cost-effectiveness.</w:t>
+        <w:t xml:space="preserve">Centralized experiment tracking and comparison of model performance using </w:t>
+      </w:r>
+      <w:proofErr w:type="spellStart"/>
+      <w:r>
+        <w:rPr>
+          <w:sz w:val="24"/>
+          <w:szCs w:val="24"/>
+          <w:lang w:eastAsia="en-IN"/>
+        </w:rPr>
+        <w:t>MLflow</w:t>
+      </w:r>
+      <w:proofErr w:type="spellEnd"/>
+      <w:r>
+        <w:rPr>
+          <w:sz w:val="24"/>
+          <w:szCs w:val="24"/>
+          <w:lang w:eastAsia="en-IN"/>
+        </w:rPr>
+        <w:t>, facilitating faster iterations and enabling data-driven decision-making for selecting the best model versions.</w:t>
       </w:r>
     </w:p>
     <w:p>
@@ -2984,25 +3000,7 @@
           <w:szCs w:val="24"/>
           <w:lang w:eastAsia="en-IN"/>
         </w:rPr>
-        <w:t xml:space="preserve">Automated metric tracking with </w:t>
-      </w:r>
-      <w:proofErr w:type="spellStart"/>
-      <w:r>
-        <w:rPr>
-          <w:sz w:val="24"/>
-          <w:szCs w:val="24"/>
-          <w:lang w:eastAsia="en-IN"/>
-        </w:rPr>
-        <w:t>MLflow</w:t>
-      </w:r>
-      <w:proofErr w:type="spellEnd"/>
-      <w:r>
-        <w:rPr>
-          <w:sz w:val="24"/>
-          <w:szCs w:val="24"/>
-          <w:lang w:eastAsia="en-IN"/>
-        </w:rPr>
-        <w:t>, eliminating manual errors and ensuring reliable performance evaluation, contributing to more accurate model promotions to production.</w:t>
+        <w:t xml:space="preserve">Developed SageMaker training jobs to automatically scale based on resource requirements, ensuring cost-efficient model training without compromising performance. </w:t>
       </w:r>
     </w:p>
     <w:p>
@@ -3027,25 +3025,7 @@
           <w:szCs w:val="24"/>
           <w:lang w:eastAsia="en-IN"/>
         </w:rPr>
-        <w:t xml:space="preserve">Centralized experiment tracking and comparison of model performance using </w:t>
-      </w:r>
-      <w:proofErr w:type="spellStart"/>
-      <w:r>
-        <w:rPr>
-          <w:sz w:val="24"/>
-          <w:szCs w:val="24"/>
-          <w:lang w:eastAsia="en-IN"/>
-        </w:rPr>
-        <w:t>MLflow</w:t>
-      </w:r>
-      <w:proofErr w:type="spellEnd"/>
-      <w:r>
-        <w:rPr>
-          <w:sz w:val="24"/>
-          <w:szCs w:val="24"/>
-          <w:lang w:eastAsia="en-IN"/>
-        </w:rPr>
-        <w:t>, facilitating faster iterations and enabling data-driven decision-making for selecting the best model versions.</w:t>
+        <w:t>Implemented automated model tuning using SageMaker Hyperparameter Tuning jobs, optimizing model parameters and enhancing model performance while reducing manual effort.</w:t>
       </w:r>
     </w:p>
     <w:p>
@@ -3070,7 +3050,7 @@
           <w:szCs w:val="24"/>
           <w:lang w:eastAsia="en-IN"/>
         </w:rPr>
-        <w:t xml:space="preserve">Developed SageMaker training jobs to automatically scale based on resource requirements, ensuring cost-efficient model training without compromising performance. </w:t>
+        <w:t>Improved reproducibility and streamlined workflows, reducing errors and ensuring that model performance met operational requirements.</w:t>
       </w:r>
     </w:p>
     <w:p>
@@ -3095,7 +3075,7 @@
           <w:szCs w:val="24"/>
           <w:lang w:eastAsia="en-IN"/>
         </w:rPr>
-        <w:t>Implemented automated model tuning using SageMaker Hyperparameter Tuning jobs, optimizing model parameters and enhancing model performance while reducing manual effort.</w:t>
+        <w:t>Optimized workflows for future growth by exploring parallelization, dynamic embedding generation, and model registry integration, preparing the system to handle increasing data complexity and dynamic updates.</w:t>
       </w:r>
     </w:p>
     <w:p>
@@ -3120,7 +3100,7 @@
           <w:szCs w:val="24"/>
           <w:lang w:eastAsia="en-IN"/>
         </w:rPr>
-        <w:t>Improved reproducibility and streamlined workflows, reducing errors and ensuring that model performance met operational requirements.</w:t>
+        <w:t>Implemented governance frameworks to ensure models in production were properly monitored and tracked, guaranteeing continued reliability and performance even as the system scaled.</w:t>
       </w:r>
     </w:p>
     <w:p>
@@ -3145,57 +3125,6 @@
           <w:szCs w:val="24"/>
           <w:lang w:eastAsia="en-IN"/>
         </w:rPr>
-        <w:t>Optimized workflows for future growth by exploring parallelization, dynamic embedding generation, and model registry integration, preparing the system to handle increasing data complexity and dynamic updates.</w:t>
-      </w:r>
-    </w:p>
-    <w:p>
-      <w:pPr>
-        <w:numPr>
-          <w:ilvl w:val="0"/>
-          <w:numId w:val="2"/>
-        </w:numPr>
-        <w:tabs>
-          <w:tab w:val="clear" w:pos="840"/>
-          <w:tab w:val="left" w:pos="420"/>
-        </w:tabs>
-        <w:rPr>
-          <w:sz w:val="24"/>
-          <w:szCs w:val="24"/>
-          <w:lang w:eastAsia="en-IN"/>
-        </w:rPr>
-      </w:pPr>
-      <w:r>
-        <w:rPr>
-          <w:sz w:val="24"/>
-          <w:szCs w:val="24"/>
-          <w:lang w:eastAsia="en-IN"/>
-        </w:rPr>
-        <w:t>Implemented governance frameworks to ensure models in production were properly monitored and tracked, guaranteeing continued reliability and performance even as the system scaled.</w:t>
-      </w:r>
-    </w:p>
-    <w:p>
-      <w:pPr>
-        <w:numPr>
-          <w:ilvl w:val="0"/>
-          <w:numId w:val="2"/>
-        </w:numPr>
-        <w:tabs>
-          <w:tab w:val="clear" w:pos="840"/>
-          <w:tab w:val="left" w:pos="420"/>
-        </w:tabs>
-        <w:rPr>
-          <w:sz w:val="24"/>
-          <w:szCs w:val="24"/>
-          <w:lang w:eastAsia="en-IN"/>
-        </w:rPr>
-      </w:pPr>
-      <w:r>
-        <w:rPr>
-          <w:sz w:val="24"/>
-          <w:szCs w:val="24"/>
-          <w:lang w:eastAsia="en-IN"/>
-        </w:rPr>
-        <w:lastRenderedPageBreak/>
         <w:t>Leveraged SageMaker’s distributed training capabilities to speed up model training and handle large datasets efficiently, significantly reducing training time for complex models.</w:t>
       </w:r>
     </w:p>
@@ -3326,7 +3255,25 @@
     </w:p>
     <w:p>
       <w:pPr>
-        <w:spacing w:before="150" w:after="0" w:line="240" w:lineRule="auto"/>
+        <w:rPr>
+          <w:sz w:val="24"/>
+          <w:szCs w:val="24"/>
+          <w:lang w:eastAsia="en-IN"/>
+        </w:rPr>
+      </w:pPr>
+    </w:p>
+    <w:p>
+      <w:pPr>
+        <w:rPr>
+          <w:sz w:val="24"/>
+          <w:szCs w:val="24"/>
+          <w:lang w:eastAsia="en-IN"/>
+        </w:rPr>
+      </w:pPr>
+    </w:p>
+    <w:p>
+      <w:pPr>
+        <w:spacing w:after="0" w:line="240" w:lineRule="auto"/>
         <w:rPr>
           <w:rFonts w:ascii="Helvetica" w:eastAsia="Times New Roman" w:hAnsi="Helvetica" w:cs="Helvetica"/>
           <w:b/>
@@ -3335,13 +3282,11 @@
           <w:sz w:val="21"/>
           <w:szCs w:val="21"/>
           <w:u w:val="single"/>
-          <w:lang w:eastAsia="en-IN"/>
-        </w:rPr>
-      </w:pPr>
-    </w:p>
-    <w:p>
-      <w:pPr>
-        <w:spacing w:before="150" w:after="0" w:line="240" w:lineRule="auto"/>
+          <w:lang w:val="en-US" w:eastAsia="en-IN"/>
+        </w:rPr>
+      </w:pPr>
+      <w:proofErr w:type="spellStart"/>
+      <w:r>
         <w:rPr>
           <w:rFonts w:ascii="Helvetica" w:eastAsia="Times New Roman" w:hAnsi="Helvetica" w:cs="Helvetica"/>
           <w:b/>
@@ -3352,115 +3297,10 @@
           <w:u w:val="single"/>
           <w:lang w:eastAsia="en-IN"/>
         </w:rPr>
-      </w:pPr>
-    </w:p>
-    <w:p>
-      <w:pPr>
-        <w:spacing w:after="0" w:line="240" w:lineRule="auto"/>
-        <w:rPr>
-          <w:rFonts w:ascii="Helvetica" w:eastAsia="Times New Roman" w:hAnsi="Helvetica" w:cs="Helvetica"/>
-          <w:b/>
-          <w:bCs/>
-          <w:color w:val="000000"/>
-          <w:sz w:val="21"/>
-          <w:szCs w:val="21"/>
-          <w:lang w:val="en-US" w:eastAsia="en-IN"/>
-        </w:rPr>
-      </w:pPr>
-      <w:proofErr w:type="spellStart"/>
-      <w:r>
-        <w:rPr>
-          <w:rFonts w:ascii="Helvetica" w:eastAsia="Times New Roman" w:hAnsi="Helvetica" w:cs="Helvetica"/>
-          <w:b/>
-          <w:bCs/>
-          <w:color w:val="000000"/>
-          <w:sz w:val="21"/>
-          <w:szCs w:val="21"/>
-          <w:lang w:eastAsia="en-IN"/>
-        </w:rPr>
         <w:t>Ebay</w:t>
       </w:r>
       <w:proofErr w:type="spellEnd"/>
       <w:r>
-        <w:rPr>
-          <w:rFonts w:ascii="Helvetica" w:eastAsia="Times New Roman" w:hAnsi="Helvetica" w:cs="Helvetica"/>
-          <w:b/>
-          <w:bCs/>
-          <w:color w:val="000000"/>
-          <w:sz w:val="21"/>
-          <w:szCs w:val="21"/>
-          <w:lang w:eastAsia="en-IN"/>
-        </w:rPr>
-        <w:t xml:space="preserve"> | San Jose, CA                                                                                                      Dec 2021 – </w:t>
-      </w:r>
-      <w:r>
-        <w:rPr>
-          <w:rFonts w:ascii="Helvetica" w:eastAsia="Times New Roman" w:hAnsi="Helvetica" w:cs="Helvetica"/>
-          <w:b/>
-          <w:bCs/>
-          <w:color w:val="000000"/>
-          <w:sz w:val="21"/>
-          <w:szCs w:val="21"/>
-          <w:lang w:val="en-US" w:eastAsia="en-IN"/>
-        </w:rPr>
-        <w:t>August 2024</w:t>
-      </w:r>
-    </w:p>
-    <w:p>
-      <w:pPr>
-        <w:spacing w:after="0" w:line="240" w:lineRule="auto"/>
-        <w:rPr>
-          <w:rFonts w:ascii="Helvetica" w:eastAsia="Times New Roman" w:hAnsi="Helvetica" w:cs="Helvetica"/>
-          <w:b/>
-          <w:bCs/>
-          <w:color w:val="000000"/>
-          <w:sz w:val="21"/>
-          <w:szCs w:val="21"/>
-          <w:lang w:eastAsia="en-IN"/>
-        </w:rPr>
-      </w:pPr>
-      <w:r>
-        <w:rPr>
-          <w:rFonts w:ascii="Helvetica" w:eastAsia="Times New Roman" w:hAnsi="Helvetica" w:cs="Helvetica"/>
-          <w:b/>
-          <w:bCs/>
-          <w:color w:val="000000"/>
-          <w:sz w:val="21"/>
-          <w:szCs w:val="21"/>
-          <w:lang w:eastAsia="en-IN"/>
-        </w:rPr>
-        <w:t xml:space="preserve">Sr. Data Scientist / </w:t>
-      </w:r>
-      <w:proofErr w:type="spellStart"/>
-      <w:r>
-        <w:rPr>
-          <w:rFonts w:ascii="Helvetica" w:eastAsia="Times New Roman" w:hAnsi="Helvetica" w:cs="Helvetica"/>
-          <w:b/>
-          <w:bCs/>
-          <w:color w:val="000000"/>
-          <w:sz w:val="21"/>
-          <w:szCs w:val="21"/>
-          <w:lang w:eastAsia="en-IN"/>
-        </w:rPr>
-        <w:t>MLops</w:t>
-      </w:r>
-      <w:proofErr w:type="spellEnd"/>
-      <w:r>
-        <w:rPr>
-          <w:rFonts w:ascii="Helvetica" w:eastAsia="Times New Roman" w:hAnsi="Helvetica" w:cs="Helvetica"/>
-          <w:b/>
-          <w:bCs/>
-          <w:color w:val="000000"/>
-          <w:sz w:val="21"/>
-          <w:szCs w:val="21"/>
-          <w:lang w:eastAsia="en-IN"/>
-        </w:rPr>
-        <w:t xml:space="preserve"> Engineer</w:t>
-      </w:r>
-    </w:p>
-    <w:p>
-      <w:pPr>
-        <w:spacing w:after="0" w:line="240" w:lineRule="auto"/>
         <w:rPr>
           <w:rFonts w:ascii="Helvetica" w:eastAsia="Times New Roman" w:hAnsi="Helvetica" w:cs="Helvetica"/>
           <w:b/>
@@ -3471,7 +3311,8 @@
           <w:u w:val="single"/>
           <w:lang w:eastAsia="en-IN"/>
         </w:rPr>
-      </w:pPr>
+        <w:t xml:space="preserve"> | San Jose, CA                                                                                                      Dec 2021 – </w:t>
+      </w:r>
       <w:r>
         <w:rPr>
           <w:rFonts w:ascii="Helvetica" w:eastAsia="Times New Roman" w:hAnsi="Helvetica" w:cs="Helvetica"/>
@@ -3481,9 +3322,9 @@
           <w:sz w:val="21"/>
           <w:szCs w:val="21"/>
           <w:u w:val="single"/>
-          <w:lang w:eastAsia="en-IN"/>
-        </w:rPr>
-        <w:t>Responsibilities:</w:t>
+          <w:lang w:val="en-US" w:eastAsia="en-IN"/>
+        </w:rPr>
+        <w:t>August 2024</w:t>
       </w:r>
     </w:p>
     <w:p>
@@ -3496,6 +3337,90 @@
           <w:color w:val="000000"/>
           <w:sz w:val="21"/>
           <w:szCs w:val="21"/>
+          <w:u w:val="single"/>
+          <w:lang w:eastAsia="en-IN"/>
+        </w:rPr>
+      </w:pPr>
+      <w:r>
+        <w:rPr>
+          <w:rFonts w:ascii="Helvetica" w:eastAsia="Times New Roman" w:hAnsi="Helvetica" w:cs="Helvetica"/>
+          <w:b/>
+          <w:bCs/>
+          <w:color w:val="000000"/>
+          <w:sz w:val="21"/>
+          <w:szCs w:val="21"/>
+          <w:u w:val="single"/>
+          <w:lang w:eastAsia="en-IN"/>
+        </w:rPr>
+        <w:t xml:space="preserve">Sr. Data Scientist / </w:t>
+      </w:r>
+      <w:proofErr w:type="spellStart"/>
+      <w:r>
+        <w:rPr>
+          <w:rFonts w:ascii="Helvetica" w:eastAsia="Times New Roman" w:hAnsi="Helvetica" w:cs="Helvetica"/>
+          <w:b/>
+          <w:bCs/>
+          <w:color w:val="000000"/>
+          <w:sz w:val="21"/>
+          <w:szCs w:val="21"/>
+          <w:u w:val="single"/>
+          <w:lang w:eastAsia="en-IN"/>
+        </w:rPr>
+        <w:t>MLops</w:t>
+      </w:r>
+      <w:proofErr w:type="spellEnd"/>
+      <w:r>
+        <w:rPr>
+          <w:rFonts w:ascii="Helvetica" w:eastAsia="Times New Roman" w:hAnsi="Helvetica" w:cs="Helvetica"/>
+          <w:b/>
+          <w:bCs/>
+          <w:color w:val="000000"/>
+          <w:sz w:val="21"/>
+          <w:szCs w:val="21"/>
+          <w:u w:val="single"/>
+          <w:lang w:eastAsia="en-IN"/>
+        </w:rPr>
+        <w:t xml:space="preserve"> Engineer</w:t>
+      </w:r>
+    </w:p>
+    <w:p>
+      <w:pPr>
+        <w:spacing w:after="0" w:line="240" w:lineRule="auto"/>
+        <w:rPr>
+          <w:rFonts w:ascii="Helvetica" w:eastAsia="Times New Roman" w:hAnsi="Helvetica" w:cs="Helvetica"/>
+          <w:b/>
+          <w:bCs/>
+          <w:color w:val="000000"/>
+          <w:sz w:val="21"/>
+          <w:szCs w:val="21"/>
+          <w:u w:val="single"/>
+          <w:lang w:eastAsia="en-IN"/>
+        </w:rPr>
+      </w:pPr>
+      <w:r>
+        <w:rPr>
+          <w:rFonts w:ascii="Helvetica" w:eastAsia="Times New Roman" w:hAnsi="Helvetica" w:cs="Helvetica"/>
+          <w:b/>
+          <w:bCs/>
+          <w:color w:val="000000"/>
+          <w:sz w:val="21"/>
+          <w:szCs w:val="21"/>
+          <w:u w:val="single"/>
+          <w:lang w:eastAsia="en-IN"/>
+        </w:rPr>
+        <w:t>Responsibilities:</w:t>
+      </w:r>
+    </w:p>
+    <w:p>
+      <w:pPr>
+        <w:spacing w:after="0" w:line="240" w:lineRule="auto"/>
+        <w:rPr>
+          <w:rFonts w:ascii="Helvetica" w:eastAsia="Times New Roman" w:hAnsi="Helvetica" w:cs="Helvetica"/>
+          <w:b/>
+          <w:bCs/>
+          <w:color w:val="000000"/>
+          <w:sz w:val="21"/>
+          <w:szCs w:val="21"/>
           <w:lang w:eastAsia="en-IN"/>
         </w:rPr>
       </w:pPr>
@@ -4502,7 +4427,6 @@
         </w:rPr>
         <w:t xml:space="preserve">Performed data cleaning and feature selection using </w:t>
       </w:r>
-      <w:proofErr w:type="spellStart"/>
       <w:r>
         <w:rPr>
           <w:b/>
@@ -4512,7 +4436,6 @@
         </w:rPr>
         <w:t>MLlib</w:t>
       </w:r>
-      <w:proofErr w:type="spellEnd"/>
       <w:r>
         <w:rPr>
           <w:sz w:val="24"/>
@@ -4714,7 +4637,6 @@
           <w:sz w:val="24"/>
           <w:lang w:eastAsia="en-IN"/>
         </w:rPr>
-        <w:lastRenderedPageBreak/>
         <w:t>Designed and implemented end-to-end deployment automation for applications in Azure Kubernetes Service (</w:t>
       </w:r>
       <w:r>
@@ -4843,6 +4765,7 @@
           <w:sz w:val="24"/>
           <w:lang w:eastAsia="en-IN"/>
         </w:rPr>
+        <w:lastRenderedPageBreak/>
         <w:t>Utilized Kubernetes (</w:t>
       </w:r>
       <w:proofErr w:type="spellStart"/>
@@ -5352,31 +5275,87 @@
     </w:p>
     <w:p>
       <w:pPr>
-        <w:spacing w:before="150" w:after="0" w:line="240" w:lineRule="auto"/>
+        <w:spacing w:after="0" w:line="240" w:lineRule="auto"/>
         <w:rPr>
           <w:rFonts w:ascii="Helvetica" w:eastAsia="Times New Roman" w:hAnsi="Helvetica" w:cs="Helvetica"/>
           <w:color w:val="25313D"/>
           <w:sz w:val="21"/>
           <w:szCs w:val="21"/>
-          <w:lang w:eastAsia="en-IN"/>
-        </w:rPr>
-      </w:pPr>
-    </w:p>
-    <w:p>
-      <w:pPr>
-        <w:spacing w:before="150" w:after="0" w:line="240" w:lineRule="auto"/>
+          <w:u w:val="single"/>
+          <w:lang w:eastAsia="en-IN"/>
+        </w:rPr>
+      </w:pPr>
+      <w:r>
+        <w:rPr>
+          <w:rFonts w:ascii="Helvetica" w:eastAsia="Times New Roman" w:hAnsi="Helvetica" w:cs="Helvetica"/>
+          <w:b/>
+          <w:bCs/>
+          <w:color w:val="000000"/>
+          <w:sz w:val="21"/>
+          <w:szCs w:val="21"/>
+          <w:u w:val="single"/>
+          <w:lang w:eastAsia="en-IN"/>
+        </w:rPr>
+        <w:t>Kaiser Permanente | Oakland, CA                                                                                       Jan 2020 – Jun 2021</w:t>
+      </w:r>
+    </w:p>
+    <w:p>
+      <w:pPr>
+        <w:spacing w:after="0" w:line="240" w:lineRule="auto"/>
         <w:rPr>
           <w:rFonts w:ascii="Helvetica" w:eastAsia="Times New Roman" w:hAnsi="Helvetica" w:cs="Helvetica"/>
           <w:color w:val="25313D"/>
           <w:sz w:val="21"/>
           <w:szCs w:val="21"/>
-          <w:lang w:eastAsia="en-IN"/>
-        </w:rPr>
-      </w:pPr>
-    </w:p>
-    <w:p>
-      <w:pPr>
-        <w:spacing w:before="150" w:after="0" w:line="240" w:lineRule="auto"/>
+          <w:u w:val="single"/>
+          <w:lang w:eastAsia="en-IN"/>
+        </w:rPr>
+      </w:pPr>
+      <w:r>
+        <w:rPr>
+          <w:rFonts w:ascii="Helvetica" w:eastAsia="Times New Roman" w:hAnsi="Helvetica" w:cs="Helvetica"/>
+          <w:b/>
+          <w:bCs/>
+          <w:color w:val="000000"/>
+          <w:sz w:val="21"/>
+          <w:szCs w:val="21"/>
+          <w:u w:val="single"/>
+          <w:lang w:eastAsia="en-IN"/>
+        </w:rPr>
+        <w:t xml:space="preserve">Sr. Data Scientist </w:t>
+      </w:r>
+    </w:p>
+    <w:p>
+      <w:pPr>
+        <w:spacing w:after="0" w:line="240" w:lineRule="auto"/>
+        <w:rPr>
+          <w:rFonts w:ascii="Helvetica" w:eastAsia="Times New Roman" w:hAnsi="Helvetica" w:cs="Helvetica"/>
+          <w:b/>
+          <w:bCs/>
+          <w:color w:val="000000"/>
+          <w:sz w:val="21"/>
+          <w:szCs w:val="21"/>
+          <w:u w:val="single"/>
+          <w:lang w:eastAsia="en-IN"/>
+        </w:rPr>
+      </w:pPr>
+      <w:r>
+        <w:rPr>
+          <w:rFonts w:ascii="Helvetica" w:eastAsia="Times New Roman" w:hAnsi="Helvetica" w:cs="Helvetica"/>
+          <w:b/>
+          <w:bCs/>
+          <w:color w:val="000000"/>
+          <w:sz w:val="21"/>
+          <w:szCs w:val="21"/>
+          <w:u w:val="single"/>
+          <w:lang w:eastAsia="en-IN"/>
+        </w:rPr>
+        <w:t>Responsibilities:</w:t>
+      </w:r>
+    </w:p>
+    <w:p>
+      <w:pPr>
+        <w:spacing w:after="0" w:line="240" w:lineRule="auto"/>
         <w:rPr>
           <w:rFonts w:ascii="Helvetica" w:eastAsia="Times New Roman" w:hAnsi="Helvetica" w:cs="Helvetica"/>
           <w:color w:val="25313D"/>
@@ -5388,7 +5367,1610 @@
     </w:p>
     <w:p>
       <w:pPr>
-        <w:spacing w:before="150" w:after="0" w:line="240" w:lineRule="auto"/>
+        <w:pStyle w:val="NoSpacing"/>
+        <w:numPr>
+          <w:ilvl w:val="0"/>
+          <w:numId w:val="3"/>
+        </w:numPr>
+        <w:ind w:left="720"/>
+        <w:rPr>
+          <w:sz w:val="24"/>
+          <w:lang w:eastAsia="en-IN"/>
+        </w:rPr>
+      </w:pPr>
+      <w:r>
+        <w:rPr>
+          <w:sz w:val="24"/>
+          <w:lang w:eastAsia="en-IN"/>
+        </w:rPr>
+        <w:t xml:space="preserve">Applied Supervised Machine Learning Algorithms for the </w:t>
+      </w:r>
+      <w:r>
+        <w:rPr>
+          <w:b/>
+          <w:bCs/>
+          <w:sz w:val="24"/>
+          <w:lang w:eastAsia="en-IN"/>
+        </w:rPr>
+        <w:t>predictive modelling</w:t>
+      </w:r>
+      <w:r>
+        <w:rPr>
+          <w:sz w:val="24"/>
+          <w:lang w:eastAsia="en-IN"/>
+        </w:rPr>
+        <w:t xml:space="preserve"> to tackle various types of problems: Successful Transition from Skilled nursing facility, identify predictors for </w:t>
+      </w:r>
+      <w:proofErr w:type="spellStart"/>
+      <w:r>
+        <w:rPr>
+          <w:sz w:val="24"/>
+          <w:lang w:eastAsia="en-IN"/>
+        </w:rPr>
+        <w:t>medicare</w:t>
+      </w:r>
+      <w:proofErr w:type="spellEnd"/>
+      <w:r>
+        <w:rPr>
+          <w:sz w:val="24"/>
+          <w:lang w:eastAsia="en-IN"/>
+        </w:rPr>
+        <w:t xml:space="preserve"> advantage members, lower the cost for mitigating homelessness, issues management.</w:t>
+      </w:r>
+    </w:p>
+    <w:p>
+      <w:pPr>
+        <w:pStyle w:val="NoSpacing"/>
+        <w:numPr>
+          <w:ilvl w:val="0"/>
+          <w:numId w:val="3"/>
+        </w:numPr>
+        <w:ind w:left="720"/>
+        <w:rPr>
+          <w:sz w:val="24"/>
+          <w:lang w:eastAsia="en-IN"/>
+        </w:rPr>
+      </w:pPr>
+      <w:r>
+        <w:rPr>
+          <w:sz w:val="24"/>
+          <w:lang w:eastAsia="en-IN"/>
+        </w:rPr>
+        <w:t>Built a data</w:t>
+      </w:r>
+      <w:r>
+        <w:rPr>
+          <w:b/>
+          <w:bCs/>
+          <w:sz w:val="24"/>
+          <w:lang w:eastAsia="en-IN"/>
+        </w:rPr>
+        <w:t xml:space="preserve"> </w:t>
+      </w:r>
+      <w:r>
+        <w:rPr>
+          <w:sz w:val="24"/>
+          <w:lang w:eastAsia="en-IN"/>
+        </w:rPr>
+        <w:t xml:space="preserve">warehouse by utilizing </w:t>
+      </w:r>
+      <w:r>
+        <w:rPr>
+          <w:b/>
+          <w:sz w:val="24"/>
+          <w:lang w:eastAsia="en-IN"/>
+        </w:rPr>
+        <w:t>ETL</w:t>
+      </w:r>
+      <w:r>
+        <w:rPr>
+          <w:sz w:val="24"/>
+          <w:lang w:eastAsia="en-IN"/>
+        </w:rPr>
+        <w:t xml:space="preserve"> processes with tools such as </w:t>
+      </w:r>
+      <w:r>
+        <w:rPr>
+          <w:b/>
+          <w:bCs/>
+          <w:sz w:val="24"/>
+          <w:lang w:eastAsia="en-IN"/>
+        </w:rPr>
+        <w:t xml:space="preserve">Apache </w:t>
+      </w:r>
+      <w:proofErr w:type="spellStart"/>
+      <w:r>
+        <w:rPr>
+          <w:b/>
+          <w:bCs/>
+          <w:sz w:val="24"/>
+          <w:lang w:eastAsia="en-IN"/>
+        </w:rPr>
+        <w:t>Nifi</w:t>
+      </w:r>
+      <w:proofErr w:type="spellEnd"/>
+      <w:r>
+        <w:rPr>
+          <w:sz w:val="24"/>
+          <w:lang w:eastAsia="en-IN"/>
+        </w:rPr>
+        <w:t xml:space="preserve"> and </w:t>
+      </w:r>
+      <w:r>
+        <w:rPr>
+          <w:b/>
+          <w:bCs/>
+          <w:sz w:val="24"/>
+          <w:lang w:eastAsia="en-IN"/>
+        </w:rPr>
+        <w:t>Apache Hadoop</w:t>
+      </w:r>
+      <w:r>
+        <w:rPr>
+          <w:sz w:val="24"/>
+          <w:lang w:eastAsia="en-IN"/>
+        </w:rPr>
+        <w:t xml:space="preserve"> to gather all the business data related to doctors, patients, prescriptions, orders, and calls from different sources.</w:t>
+      </w:r>
+    </w:p>
+    <w:p>
+      <w:pPr>
+        <w:pStyle w:val="NoSpacing"/>
+        <w:numPr>
+          <w:ilvl w:val="0"/>
+          <w:numId w:val="3"/>
+        </w:numPr>
+        <w:ind w:left="720"/>
+        <w:rPr>
+          <w:sz w:val="24"/>
+          <w:lang w:eastAsia="en-IN"/>
+        </w:rPr>
+      </w:pPr>
+      <w:r>
+        <w:rPr>
+          <w:sz w:val="24"/>
+          <w:lang w:eastAsia="en-IN"/>
+        </w:rPr>
+        <w:t xml:space="preserve">Deployed </w:t>
+      </w:r>
+      <w:r>
+        <w:rPr>
+          <w:b/>
+          <w:bCs/>
+          <w:sz w:val="24"/>
+          <w:lang w:eastAsia="en-IN"/>
+        </w:rPr>
+        <w:t>OpenAI's</w:t>
+      </w:r>
+      <w:r>
+        <w:rPr>
+          <w:sz w:val="24"/>
+          <w:lang w:eastAsia="en-IN"/>
+        </w:rPr>
+        <w:t xml:space="preserve"> advanced machine learning models to </w:t>
+      </w:r>
+      <w:proofErr w:type="spellStart"/>
+      <w:r>
+        <w:rPr>
+          <w:sz w:val="24"/>
+          <w:lang w:eastAsia="en-IN"/>
+        </w:rPr>
+        <w:t>analyze</w:t>
+      </w:r>
+      <w:proofErr w:type="spellEnd"/>
+      <w:r>
+        <w:rPr>
+          <w:sz w:val="24"/>
+          <w:lang w:eastAsia="en-IN"/>
+        </w:rPr>
+        <w:t xml:space="preserve"> patient data and improve healthcare outcomes at Kaiser, contributing to personalized treatment plans and predictive analytics.</w:t>
+      </w:r>
+    </w:p>
+    <w:p>
+      <w:pPr>
+        <w:pStyle w:val="NoSpacing"/>
+        <w:numPr>
+          <w:ilvl w:val="0"/>
+          <w:numId w:val="3"/>
+        </w:numPr>
+        <w:ind w:left="720"/>
+        <w:rPr>
+          <w:sz w:val="24"/>
+          <w:lang w:eastAsia="en-IN"/>
+        </w:rPr>
+      </w:pPr>
+      <w:r>
+        <w:rPr>
+          <w:sz w:val="24"/>
+          <w:lang w:eastAsia="en-IN"/>
+        </w:rPr>
+        <w:t xml:space="preserve">Deployed </w:t>
+      </w:r>
+      <w:r>
+        <w:rPr>
+          <w:b/>
+          <w:bCs/>
+          <w:sz w:val="24"/>
+          <w:lang w:eastAsia="en-IN"/>
+        </w:rPr>
+        <w:t>LLMs</w:t>
+      </w:r>
+      <w:r>
+        <w:rPr>
+          <w:sz w:val="24"/>
+          <w:lang w:eastAsia="en-IN"/>
+        </w:rPr>
+        <w:t xml:space="preserve"> in patient interaction systems to enhance virtual assistants and chatbots, providing patients with accurate and natural language responses, improving communication, and offering personalized healthcare information.</w:t>
+      </w:r>
+    </w:p>
+    <w:p>
+      <w:pPr>
+        <w:pStyle w:val="NoSpacing"/>
+        <w:numPr>
+          <w:ilvl w:val="0"/>
+          <w:numId w:val="3"/>
+        </w:numPr>
+        <w:ind w:left="720"/>
+        <w:rPr>
+          <w:sz w:val="24"/>
+          <w:lang w:eastAsia="en-IN"/>
+        </w:rPr>
+      </w:pPr>
+      <w:r>
+        <w:rPr>
+          <w:sz w:val="24"/>
+          <w:lang w:eastAsia="en-IN"/>
+        </w:rPr>
+        <w:t xml:space="preserve">Developed doctor report cards for real-time insights into their performance over the years. Using </w:t>
+      </w:r>
+      <w:r>
+        <w:rPr>
+          <w:b/>
+          <w:bCs/>
+          <w:sz w:val="24"/>
+          <w:lang w:eastAsia="en-IN"/>
+        </w:rPr>
+        <w:t>Apache</w:t>
+      </w:r>
+      <w:r>
+        <w:rPr>
+          <w:sz w:val="24"/>
+          <w:lang w:eastAsia="en-IN"/>
+        </w:rPr>
+        <w:t xml:space="preserve"> </w:t>
+      </w:r>
+      <w:r>
+        <w:rPr>
+          <w:b/>
+          <w:bCs/>
+          <w:sz w:val="24"/>
+          <w:lang w:eastAsia="en-IN"/>
+        </w:rPr>
+        <w:t>Kafka</w:t>
+      </w:r>
+      <w:r>
+        <w:rPr>
+          <w:sz w:val="24"/>
+          <w:lang w:eastAsia="en-IN"/>
+        </w:rPr>
+        <w:t xml:space="preserve"> for data ingestion and </w:t>
+      </w:r>
+      <w:r>
+        <w:rPr>
+          <w:b/>
+          <w:bCs/>
+          <w:sz w:val="24"/>
+          <w:lang w:eastAsia="en-IN"/>
+        </w:rPr>
+        <w:t>Tableau</w:t>
+      </w:r>
+      <w:r>
+        <w:rPr>
+          <w:sz w:val="24"/>
+          <w:lang w:eastAsia="en-IN"/>
+        </w:rPr>
+        <w:t xml:space="preserve"> integrated with </w:t>
+      </w:r>
+      <w:r>
+        <w:rPr>
+          <w:b/>
+          <w:bCs/>
+          <w:sz w:val="24"/>
+          <w:lang w:eastAsia="en-IN"/>
+        </w:rPr>
+        <w:t>Hadoop</w:t>
+      </w:r>
+      <w:r>
+        <w:rPr>
+          <w:sz w:val="24"/>
+          <w:lang w:eastAsia="en-IN"/>
+        </w:rPr>
+        <w:t>/</w:t>
+      </w:r>
+      <w:r>
+        <w:rPr>
+          <w:b/>
+          <w:bCs/>
+          <w:sz w:val="24"/>
+          <w:lang w:eastAsia="en-IN"/>
+        </w:rPr>
+        <w:t>Spark</w:t>
+      </w:r>
+      <w:r>
+        <w:rPr>
+          <w:sz w:val="24"/>
+          <w:lang w:eastAsia="en-IN"/>
+        </w:rPr>
+        <w:t xml:space="preserve"> for creating the reports. </w:t>
+      </w:r>
+    </w:p>
+    <w:p>
+      <w:pPr>
+        <w:pStyle w:val="NoSpacing"/>
+        <w:numPr>
+          <w:ilvl w:val="0"/>
+          <w:numId w:val="3"/>
+        </w:numPr>
+        <w:ind w:left="720"/>
+        <w:rPr>
+          <w:sz w:val="24"/>
+          <w:lang w:eastAsia="en-IN"/>
+        </w:rPr>
+      </w:pPr>
+      <w:r>
+        <w:rPr>
+          <w:sz w:val="24"/>
+          <w:lang w:eastAsia="en-IN"/>
+        </w:rPr>
+        <w:t xml:space="preserve">Developed predictive models like disease risk, readmission risk using </w:t>
+      </w:r>
+      <w:r>
+        <w:rPr>
+          <w:b/>
+          <w:bCs/>
+          <w:sz w:val="24"/>
+          <w:lang w:eastAsia="en-IN"/>
+        </w:rPr>
+        <w:t>advanced machine learning</w:t>
+      </w:r>
+      <w:r>
+        <w:rPr>
+          <w:sz w:val="24"/>
+          <w:lang w:eastAsia="en-IN"/>
+        </w:rPr>
+        <w:t xml:space="preserve"> algorithms, ensemble models, and deep learning architectures</w:t>
+      </w:r>
+      <w:r>
+        <w:t>,</w:t>
+      </w:r>
+      <w:r>
+        <w:rPr>
+          <w:sz w:val="24"/>
+          <w:lang w:eastAsia="en-IN"/>
+        </w:rPr>
+        <w:t xml:space="preserve"> integrating </w:t>
+      </w:r>
+      <w:proofErr w:type="spellStart"/>
+      <w:r>
+        <w:rPr>
+          <w:b/>
+          <w:bCs/>
+          <w:sz w:val="24"/>
+          <w:lang w:eastAsia="en-IN"/>
+        </w:rPr>
+        <w:t>MLOps</w:t>
+      </w:r>
+      <w:proofErr w:type="spellEnd"/>
+      <w:r>
+        <w:rPr>
+          <w:sz w:val="24"/>
+          <w:lang w:eastAsia="en-IN"/>
+        </w:rPr>
+        <w:t xml:space="preserve"> practices for model deployment and monitoring.</w:t>
+      </w:r>
+    </w:p>
+    <w:p>
+      <w:pPr>
+        <w:pStyle w:val="NoSpacing"/>
+        <w:numPr>
+          <w:ilvl w:val="0"/>
+          <w:numId w:val="3"/>
+        </w:numPr>
+        <w:ind w:left="720"/>
+        <w:rPr>
+          <w:sz w:val="24"/>
+          <w:lang w:eastAsia="en-IN"/>
+        </w:rPr>
+      </w:pPr>
+      <w:r>
+        <w:rPr>
+          <w:sz w:val="24"/>
+          <w:lang w:eastAsia="en-IN"/>
+        </w:rPr>
+        <w:t xml:space="preserve">Used </w:t>
+      </w:r>
+      <w:r>
+        <w:rPr>
+          <w:b/>
+          <w:bCs/>
+          <w:sz w:val="24"/>
+          <w:lang w:eastAsia="en-IN"/>
+        </w:rPr>
+        <w:t>Pandas, NumPy, Scikit-learn</w:t>
+      </w:r>
+      <w:r>
+        <w:rPr>
+          <w:sz w:val="24"/>
+          <w:lang w:eastAsia="en-IN"/>
+        </w:rPr>
+        <w:t xml:space="preserve"> in </w:t>
+      </w:r>
+      <w:r>
+        <w:rPr>
+          <w:b/>
+          <w:bCs/>
+          <w:sz w:val="24"/>
+          <w:lang w:eastAsia="en-IN"/>
+        </w:rPr>
+        <w:t>Python</w:t>
+      </w:r>
+      <w:r>
+        <w:rPr>
+          <w:sz w:val="24"/>
+          <w:lang w:eastAsia="en-IN"/>
+        </w:rPr>
+        <w:t xml:space="preserve"> for developing various like emergency department wait time, chronic disease progression machine learning models and utilized algorithms such as Linear regression, Logistic regression, Gradient Boosting, SVM and KNN, incorporating </w:t>
+      </w:r>
+      <w:proofErr w:type="spellStart"/>
+      <w:r>
+        <w:rPr>
+          <w:sz w:val="24"/>
+          <w:lang w:eastAsia="en-IN"/>
+        </w:rPr>
+        <w:t>MLOps</w:t>
+      </w:r>
+      <w:proofErr w:type="spellEnd"/>
+      <w:r>
+        <w:rPr>
+          <w:sz w:val="24"/>
+          <w:lang w:eastAsia="en-IN"/>
+        </w:rPr>
+        <w:t xml:space="preserve"> for efficient model development and deployment.</w:t>
+      </w:r>
+    </w:p>
+    <w:p>
+      <w:pPr>
+        <w:pStyle w:val="NoSpacing"/>
+        <w:numPr>
+          <w:ilvl w:val="0"/>
+          <w:numId w:val="3"/>
+        </w:numPr>
+        <w:ind w:left="720"/>
+        <w:rPr>
+          <w:sz w:val="24"/>
+          <w:lang w:eastAsia="en-IN"/>
+        </w:rPr>
+      </w:pPr>
+      <w:r>
+        <w:rPr>
+          <w:sz w:val="24"/>
+          <w:lang w:eastAsia="en-IN"/>
+        </w:rPr>
+        <w:t xml:space="preserve">Developed pipeline using </w:t>
+      </w:r>
+      <w:r>
+        <w:rPr>
+          <w:b/>
+          <w:bCs/>
+          <w:sz w:val="24"/>
+          <w:lang w:eastAsia="en-IN"/>
+        </w:rPr>
+        <w:t>Hive</w:t>
+      </w:r>
+      <w:r>
+        <w:rPr>
+          <w:sz w:val="24"/>
+          <w:lang w:eastAsia="en-IN"/>
+        </w:rPr>
+        <w:t xml:space="preserve"> (</w:t>
+      </w:r>
+      <w:r>
+        <w:rPr>
+          <w:b/>
+          <w:bCs/>
+          <w:sz w:val="24"/>
+          <w:lang w:eastAsia="en-IN"/>
+        </w:rPr>
+        <w:t>HQL</w:t>
+      </w:r>
+      <w:r>
+        <w:rPr>
+          <w:sz w:val="24"/>
+          <w:lang w:eastAsia="en-IN"/>
+        </w:rPr>
+        <w:t xml:space="preserve">) to retrieve the data from </w:t>
+      </w:r>
+      <w:r>
+        <w:rPr>
+          <w:b/>
+          <w:bCs/>
+          <w:sz w:val="24"/>
+          <w:lang w:eastAsia="en-IN"/>
+        </w:rPr>
+        <w:t>Hadoop</w:t>
+      </w:r>
+      <w:r>
+        <w:rPr>
+          <w:sz w:val="24"/>
+          <w:lang w:eastAsia="en-IN"/>
+        </w:rPr>
+        <w:t xml:space="preserve"> cluster, </w:t>
+      </w:r>
+      <w:r>
+        <w:rPr>
+          <w:b/>
+          <w:sz w:val="24"/>
+          <w:lang w:eastAsia="en-IN"/>
+        </w:rPr>
+        <w:t>SQL</w:t>
+      </w:r>
+      <w:r>
+        <w:rPr>
+          <w:sz w:val="24"/>
+          <w:lang w:eastAsia="en-IN"/>
+        </w:rPr>
+        <w:t xml:space="preserve"> queries to retrieve data from </w:t>
+      </w:r>
+      <w:r>
+        <w:rPr>
+          <w:b/>
+          <w:bCs/>
+          <w:sz w:val="24"/>
+          <w:lang w:eastAsia="en-IN"/>
+        </w:rPr>
+        <w:t>MySQL</w:t>
+      </w:r>
+      <w:r>
+        <w:rPr>
+          <w:sz w:val="24"/>
+          <w:lang w:eastAsia="en-IN"/>
+        </w:rPr>
+        <w:t xml:space="preserve"> database and used </w:t>
+      </w:r>
+      <w:r>
+        <w:rPr>
+          <w:b/>
+          <w:bCs/>
+          <w:sz w:val="24"/>
+          <w:lang w:eastAsia="en-IN"/>
+        </w:rPr>
+        <w:t>ETL</w:t>
+      </w:r>
+      <w:r>
+        <w:rPr>
+          <w:sz w:val="24"/>
+          <w:lang w:eastAsia="en-IN"/>
+        </w:rPr>
+        <w:t xml:space="preserve"> for data transformation.</w:t>
+      </w:r>
+    </w:p>
+    <w:p>
+      <w:pPr>
+        <w:pStyle w:val="NoSpacing"/>
+        <w:numPr>
+          <w:ilvl w:val="0"/>
+          <w:numId w:val="3"/>
+        </w:numPr>
+        <w:ind w:left="720"/>
+        <w:rPr>
+          <w:sz w:val="24"/>
+          <w:lang w:eastAsia="en-IN"/>
+        </w:rPr>
+      </w:pPr>
+      <w:r>
+        <w:rPr>
+          <w:sz w:val="24"/>
+          <w:lang w:eastAsia="en-IN"/>
+        </w:rPr>
+        <w:t xml:space="preserve">Derived data from relational databases to perform complex data manipulations and conducted extensive data checks to ensure data quality. Performed Data wrangling to clean, transform and reshape the data utilizing </w:t>
+      </w:r>
+      <w:r>
+        <w:rPr>
+          <w:b/>
+          <w:sz w:val="24"/>
+          <w:lang w:eastAsia="en-IN"/>
+        </w:rPr>
+        <w:t>NumPy</w:t>
+      </w:r>
+      <w:r>
+        <w:rPr>
+          <w:sz w:val="24"/>
+          <w:lang w:eastAsia="en-IN"/>
+        </w:rPr>
+        <w:t xml:space="preserve"> and </w:t>
+      </w:r>
+      <w:r>
+        <w:rPr>
+          <w:b/>
+          <w:sz w:val="24"/>
+          <w:lang w:eastAsia="en-IN"/>
+        </w:rPr>
+        <w:t>Pandas</w:t>
+      </w:r>
+      <w:r>
+        <w:rPr>
+          <w:sz w:val="24"/>
+          <w:lang w:eastAsia="en-IN"/>
+        </w:rPr>
+        <w:t xml:space="preserve"> library.</w:t>
+      </w:r>
+    </w:p>
+    <w:p>
+      <w:pPr>
+        <w:pStyle w:val="NoSpacing"/>
+        <w:numPr>
+          <w:ilvl w:val="0"/>
+          <w:numId w:val="3"/>
+        </w:numPr>
+        <w:ind w:left="720"/>
+        <w:rPr>
+          <w:sz w:val="24"/>
+          <w:lang w:eastAsia="en-IN"/>
+        </w:rPr>
+      </w:pPr>
+      <w:r>
+        <w:rPr>
+          <w:sz w:val="24"/>
+          <w:lang w:eastAsia="en-IN"/>
+        </w:rPr>
+        <w:t xml:space="preserve">Implemented model versioning and </w:t>
+      </w:r>
+      <w:r>
+        <w:rPr>
+          <w:b/>
+          <w:bCs/>
+          <w:sz w:val="24"/>
+          <w:lang w:eastAsia="en-IN"/>
+        </w:rPr>
+        <w:t>A/B testing</w:t>
+      </w:r>
+      <w:r>
+        <w:rPr>
+          <w:sz w:val="24"/>
+          <w:lang w:eastAsia="en-IN"/>
+        </w:rPr>
+        <w:t xml:space="preserve"> strategies on </w:t>
+      </w:r>
+      <w:r>
+        <w:rPr>
+          <w:b/>
+          <w:bCs/>
+          <w:sz w:val="24"/>
+          <w:lang w:eastAsia="en-IN"/>
+        </w:rPr>
+        <w:t>Databricks</w:t>
+      </w:r>
+      <w:r>
+        <w:rPr>
+          <w:sz w:val="24"/>
+          <w:lang w:eastAsia="en-IN"/>
+        </w:rPr>
+        <w:t xml:space="preserve"> for evaluating model performance and conducting experiments to improve model accuracy and effectiveness.</w:t>
+      </w:r>
+    </w:p>
+    <w:p>
+      <w:pPr>
+        <w:pStyle w:val="NoSpacing"/>
+        <w:numPr>
+          <w:ilvl w:val="0"/>
+          <w:numId w:val="3"/>
+        </w:numPr>
+        <w:ind w:left="720"/>
+        <w:rPr>
+          <w:sz w:val="24"/>
+          <w:lang w:eastAsia="en-IN"/>
+        </w:rPr>
+      </w:pPr>
+      <w:r>
+        <w:rPr>
+          <w:sz w:val="24"/>
+          <w:lang w:eastAsia="en-IN"/>
+        </w:rPr>
+        <w:lastRenderedPageBreak/>
+        <w:t xml:space="preserve">Utilized </w:t>
+      </w:r>
+      <w:r>
+        <w:rPr>
+          <w:b/>
+          <w:bCs/>
+          <w:sz w:val="24"/>
+          <w:lang w:eastAsia="en-IN"/>
+        </w:rPr>
+        <w:t>A/B testing</w:t>
+      </w:r>
+      <w:r>
+        <w:rPr>
+          <w:sz w:val="24"/>
+          <w:lang w:eastAsia="en-IN"/>
+        </w:rPr>
+        <w:t xml:space="preserve"> to refine the appointment scheduling interface within Kaiser's online platforms, improving usability and ensuring a seamless scheduling experience for patients.</w:t>
+      </w:r>
+    </w:p>
+    <w:p>
+      <w:pPr>
+        <w:pStyle w:val="NoSpacing"/>
+        <w:numPr>
+          <w:ilvl w:val="0"/>
+          <w:numId w:val="3"/>
+        </w:numPr>
+        <w:ind w:left="720"/>
+        <w:rPr>
+          <w:sz w:val="24"/>
+          <w:lang w:eastAsia="en-IN"/>
+        </w:rPr>
+      </w:pPr>
+      <w:r>
+        <w:rPr>
+          <w:sz w:val="24"/>
+          <w:lang w:eastAsia="en-IN"/>
+        </w:rPr>
+        <w:t xml:space="preserve">Utilized IOT sensors for collecting health information of cold storage and build streaming data pipeline into </w:t>
+      </w:r>
+      <w:r>
+        <w:rPr>
+          <w:b/>
+          <w:sz w:val="24"/>
+          <w:lang w:eastAsia="en-IN"/>
+        </w:rPr>
+        <w:t>GCP</w:t>
+      </w:r>
+      <w:r>
+        <w:rPr>
+          <w:sz w:val="24"/>
+          <w:lang w:eastAsia="en-IN"/>
+        </w:rPr>
+        <w:t xml:space="preserve">’s </w:t>
+      </w:r>
+      <w:proofErr w:type="spellStart"/>
+      <w:r>
+        <w:rPr>
+          <w:b/>
+          <w:bCs/>
+          <w:sz w:val="24"/>
+          <w:lang w:eastAsia="en-IN"/>
+        </w:rPr>
+        <w:t>BigQuery</w:t>
+      </w:r>
+      <w:proofErr w:type="spellEnd"/>
+      <w:r>
+        <w:rPr>
+          <w:sz w:val="24"/>
+          <w:lang w:eastAsia="en-IN"/>
+        </w:rPr>
+        <w:t xml:space="preserve"> with the help of </w:t>
+      </w:r>
+      <w:r>
+        <w:rPr>
+          <w:b/>
+          <w:sz w:val="24"/>
+          <w:lang w:eastAsia="en-IN"/>
+        </w:rPr>
+        <w:t>Apache</w:t>
+      </w:r>
+      <w:r>
+        <w:rPr>
+          <w:sz w:val="24"/>
+          <w:lang w:eastAsia="en-IN"/>
+        </w:rPr>
+        <w:t xml:space="preserve"> </w:t>
+      </w:r>
+      <w:r>
+        <w:rPr>
+          <w:b/>
+          <w:bCs/>
+          <w:sz w:val="24"/>
+          <w:lang w:eastAsia="en-IN"/>
+        </w:rPr>
+        <w:t>Airflow</w:t>
+      </w:r>
+      <w:r>
+        <w:rPr>
+          <w:sz w:val="24"/>
+          <w:lang w:eastAsia="en-IN"/>
+        </w:rPr>
+        <w:t>.</w:t>
+      </w:r>
+    </w:p>
+    <w:p>
+      <w:pPr>
+        <w:pStyle w:val="NoSpacing"/>
+        <w:numPr>
+          <w:ilvl w:val="0"/>
+          <w:numId w:val="3"/>
+        </w:numPr>
+        <w:ind w:left="720"/>
+        <w:rPr>
+          <w:sz w:val="24"/>
+          <w:lang w:eastAsia="en-IN"/>
+        </w:rPr>
+      </w:pPr>
+      <w:r>
+        <w:rPr>
+          <w:sz w:val="24"/>
+          <w:lang w:eastAsia="en-IN"/>
+        </w:rPr>
+        <w:t xml:space="preserve">Employed </w:t>
+      </w:r>
+      <w:r>
+        <w:rPr>
+          <w:b/>
+          <w:bCs/>
+          <w:sz w:val="24"/>
+          <w:lang w:eastAsia="en-IN"/>
+        </w:rPr>
+        <w:t>Docker</w:t>
+      </w:r>
+      <w:r>
+        <w:rPr>
+          <w:sz w:val="24"/>
+          <w:lang w:eastAsia="en-IN"/>
+        </w:rPr>
+        <w:t xml:space="preserve"> in the deployment of deep learning architectures, providing a consistent runtime environment for image analysis tasks using </w:t>
+      </w:r>
+      <w:r>
+        <w:rPr>
+          <w:b/>
+          <w:bCs/>
+          <w:sz w:val="24"/>
+          <w:lang w:eastAsia="en-IN"/>
+        </w:rPr>
+        <w:t>OpenCV</w:t>
+      </w:r>
+      <w:r>
+        <w:rPr>
+          <w:sz w:val="24"/>
+          <w:lang w:eastAsia="en-IN"/>
+        </w:rPr>
+        <w:t xml:space="preserve">, </w:t>
+      </w:r>
+      <w:proofErr w:type="spellStart"/>
+      <w:r>
+        <w:rPr>
+          <w:b/>
+          <w:bCs/>
+          <w:sz w:val="24"/>
+          <w:lang w:eastAsia="en-IN"/>
+        </w:rPr>
+        <w:t>Keras</w:t>
+      </w:r>
+      <w:proofErr w:type="spellEnd"/>
+      <w:r>
+        <w:rPr>
+          <w:sz w:val="24"/>
+          <w:lang w:eastAsia="en-IN"/>
+        </w:rPr>
+        <w:t xml:space="preserve">, and </w:t>
+      </w:r>
+      <w:r>
+        <w:rPr>
+          <w:b/>
+          <w:bCs/>
+          <w:sz w:val="24"/>
+          <w:lang w:eastAsia="en-IN"/>
+        </w:rPr>
+        <w:t>TensorFlow</w:t>
+      </w:r>
+      <w:r>
+        <w:rPr>
+          <w:sz w:val="24"/>
+          <w:lang w:eastAsia="en-IN"/>
+        </w:rPr>
+        <w:t>.</w:t>
+      </w:r>
+    </w:p>
+    <w:p>
+      <w:pPr>
+        <w:pStyle w:val="NoSpacing"/>
+        <w:numPr>
+          <w:ilvl w:val="0"/>
+          <w:numId w:val="3"/>
+        </w:numPr>
+        <w:ind w:left="720"/>
+        <w:rPr>
+          <w:sz w:val="24"/>
+          <w:lang w:eastAsia="en-IN"/>
+        </w:rPr>
+      </w:pPr>
+      <w:r>
+        <w:rPr>
+          <w:sz w:val="24"/>
+          <w:lang w:eastAsia="en-IN"/>
+        </w:rPr>
+        <w:t xml:space="preserve">Productionized machine learning pipelines to gather data from </w:t>
+      </w:r>
+      <w:proofErr w:type="spellStart"/>
+      <w:r>
+        <w:rPr>
+          <w:b/>
+          <w:bCs/>
+          <w:sz w:val="24"/>
+          <w:lang w:eastAsia="en-IN"/>
+        </w:rPr>
+        <w:t>BigQuery</w:t>
+      </w:r>
+      <w:proofErr w:type="spellEnd"/>
+      <w:r>
+        <w:rPr>
+          <w:sz w:val="24"/>
+          <w:lang w:eastAsia="en-IN"/>
+        </w:rPr>
+        <w:t xml:space="preserve"> using </w:t>
+      </w:r>
+      <w:r>
+        <w:rPr>
+          <w:b/>
+          <w:sz w:val="24"/>
+          <w:lang w:eastAsia="en-IN"/>
+        </w:rPr>
+        <w:t>Apache</w:t>
+      </w:r>
+      <w:r>
+        <w:rPr>
+          <w:sz w:val="24"/>
+          <w:lang w:eastAsia="en-IN"/>
+        </w:rPr>
+        <w:t xml:space="preserve"> </w:t>
+      </w:r>
+      <w:r>
+        <w:rPr>
+          <w:b/>
+          <w:sz w:val="24"/>
+          <w:lang w:eastAsia="en-IN"/>
+        </w:rPr>
+        <w:t>Airflow</w:t>
+      </w:r>
+      <w:r>
+        <w:rPr>
+          <w:sz w:val="24"/>
+          <w:lang w:eastAsia="en-IN"/>
+        </w:rPr>
+        <w:t xml:space="preserve"> and build forecasting models to forecast and predict temperature and humidity spikes inside the cold storage.</w:t>
+      </w:r>
+    </w:p>
+    <w:p>
+      <w:pPr>
+        <w:pStyle w:val="NoSpacing"/>
+        <w:numPr>
+          <w:ilvl w:val="0"/>
+          <w:numId w:val="3"/>
+        </w:numPr>
+        <w:ind w:left="720"/>
+        <w:rPr>
+          <w:sz w:val="24"/>
+          <w:lang w:eastAsia="en-IN"/>
+        </w:rPr>
+      </w:pPr>
+      <w:r>
+        <w:rPr>
+          <w:sz w:val="24"/>
+          <w:lang w:eastAsia="en-IN"/>
+        </w:rPr>
+        <w:t>Built monitoring dash boards by</w:t>
+      </w:r>
+      <w:r>
+        <w:t xml:space="preserve"> </w:t>
+      </w:r>
+      <w:r>
+        <w:rPr>
+          <w:sz w:val="24"/>
+          <w:lang w:eastAsia="en-IN"/>
+        </w:rPr>
+        <w:t xml:space="preserve">employing visualization tools such as </w:t>
+      </w:r>
+      <w:r>
+        <w:rPr>
+          <w:b/>
+          <w:sz w:val="24"/>
+          <w:lang w:eastAsia="en-IN"/>
+        </w:rPr>
+        <w:t>Tableau</w:t>
+      </w:r>
+      <w:r>
+        <w:rPr>
+          <w:sz w:val="24"/>
+          <w:lang w:eastAsia="en-IN"/>
+        </w:rPr>
+        <w:t xml:space="preserve"> or </w:t>
+      </w:r>
+      <w:proofErr w:type="spellStart"/>
+      <w:r>
+        <w:rPr>
+          <w:b/>
+          <w:bCs/>
+          <w:sz w:val="24"/>
+          <w:lang w:eastAsia="en-IN"/>
+        </w:rPr>
+        <w:t>PowerBI</w:t>
+      </w:r>
+      <w:proofErr w:type="spellEnd"/>
+      <w:r>
+        <w:rPr>
+          <w:sz w:val="24"/>
+          <w:lang w:eastAsia="en-IN"/>
+        </w:rPr>
+        <w:t>, visualizing both the current state and predictive health of cold storage warehouses.</w:t>
+      </w:r>
+    </w:p>
+    <w:p>
+      <w:pPr>
+        <w:pStyle w:val="NoSpacing"/>
+        <w:numPr>
+          <w:ilvl w:val="0"/>
+          <w:numId w:val="3"/>
+        </w:numPr>
+        <w:ind w:left="720"/>
+        <w:rPr>
+          <w:sz w:val="24"/>
+          <w:lang w:eastAsia="en-IN"/>
+        </w:rPr>
+      </w:pPr>
+      <w:r>
+        <w:rPr>
+          <w:sz w:val="24"/>
+          <w:lang w:eastAsia="en-IN"/>
+        </w:rPr>
+        <w:t xml:space="preserve">Leveraged </w:t>
+      </w:r>
+      <w:r>
+        <w:rPr>
+          <w:b/>
+          <w:bCs/>
+          <w:sz w:val="24"/>
+          <w:lang w:eastAsia="en-IN"/>
+        </w:rPr>
+        <w:t>Kubeflow</w:t>
+      </w:r>
+      <w:r>
+        <w:rPr>
+          <w:sz w:val="24"/>
+          <w:lang w:eastAsia="en-IN"/>
+        </w:rPr>
+        <w:t xml:space="preserve"> pipelines to automate end-to-end machine learning workflows for Kaiser’s applications, enhancing reproducibility and scalability in </w:t>
+      </w:r>
+      <w:proofErr w:type="spellStart"/>
+      <w:r>
+        <w:rPr>
+          <w:sz w:val="24"/>
+          <w:lang w:eastAsia="en-IN"/>
+        </w:rPr>
+        <w:t>analyzing</w:t>
+      </w:r>
+      <w:proofErr w:type="spellEnd"/>
+      <w:r>
+        <w:rPr>
+          <w:sz w:val="24"/>
+          <w:lang w:eastAsia="en-IN"/>
+        </w:rPr>
+        <w:t xml:space="preserve"> medical data and deriving insights, incorporating </w:t>
+      </w:r>
+      <w:proofErr w:type="spellStart"/>
+      <w:r>
+        <w:rPr>
+          <w:sz w:val="24"/>
+          <w:lang w:eastAsia="en-IN"/>
+        </w:rPr>
+        <w:t>MLOps</w:t>
+      </w:r>
+      <w:proofErr w:type="spellEnd"/>
+      <w:r>
+        <w:rPr>
+          <w:sz w:val="24"/>
+          <w:lang w:eastAsia="en-IN"/>
+        </w:rPr>
+        <w:t xml:space="preserve"> for streamlined pipelines.</w:t>
+      </w:r>
+    </w:p>
+    <w:p>
+      <w:pPr>
+        <w:pStyle w:val="NoSpacing"/>
+        <w:numPr>
+          <w:ilvl w:val="0"/>
+          <w:numId w:val="3"/>
+        </w:numPr>
+        <w:ind w:left="720"/>
+        <w:rPr>
+          <w:sz w:val="24"/>
+          <w:lang w:eastAsia="en-IN"/>
+        </w:rPr>
+      </w:pPr>
+      <w:r>
+        <w:rPr>
+          <w:sz w:val="24"/>
+          <w:lang w:eastAsia="en-IN"/>
+        </w:rPr>
+        <w:t xml:space="preserve">Applied </w:t>
+      </w:r>
+      <w:r>
+        <w:rPr>
+          <w:b/>
+          <w:bCs/>
+          <w:sz w:val="24"/>
+          <w:lang w:eastAsia="en-IN"/>
+        </w:rPr>
+        <w:t>NLP</w:t>
+      </w:r>
+      <w:r>
+        <w:rPr>
+          <w:sz w:val="24"/>
+          <w:lang w:eastAsia="en-IN"/>
+        </w:rPr>
+        <w:t xml:space="preserve"> techniques for sentiment analysis on customer feedback and reviews.</w:t>
+      </w:r>
+    </w:p>
+    <w:p>
+      <w:pPr>
+        <w:pStyle w:val="NoSpacing"/>
+        <w:numPr>
+          <w:ilvl w:val="0"/>
+          <w:numId w:val="3"/>
+        </w:numPr>
+        <w:ind w:left="720"/>
+        <w:rPr>
+          <w:sz w:val="24"/>
+          <w:lang w:eastAsia="en-IN"/>
+        </w:rPr>
+      </w:pPr>
+      <w:r>
+        <w:rPr>
+          <w:sz w:val="24"/>
+          <w:lang w:eastAsia="en-IN"/>
+        </w:rPr>
+        <w:t xml:space="preserve">Led the development and deployment of machine learning models on </w:t>
+      </w:r>
+      <w:r>
+        <w:rPr>
+          <w:b/>
+          <w:bCs/>
+          <w:sz w:val="24"/>
+          <w:lang w:eastAsia="en-IN"/>
+        </w:rPr>
+        <w:t>GCP</w:t>
+      </w:r>
+      <w:r>
+        <w:rPr>
+          <w:sz w:val="24"/>
+          <w:lang w:eastAsia="en-IN"/>
+        </w:rPr>
+        <w:t xml:space="preserve"> </w:t>
+      </w:r>
+      <w:r>
+        <w:rPr>
+          <w:b/>
+          <w:bCs/>
+          <w:sz w:val="24"/>
+          <w:lang w:eastAsia="en-IN"/>
+        </w:rPr>
+        <w:t>Vertex</w:t>
+      </w:r>
+      <w:r>
+        <w:rPr>
+          <w:sz w:val="24"/>
+          <w:lang w:eastAsia="en-IN"/>
+        </w:rPr>
+        <w:t xml:space="preserve"> </w:t>
+      </w:r>
+      <w:r>
+        <w:rPr>
+          <w:b/>
+          <w:bCs/>
+          <w:sz w:val="24"/>
+          <w:lang w:eastAsia="en-IN"/>
+        </w:rPr>
+        <w:t>AI</w:t>
+      </w:r>
+      <w:r>
+        <w:rPr>
+          <w:sz w:val="24"/>
+          <w:lang w:eastAsia="en-IN"/>
+        </w:rPr>
+        <w:t xml:space="preserve"> tailored for  Kaiser’s applications, including predictive analytics for patient outcomes and disease progression.</w:t>
+      </w:r>
+    </w:p>
+    <w:p>
+      <w:pPr>
+        <w:pStyle w:val="NoSpacing"/>
+        <w:numPr>
+          <w:ilvl w:val="0"/>
+          <w:numId w:val="3"/>
+        </w:numPr>
+        <w:ind w:left="720"/>
+        <w:rPr>
+          <w:sz w:val="24"/>
+          <w:lang w:eastAsia="en-IN"/>
+        </w:rPr>
+      </w:pPr>
+      <w:r>
+        <w:rPr>
+          <w:sz w:val="24"/>
+          <w:lang w:eastAsia="en-IN"/>
+        </w:rPr>
+        <w:t xml:space="preserve">Designed end-to-end machine learning pipelines on </w:t>
+      </w:r>
+      <w:r>
+        <w:rPr>
+          <w:b/>
+          <w:bCs/>
+          <w:sz w:val="24"/>
+          <w:lang w:eastAsia="en-IN"/>
+        </w:rPr>
+        <w:t>GCP</w:t>
+      </w:r>
+      <w:r>
+        <w:rPr>
+          <w:sz w:val="24"/>
+          <w:lang w:eastAsia="en-IN"/>
+        </w:rPr>
+        <w:t xml:space="preserve"> </w:t>
+      </w:r>
+      <w:r>
+        <w:rPr>
+          <w:b/>
+          <w:bCs/>
+          <w:sz w:val="24"/>
+          <w:lang w:eastAsia="en-IN"/>
+        </w:rPr>
+        <w:t>Vertex</w:t>
+      </w:r>
+      <w:r>
+        <w:rPr>
+          <w:sz w:val="24"/>
+          <w:lang w:eastAsia="en-IN"/>
+        </w:rPr>
+        <w:t xml:space="preserve"> </w:t>
+      </w:r>
+      <w:r>
+        <w:rPr>
+          <w:b/>
+          <w:bCs/>
+          <w:sz w:val="24"/>
+          <w:lang w:eastAsia="en-IN"/>
+        </w:rPr>
+        <w:t>AI</w:t>
+      </w:r>
+      <w:r>
+        <w:rPr>
+          <w:sz w:val="24"/>
+          <w:lang w:eastAsia="en-IN"/>
+        </w:rPr>
+        <w:t xml:space="preserve"> with a focus on security and compliance, ensuring that data handling adheres to regulatory standards like HIPAA.</w:t>
+      </w:r>
+    </w:p>
+    <w:p>
+      <w:pPr>
+        <w:pStyle w:val="NoSpacing"/>
+        <w:numPr>
+          <w:ilvl w:val="0"/>
+          <w:numId w:val="3"/>
+        </w:numPr>
+        <w:ind w:left="720"/>
+        <w:rPr>
+          <w:sz w:val="24"/>
+          <w:lang w:eastAsia="en-IN"/>
+        </w:rPr>
+      </w:pPr>
+      <w:r>
+        <w:rPr>
+          <w:sz w:val="24"/>
+          <w:lang w:eastAsia="en-IN"/>
+        </w:rPr>
+        <w:t xml:space="preserve">Utilized </w:t>
+      </w:r>
+      <w:r>
+        <w:rPr>
+          <w:b/>
+          <w:bCs/>
+          <w:sz w:val="24"/>
+          <w:lang w:eastAsia="en-IN"/>
+        </w:rPr>
+        <w:t>Vertex AI</w:t>
+      </w:r>
+      <w:r>
+        <w:rPr>
+          <w:sz w:val="24"/>
+          <w:lang w:eastAsia="en-IN"/>
+        </w:rPr>
+        <w:t xml:space="preserve">'s </w:t>
+      </w:r>
+      <w:proofErr w:type="spellStart"/>
+      <w:r>
+        <w:rPr>
+          <w:b/>
+          <w:bCs/>
+          <w:sz w:val="24"/>
+          <w:lang w:eastAsia="en-IN"/>
+        </w:rPr>
+        <w:t>AutoML</w:t>
+      </w:r>
+      <w:proofErr w:type="spellEnd"/>
+      <w:r>
+        <w:rPr>
+          <w:sz w:val="24"/>
+          <w:lang w:eastAsia="en-IN"/>
+        </w:rPr>
+        <w:t xml:space="preserve"> capabilities to fine-tune models for medical image analysis, ensuring high accuracy in tasks such as radiology image interpretation.</w:t>
+      </w:r>
+    </w:p>
+    <w:p>
+      <w:pPr>
+        <w:pStyle w:val="NoSpacing"/>
+        <w:numPr>
+          <w:ilvl w:val="0"/>
+          <w:numId w:val="3"/>
+        </w:numPr>
+        <w:ind w:left="720"/>
+        <w:rPr>
+          <w:sz w:val="24"/>
+          <w:lang w:eastAsia="en-IN"/>
+        </w:rPr>
+      </w:pPr>
+      <w:r>
+        <w:rPr>
+          <w:sz w:val="24"/>
+          <w:lang w:eastAsia="en-IN"/>
+        </w:rPr>
+        <w:t xml:space="preserve">Integrated </w:t>
+      </w:r>
+      <w:r>
+        <w:rPr>
+          <w:b/>
+          <w:bCs/>
+          <w:sz w:val="24"/>
+          <w:lang w:eastAsia="en-IN"/>
+        </w:rPr>
+        <w:t>Docker</w:t>
+      </w:r>
+      <w:r>
+        <w:rPr>
+          <w:sz w:val="24"/>
+          <w:lang w:eastAsia="en-IN"/>
+        </w:rPr>
+        <w:t xml:space="preserve"> and </w:t>
+      </w:r>
+      <w:r>
+        <w:rPr>
+          <w:b/>
+          <w:bCs/>
+          <w:sz w:val="24"/>
+          <w:lang w:eastAsia="en-IN"/>
+        </w:rPr>
+        <w:t>Kubeflow</w:t>
+      </w:r>
+      <w:r>
+        <w:rPr>
+          <w:sz w:val="24"/>
+          <w:lang w:eastAsia="en-IN"/>
+        </w:rPr>
+        <w:t xml:space="preserve"> into Kaiser’s data science workflows, allowing for efficient collaboration and sharing of machine learning models and experiments within the research team, with a focus on improving analytics and </w:t>
+      </w:r>
+      <w:proofErr w:type="spellStart"/>
+      <w:r>
+        <w:rPr>
+          <w:sz w:val="24"/>
+          <w:lang w:eastAsia="en-IN"/>
+        </w:rPr>
+        <w:t>MLOps</w:t>
+      </w:r>
+      <w:proofErr w:type="spellEnd"/>
+      <w:r>
+        <w:rPr>
+          <w:sz w:val="24"/>
+          <w:lang w:eastAsia="en-IN"/>
+        </w:rPr>
+        <w:t xml:space="preserve"> practices. </w:t>
+      </w:r>
+    </w:p>
+    <w:p>
+      <w:pPr>
+        <w:pStyle w:val="NoSpacing"/>
+        <w:numPr>
+          <w:ilvl w:val="0"/>
+          <w:numId w:val="3"/>
+        </w:numPr>
+        <w:ind w:left="720"/>
+        <w:rPr>
+          <w:sz w:val="24"/>
+          <w:lang w:eastAsia="en-IN"/>
+        </w:rPr>
+      </w:pPr>
+      <w:r>
+        <w:rPr>
+          <w:sz w:val="24"/>
+          <w:lang w:eastAsia="en-IN"/>
+        </w:rPr>
+        <w:t xml:space="preserve">Led the development of Deep Learning models, utilizing </w:t>
+      </w:r>
+      <w:proofErr w:type="spellStart"/>
+      <w:r>
+        <w:rPr>
+          <w:b/>
+          <w:bCs/>
+          <w:sz w:val="24"/>
+          <w:lang w:eastAsia="en-IN"/>
+        </w:rPr>
+        <w:t>PyTorch</w:t>
+      </w:r>
+      <w:proofErr w:type="spellEnd"/>
+      <w:r>
+        <w:rPr>
+          <w:sz w:val="24"/>
+          <w:lang w:eastAsia="en-IN"/>
+        </w:rPr>
+        <w:t xml:space="preserve"> and </w:t>
+      </w:r>
+      <w:proofErr w:type="spellStart"/>
+      <w:r>
+        <w:rPr>
+          <w:b/>
+          <w:sz w:val="24"/>
+          <w:lang w:eastAsia="en-IN"/>
+        </w:rPr>
+        <w:t>Tensorflow</w:t>
+      </w:r>
+      <w:proofErr w:type="spellEnd"/>
+      <w:r>
+        <w:rPr>
+          <w:sz w:val="24"/>
+          <w:lang w:eastAsia="en-IN"/>
+        </w:rPr>
+        <w:t>, to address intricate challenges and enhance predictive capabilities.</w:t>
+      </w:r>
+    </w:p>
+    <w:p>
+      <w:pPr>
+        <w:pStyle w:val="NoSpacing"/>
+        <w:numPr>
+          <w:ilvl w:val="0"/>
+          <w:numId w:val="3"/>
+        </w:numPr>
+        <w:ind w:left="720"/>
+        <w:rPr>
+          <w:sz w:val="24"/>
+          <w:lang w:eastAsia="en-IN"/>
+        </w:rPr>
+      </w:pPr>
+      <w:r>
+        <w:rPr>
+          <w:sz w:val="24"/>
+          <w:lang w:eastAsia="en-IN"/>
+        </w:rPr>
+        <w:t xml:space="preserve">Leveraged </w:t>
+      </w:r>
+      <w:r>
+        <w:rPr>
+          <w:b/>
+          <w:bCs/>
+          <w:sz w:val="24"/>
+          <w:lang w:eastAsia="en-IN"/>
+        </w:rPr>
+        <w:t>Python</w:t>
+      </w:r>
+      <w:r>
+        <w:rPr>
+          <w:sz w:val="24"/>
+          <w:lang w:eastAsia="en-IN"/>
+        </w:rPr>
+        <w:t xml:space="preserve">, </w:t>
+      </w:r>
+      <w:proofErr w:type="spellStart"/>
+      <w:r>
+        <w:rPr>
+          <w:b/>
+          <w:bCs/>
+          <w:sz w:val="24"/>
+          <w:lang w:eastAsia="en-IN"/>
+        </w:rPr>
+        <w:t>PyTorch</w:t>
+      </w:r>
+      <w:proofErr w:type="spellEnd"/>
+      <w:r>
+        <w:rPr>
+          <w:sz w:val="24"/>
+          <w:lang w:eastAsia="en-IN"/>
+        </w:rPr>
+        <w:t xml:space="preserve">, and </w:t>
+      </w:r>
+      <w:proofErr w:type="spellStart"/>
+      <w:r>
+        <w:rPr>
+          <w:b/>
+          <w:bCs/>
+          <w:sz w:val="24"/>
+          <w:lang w:eastAsia="en-IN"/>
+        </w:rPr>
+        <w:t>Tensorflow</w:t>
+      </w:r>
+      <w:proofErr w:type="spellEnd"/>
+      <w:r>
+        <w:rPr>
+          <w:sz w:val="24"/>
+          <w:lang w:eastAsia="en-IN"/>
+        </w:rPr>
+        <w:t xml:space="preserve"> to design and implement cutting-edge models, enhancing the organization's capabilities in applied research and data-driven decision-making.</w:t>
+      </w:r>
+    </w:p>
+    <w:p>
+      <w:pPr>
+        <w:pStyle w:val="NoSpacing"/>
+        <w:numPr>
+          <w:ilvl w:val="0"/>
+          <w:numId w:val="3"/>
+        </w:numPr>
+        <w:tabs>
+          <w:tab w:val="left" w:pos="450"/>
+        </w:tabs>
+        <w:ind w:left="720"/>
+        <w:rPr>
+          <w:sz w:val="24"/>
+          <w:lang w:eastAsia="en-IN"/>
+        </w:rPr>
+      </w:pPr>
+      <w:r>
+        <w:rPr>
+          <w:sz w:val="24"/>
+          <w:lang w:eastAsia="en-IN"/>
+        </w:rPr>
+        <w:t xml:space="preserve">Applied </w:t>
+      </w:r>
+      <w:r>
+        <w:rPr>
+          <w:b/>
+          <w:bCs/>
+          <w:sz w:val="24"/>
+          <w:lang w:eastAsia="en-IN"/>
+        </w:rPr>
+        <w:t>OpenAI</w:t>
+      </w:r>
+      <w:r>
+        <w:rPr>
+          <w:sz w:val="24"/>
+          <w:lang w:eastAsia="en-IN"/>
+        </w:rPr>
+        <w:t>'s natural language processing capabilities to analysed and understand unstructured clinical notes.</w:t>
+      </w:r>
+    </w:p>
+    <w:p>
+      <w:pPr>
+        <w:pStyle w:val="NoSpacing"/>
+        <w:tabs>
+          <w:tab w:val="left" w:pos="450"/>
+        </w:tabs>
+        <w:rPr>
+          <w:sz w:val="24"/>
+          <w:lang w:eastAsia="en-IN"/>
+        </w:rPr>
+      </w:pPr>
+    </w:p>
+    <w:p>
+      <w:pPr>
+        <w:spacing w:before="210" w:after="0" w:line="240" w:lineRule="auto"/>
+        <w:rPr>
+          <w:sz w:val="24"/>
+          <w:lang w:eastAsia="en-IN"/>
+        </w:rPr>
+      </w:pPr>
+      <w:r>
+        <w:rPr>
+          <w:rFonts w:ascii="Helvetica" w:eastAsia="Times New Roman" w:hAnsi="Helvetica" w:cs="Helvetica"/>
+          <w:b/>
+          <w:bCs/>
+          <w:color w:val="000000"/>
+          <w:sz w:val="21"/>
+          <w:szCs w:val="21"/>
+          <w:lang w:eastAsia="en-IN"/>
+        </w:rPr>
+        <w:t>Environment:</w:t>
+      </w:r>
+      <w:r>
         <w:rPr>
           <w:rFonts w:ascii="Helvetica" w:eastAsia="Times New Roman" w:hAnsi="Helvetica" w:cs="Helvetica"/>
           <w:color w:val="25313D"/>
@@ -5396,11 +6978,1493 @@
           <w:szCs w:val="21"/>
           <w:lang w:eastAsia="en-IN"/>
         </w:rPr>
+        <w:t> </w:t>
+      </w:r>
+      <w:r>
+        <w:rPr>
+          <w:sz w:val="24"/>
+          <w:lang w:eastAsia="en-IN"/>
+        </w:rPr>
+        <w:t xml:space="preserve">AWS, GCP (Google Cloud Platform), GCP Dataflow, Google </w:t>
+      </w:r>
+      <w:proofErr w:type="spellStart"/>
+      <w:r>
+        <w:rPr>
+          <w:sz w:val="24"/>
+          <w:lang w:eastAsia="en-IN"/>
+        </w:rPr>
+        <w:t>BigQuery</w:t>
+      </w:r>
+      <w:proofErr w:type="spellEnd"/>
+      <w:r>
+        <w:rPr>
+          <w:sz w:val="24"/>
+          <w:lang w:eastAsia="en-IN"/>
+        </w:rPr>
+        <w:t xml:space="preserve">, GCP Vertex AI, Vertex AI's </w:t>
+      </w:r>
+      <w:proofErr w:type="spellStart"/>
+      <w:r>
+        <w:rPr>
+          <w:sz w:val="24"/>
+          <w:lang w:eastAsia="en-IN"/>
+        </w:rPr>
+        <w:t>AutoML</w:t>
+      </w:r>
+      <w:proofErr w:type="spellEnd"/>
+      <w:r>
+        <w:rPr>
+          <w:sz w:val="24"/>
+          <w:lang w:eastAsia="en-IN"/>
+        </w:rPr>
+        <w:t xml:space="preserve">, Apache </w:t>
+      </w:r>
+      <w:proofErr w:type="spellStart"/>
+      <w:r>
+        <w:rPr>
+          <w:sz w:val="24"/>
+          <w:lang w:eastAsia="en-IN"/>
+        </w:rPr>
+        <w:t>Nifi</w:t>
+      </w:r>
+      <w:proofErr w:type="spellEnd"/>
+      <w:r>
+        <w:rPr>
+          <w:sz w:val="24"/>
+          <w:lang w:eastAsia="en-IN"/>
+        </w:rPr>
+        <w:t xml:space="preserve">, Apache Hadoop, Matplotlib, Seaborn, Python, Tableau, Apache Kafka, Hadoop/Spark, Pandas, NumPy, Scikit-learn, Hive (HQL), MySQL, IOT sensors, Apache Airflow, Tableau, </w:t>
+      </w:r>
+      <w:proofErr w:type="spellStart"/>
+      <w:r>
+        <w:rPr>
+          <w:sz w:val="24"/>
+          <w:lang w:eastAsia="en-IN"/>
+        </w:rPr>
+        <w:t>PowerBI</w:t>
+      </w:r>
+      <w:proofErr w:type="spellEnd"/>
+      <w:r>
+        <w:rPr>
+          <w:sz w:val="24"/>
+          <w:lang w:eastAsia="en-IN"/>
+        </w:rPr>
+        <w:t xml:space="preserve">, NLP (Natural Language Processing), OpenAI's natural language processing capabilities, Hugging Face's Transformers library, </w:t>
+      </w:r>
+      <w:proofErr w:type="spellStart"/>
+      <w:r>
+        <w:rPr>
+          <w:sz w:val="24"/>
+          <w:lang w:eastAsia="en-IN"/>
+        </w:rPr>
+        <w:t>PyTorch</w:t>
+      </w:r>
+      <w:proofErr w:type="spellEnd"/>
+      <w:r>
+        <w:rPr>
+          <w:sz w:val="24"/>
+          <w:lang w:eastAsia="en-IN"/>
+        </w:rPr>
+        <w:t xml:space="preserve">, </w:t>
+      </w:r>
+      <w:proofErr w:type="spellStart"/>
+      <w:r>
+        <w:rPr>
+          <w:sz w:val="24"/>
+          <w:lang w:eastAsia="en-IN"/>
+        </w:rPr>
+        <w:t>Tensorflow</w:t>
+      </w:r>
+      <w:proofErr w:type="spellEnd"/>
+      <w:r>
+        <w:rPr>
+          <w:sz w:val="24"/>
+          <w:lang w:eastAsia="en-IN"/>
+        </w:rPr>
+        <w:t>, Azure tech stack, Azure.</w:t>
+      </w:r>
+    </w:p>
+    <w:p>
+      <w:pPr>
+        <w:spacing w:before="210" w:after="0" w:line="240" w:lineRule="auto"/>
+        <w:rPr>
+          <w:sz w:val="24"/>
+          <w:lang w:eastAsia="en-IN"/>
+        </w:rPr>
       </w:pPr>
     </w:p>
     <w:p>
       <w:pPr>
         <w:spacing w:after="0" w:line="240" w:lineRule="auto"/>
+        <w:rPr>
+          <w:rFonts w:ascii="Helvetica" w:eastAsia="Times New Roman" w:hAnsi="Helvetica" w:cs="Helvetica"/>
+          <w:b/>
+          <w:bCs/>
+          <w:color w:val="000000"/>
+          <w:sz w:val="21"/>
+          <w:szCs w:val="21"/>
+          <w:lang w:eastAsia="en-IN"/>
+        </w:rPr>
+      </w:pPr>
+    </w:p>
+    <w:p>
+      <w:pPr>
+        <w:spacing w:after="0" w:line="240" w:lineRule="auto"/>
+        <w:rPr>
+          <w:rFonts w:ascii="Helvetica" w:eastAsia="Times New Roman" w:hAnsi="Helvetica" w:cs="Helvetica"/>
+          <w:b/>
+          <w:bCs/>
+          <w:color w:val="000000"/>
+          <w:sz w:val="21"/>
+          <w:szCs w:val="21"/>
+          <w:u w:val="single"/>
+          <w:lang w:eastAsia="en-IN"/>
+        </w:rPr>
+      </w:pPr>
+      <w:r>
+        <w:rPr>
+          <w:rFonts w:ascii="Helvetica" w:eastAsia="Times New Roman" w:hAnsi="Helvetica" w:cs="Helvetica"/>
+          <w:b/>
+          <w:bCs/>
+          <w:color w:val="000000"/>
+          <w:sz w:val="21"/>
+          <w:szCs w:val="21"/>
+          <w:u w:val="single"/>
+          <w:lang w:eastAsia="en-IN"/>
+        </w:rPr>
+        <w:t xml:space="preserve">Capital One | McLean, VA                 </w:t>
+      </w:r>
+      <w:r>
+        <w:rPr>
+          <w:rFonts w:ascii="Helvetica" w:eastAsia="Times New Roman" w:hAnsi="Helvetica" w:cs="Helvetica"/>
+          <w:b/>
+          <w:bCs/>
+          <w:color w:val="000000"/>
+          <w:sz w:val="21"/>
+          <w:szCs w:val="21"/>
+          <w:u w:val="single"/>
+          <w:lang w:eastAsia="en-IN"/>
+        </w:rPr>
+        <w:tab/>
+        <w:t xml:space="preserve">                                                                                 Sep 2018 – Dec 2019</w:t>
+      </w:r>
+    </w:p>
+    <w:p>
+      <w:pPr>
+        <w:spacing w:after="0" w:line="240" w:lineRule="auto"/>
+        <w:rPr>
+          <w:rFonts w:ascii="Helvetica" w:eastAsia="Times New Roman" w:hAnsi="Helvetica" w:cs="Helvetica"/>
+          <w:b/>
+          <w:bCs/>
+          <w:color w:val="000000"/>
+          <w:sz w:val="21"/>
+          <w:szCs w:val="21"/>
+          <w:u w:val="single"/>
+          <w:lang w:eastAsia="en-IN"/>
+        </w:rPr>
+      </w:pPr>
+      <w:r>
+        <w:rPr>
+          <w:rFonts w:ascii="Helvetica" w:eastAsia="Times New Roman" w:hAnsi="Helvetica" w:cs="Helvetica"/>
+          <w:b/>
+          <w:bCs/>
+          <w:color w:val="000000"/>
+          <w:sz w:val="21"/>
+          <w:szCs w:val="21"/>
+          <w:u w:val="single"/>
+          <w:lang w:eastAsia="en-IN"/>
+        </w:rPr>
+        <w:t>Machine Learning Consultant</w:t>
+      </w:r>
+    </w:p>
+    <w:p>
+      <w:pPr>
+        <w:spacing w:after="0" w:line="240" w:lineRule="auto"/>
+        <w:rPr>
+          <w:rFonts w:ascii="Helvetica" w:eastAsia="Times New Roman" w:hAnsi="Helvetica" w:cs="Helvetica"/>
+          <w:b/>
+          <w:bCs/>
+          <w:color w:val="000000"/>
+          <w:sz w:val="21"/>
+          <w:szCs w:val="21"/>
+          <w:u w:val="single"/>
+          <w:lang w:eastAsia="en-IN"/>
+        </w:rPr>
+      </w:pPr>
+      <w:r>
+        <w:rPr>
+          <w:rFonts w:ascii="Helvetica" w:eastAsia="Times New Roman" w:hAnsi="Helvetica" w:cs="Helvetica"/>
+          <w:b/>
+          <w:bCs/>
+          <w:color w:val="000000"/>
+          <w:sz w:val="21"/>
+          <w:szCs w:val="21"/>
+          <w:u w:val="single"/>
+          <w:lang w:eastAsia="en-IN"/>
+        </w:rPr>
+        <w:t>Responsibilities:</w:t>
+      </w:r>
+    </w:p>
+    <w:p>
+      <w:pPr>
+        <w:spacing w:after="0" w:line="240" w:lineRule="auto"/>
+        <w:rPr>
+          <w:rFonts w:ascii="Helvetica" w:eastAsia="Times New Roman" w:hAnsi="Helvetica" w:cs="Helvetica"/>
+          <w:b/>
+          <w:bCs/>
+          <w:color w:val="000000"/>
+          <w:sz w:val="21"/>
+          <w:szCs w:val="21"/>
+          <w:lang w:eastAsia="en-IN"/>
+        </w:rPr>
+      </w:pPr>
+    </w:p>
+    <w:p>
+      <w:pPr>
+        <w:pStyle w:val="NoSpacing"/>
+        <w:numPr>
+          <w:ilvl w:val="0"/>
+          <w:numId w:val="4"/>
+        </w:numPr>
+        <w:rPr>
+          <w:sz w:val="24"/>
+          <w:lang w:eastAsia="en-IN"/>
+        </w:rPr>
+      </w:pPr>
+      <w:r>
+        <w:rPr>
+          <w:sz w:val="24"/>
+          <w:lang w:eastAsia="en-IN"/>
+        </w:rPr>
+        <w:t>Built an ML model to automate the process of finding the root cause over failed events on store self-checkout machines (POS systems).</w:t>
+      </w:r>
+      <w:r>
+        <w:t xml:space="preserve"> </w:t>
+      </w:r>
+      <w:r>
+        <w:rPr>
+          <w:sz w:val="24"/>
+          <w:lang w:eastAsia="en-IN"/>
+        </w:rPr>
+        <w:t xml:space="preserve">Integrated the ML model by utilizing </w:t>
+      </w:r>
+      <w:r>
+        <w:rPr>
+          <w:b/>
+          <w:bCs/>
+          <w:sz w:val="24"/>
+          <w:lang w:eastAsia="en-IN"/>
+        </w:rPr>
+        <w:t>Flask API</w:t>
+      </w:r>
+      <w:r>
+        <w:rPr>
+          <w:sz w:val="24"/>
+          <w:lang w:eastAsia="en-IN"/>
+        </w:rPr>
+        <w:t>.</w:t>
+      </w:r>
+    </w:p>
+    <w:p>
+      <w:pPr>
+        <w:pStyle w:val="NoSpacing"/>
+        <w:numPr>
+          <w:ilvl w:val="0"/>
+          <w:numId w:val="4"/>
+        </w:numPr>
+        <w:rPr>
+          <w:sz w:val="24"/>
+          <w:lang w:eastAsia="en-IN"/>
+        </w:rPr>
+      </w:pPr>
+      <w:r>
+        <w:rPr>
+          <w:sz w:val="24"/>
+          <w:lang w:eastAsia="en-IN"/>
+        </w:rPr>
+        <w:t xml:space="preserve">Decreased the enterprise service now tickets by 15% in building a service named Back up as a service by utilizing </w:t>
+      </w:r>
+      <w:r>
+        <w:rPr>
+          <w:b/>
+          <w:bCs/>
+          <w:sz w:val="24"/>
+          <w:lang w:eastAsia="en-IN"/>
+        </w:rPr>
+        <w:t>AWS Backup</w:t>
+      </w:r>
+      <w:r>
+        <w:rPr>
+          <w:sz w:val="24"/>
+          <w:lang w:eastAsia="en-IN"/>
+        </w:rPr>
+        <w:t xml:space="preserve"> which gives the ability for a customer to initiate backups, restores on servers.</w:t>
+      </w:r>
+    </w:p>
+    <w:p>
+      <w:pPr>
+        <w:pStyle w:val="NoSpacing"/>
+        <w:numPr>
+          <w:ilvl w:val="0"/>
+          <w:numId w:val="4"/>
+        </w:numPr>
+        <w:rPr>
+          <w:sz w:val="24"/>
+          <w:lang w:eastAsia="en-IN"/>
+        </w:rPr>
+      </w:pPr>
+      <w:r>
+        <w:rPr>
+          <w:sz w:val="24"/>
+          <w:lang w:eastAsia="en-IN"/>
+        </w:rPr>
+        <w:t xml:space="preserve">Led customer data migration project of ETL codes from </w:t>
+      </w:r>
+      <w:r>
+        <w:rPr>
+          <w:b/>
+          <w:bCs/>
+          <w:sz w:val="24"/>
+          <w:lang w:eastAsia="en-IN"/>
+        </w:rPr>
+        <w:t>SAS</w:t>
+      </w:r>
+      <w:r>
+        <w:rPr>
+          <w:sz w:val="24"/>
+          <w:lang w:eastAsia="en-IN"/>
+        </w:rPr>
+        <w:t xml:space="preserve"> to </w:t>
+      </w:r>
+      <w:r>
+        <w:rPr>
+          <w:b/>
+          <w:bCs/>
+          <w:sz w:val="24"/>
+          <w:lang w:eastAsia="en-IN"/>
+        </w:rPr>
+        <w:t>Python</w:t>
+      </w:r>
+      <w:r>
+        <w:rPr>
+          <w:sz w:val="24"/>
+          <w:lang w:eastAsia="en-IN"/>
+        </w:rPr>
+        <w:t xml:space="preserve"> using Azure Databricks.</w:t>
+      </w:r>
+    </w:p>
+    <w:p>
+      <w:pPr>
+        <w:pStyle w:val="NoSpacing"/>
+        <w:numPr>
+          <w:ilvl w:val="0"/>
+          <w:numId w:val="4"/>
+        </w:numPr>
+        <w:rPr>
+          <w:sz w:val="24"/>
+          <w:lang w:eastAsia="en-IN"/>
+        </w:rPr>
+      </w:pPr>
+      <w:r>
+        <w:rPr>
+          <w:sz w:val="24"/>
+          <w:lang w:eastAsia="en-IN"/>
+        </w:rPr>
+        <w:lastRenderedPageBreak/>
+        <w:t xml:space="preserve">Successfully transitioned legacy </w:t>
+      </w:r>
+      <w:r>
+        <w:rPr>
+          <w:b/>
+          <w:bCs/>
+          <w:sz w:val="24"/>
+          <w:lang w:eastAsia="en-IN"/>
+        </w:rPr>
+        <w:t>SAS</w:t>
+      </w:r>
+      <w:r>
+        <w:rPr>
+          <w:sz w:val="24"/>
+          <w:lang w:eastAsia="en-IN"/>
+        </w:rPr>
+        <w:t xml:space="preserve"> scripts to </w:t>
+      </w:r>
+      <w:r>
+        <w:rPr>
+          <w:b/>
+          <w:bCs/>
+          <w:sz w:val="24"/>
+          <w:lang w:eastAsia="en-IN"/>
+        </w:rPr>
+        <w:t>Python</w:t>
+      </w:r>
+      <w:r>
+        <w:rPr>
+          <w:sz w:val="24"/>
+          <w:lang w:eastAsia="en-IN"/>
+        </w:rPr>
+        <w:t>, enhancing scalability, flexibility, and maintainability of data processing workflows at Capital One.</w:t>
+      </w:r>
+    </w:p>
+    <w:p>
+      <w:pPr>
+        <w:pStyle w:val="NoSpacing"/>
+        <w:numPr>
+          <w:ilvl w:val="0"/>
+          <w:numId w:val="4"/>
+        </w:numPr>
+        <w:rPr>
+          <w:sz w:val="24"/>
+          <w:lang w:eastAsia="en-IN"/>
+        </w:rPr>
+      </w:pPr>
+      <w:r>
+        <w:rPr>
+          <w:sz w:val="24"/>
+          <w:lang w:eastAsia="en-IN"/>
+        </w:rPr>
+        <w:t xml:space="preserve">Utilized </w:t>
+      </w:r>
+      <w:r>
+        <w:rPr>
+          <w:b/>
+          <w:bCs/>
+          <w:sz w:val="24"/>
+          <w:lang w:eastAsia="en-IN"/>
+        </w:rPr>
+        <w:t>Python</w:t>
+      </w:r>
+      <w:r>
+        <w:rPr>
+          <w:sz w:val="24"/>
+          <w:lang w:eastAsia="en-IN"/>
+        </w:rPr>
+        <w:t xml:space="preserve"> programming language and cloud-native technologies to refactor </w:t>
+      </w:r>
+      <w:r>
+        <w:rPr>
+          <w:b/>
+          <w:bCs/>
+          <w:sz w:val="24"/>
+          <w:lang w:eastAsia="en-IN"/>
+        </w:rPr>
+        <w:t>SAS</w:t>
+      </w:r>
+      <w:r>
+        <w:rPr>
+          <w:sz w:val="24"/>
+          <w:lang w:eastAsia="en-IN"/>
+        </w:rPr>
+        <w:t xml:space="preserve"> scripts, optimizing them for deployment on cloud platforms such as </w:t>
+      </w:r>
+      <w:r>
+        <w:rPr>
+          <w:b/>
+          <w:bCs/>
+          <w:sz w:val="24"/>
+          <w:lang w:eastAsia="en-IN"/>
+        </w:rPr>
+        <w:t>AWS</w:t>
+      </w:r>
+      <w:r>
+        <w:rPr>
+          <w:sz w:val="24"/>
+          <w:lang w:eastAsia="en-IN"/>
+        </w:rPr>
+        <w:t xml:space="preserve"> and </w:t>
+      </w:r>
+      <w:r>
+        <w:rPr>
+          <w:b/>
+          <w:bCs/>
+          <w:sz w:val="24"/>
+          <w:lang w:eastAsia="en-IN"/>
+        </w:rPr>
+        <w:t>Azure</w:t>
+      </w:r>
+      <w:r>
+        <w:rPr>
+          <w:sz w:val="24"/>
+          <w:lang w:eastAsia="en-IN"/>
+        </w:rPr>
+        <w:t>.</w:t>
+      </w:r>
+    </w:p>
+    <w:p>
+      <w:pPr>
+        <w:pStyle w:val="NoSpacing"/>
+        <w:numPr>
+          <w:ilvl w:val="0"/>
+          <w:numId w:val="4"/>
+        </w:numPr>
+        <w:rPr>
+          <w:sz w:val="24"/>
+          <w:lang w:eastAsia="en-IN"/>
+        </w:rPr>
+      </w:pPr>
+      <w:r>
+        <w:rPr>
+          <w:sz w:val="24"/>
+          <w:lang w:eastAsia="en-IN"/>
+        </w:rPr>
+        <w:t xml:space="preserve">Constructed a machine learning model for Capacity Planning by collecting historical CPU and Disk usage data from on-premises infrastructure, preprocessing the data, engineering features, and selecting suitable algorithms, such as </w:t>
+      </w:r>
+      <w:r>
+        <w:rPr>
+          <w:b/>
+          <w:bCs/>
+          <w:sz w:val="24"/>
+          <w:lang w:eastAsia="en-IN"/>
+        </w:rPr>
+        <w:t>LSTM</w:t>
+      </w:r>
+      <w:r>
+        <w:rPr>
+          <w:sz w:val="24"/>
+          <w:lang w:eastAsia="en-IN"/>
+        </w:rPr>
+        <w:t xml:space="preserve"> networks, to forecast resource utilization.</w:t>
+      </w:r>
+    </w:p>
+    <w:p>
+      <w:pPr>
+        <w:pStyle w:val="NoSpacing"/>
+        <w:numPr>
+          <w:ilvl w:val="0"/>
+          <w:numId w:val="4"/>
+        </w:numPr>
+        <w:rPr>
+          <w:sz w:val="24"/>
+          <w:lang w:eastAsia="en-IN"/>
+        </w:rPr>
+      </w:pPr>
+      <w:r>
+        <w:rPr>
+          <w:sz w:val="24"/>
+          <w:lang w:eastAsia="en-IN"/>
+        </w:rPr>
+        <w:t xml:space="preserve">Implemented automated data ingestion pipelines using cloud based ETL tools like </w:t>
+      </w:r>
+      <w:r>
+        <w:rPr>
+          <w:b/>
+          <w:bCs/>
+          <w:sz w:val="24"/>
+          <w:lang w:eastAsia="en-IN"/>
+        </w:rPr>
+        <w:t>AWS</w:t>
+      </w:r>
+      <w:r>
+        <w:rPr>
+          <w:sz w:val="24"/>
+          <w:lang w:eastAsia="en-IN"/>
+        </w:rPr>
+        <w:t xml:space="preserve"> </w:t>
+      </w:r>
+      <w:r>
+        <w:rPr>
+          <w:b/>
+          <w:bCs/>
+          <w:sz w:val="24"/>
+          <w:lang w:eastAsia="en-IN"/>
+        </w:rPr>
+        <w:t>Glue</w:t>
+      </w:r>
+      <w:r>
+        <w:rPr>
+          <w:sz w:val="24"/>
+          <w:lang w:eastAsia="en-IN"/>
+        </w:rPr>
+        <w:t xml:space="preserve"> or </w:t>
+      </w:r>
+      <w:r>
+        <w:rPr>
+          <w:b/>
+          <w:bCs/>
+          <w:sz w:val="24"/>
+          <w:lang w:eastAsia="en-IN"/>
+        </w:rPr>
+        <w:t>Azure</w:t>
+      </w:r>
+      <w:r>
+        <w:rPr>
+          <w:sz w:val="24"/>
+          <w:lang w:eastAsia="en-IN"/>
+        </w:rPr>
+        <w:t xml:space="preserve"> </w:t>
+      </w:r>
+      <w:r>
+        <w:rPr>
+          <w:b/>
+          <w:bCs/>
+          <w:sz w:val="24"/>
+          <w:lang w:eastAsia="en-IN"/>
+        </w:rPr>
+        <w:t>Data</w:t>
+      </w:r>
+      <w:r>
+        <w:rPr>
+          <w:sz w:val="24"/>
+          <w:lang w:eastAsia="en-IN"/>
+        </w:rPr>
+        <w:t xml:space="preserve"> </w:t>
+      </w:r>
+      <w:r>
+        <w:rPr>
+          <w:b/>
+          <w:bCs/>
+          <w:sz w:val="24"/>
+          <w:lang w:eastAsia="en-IN"/>
+        </w:rPr>
+        <w:t>Factory</w:t>
+      </w:r>
+      <w:r>
+        <w:rPr>
+          <w:sz w:val="24"/>
+          <w:lang w:eastAsia="en-IN"/>
+        </w:rPr>
+        <w:t xml:space="preserve"> to streamline the process of extracting, transforming, and loading (ETL) data into the dashboard.</w:t>
+      </w:r>
+    </w:p>
+    <w:p>
+      <w:pPr>
+        <w:pStyle w:val="NoSpacing"/>
+        <w:numPr>
+          <w:ilvl w:val="0"/>
+          <w:numId w:val="4"/>
+        </w:numPr>
+        <w:rPr>
+          <w:sz w:val="24"/>
+          <w:lang w:eastAsia="en-IN"/>
+        </w:rPr>
+      </w:pPr>
+      <w:r>
+        <w:rPr>
+          <w:sz w:val="24"/>
+          <w:lang w:eastAsia="en-IN"/>
+        </w:rPr>
+        <w:t xml:space="preserve">Using </w:t>
+      </w:r>
+      <w:r>
+        <w:rPr>
+          <w:b/>
+          <w:sz w:val="24"/>
+          <w:lang w:eastAsia="en-IN"/>
+        </w:rPr>
+        <w:t>Apache</w:t>
+      </w:r>
+      <w:r>
+        <w:rPr>
+          <w:sz w:val="24"/>
+          <w:lang w:eastAsia="en-IN"/>
+        </w:rPr>
+        <w:t xml:space="preserve"> </w:t>
+      </w:r>
+      <w:r>
+        <w:rPr>
+          <w:b/>
+          <w:sz w:val="24"/>
+          <w:lang w:eastAsia="en-IN"/>
+        </w:rPr>
+        <w:t>Airflow</w:t>
+      </w:r>
+      <w:r>
+        <w:rPr>
+          <w:sz w:val="24"/>
+          <w:lang w:eastAsia="en-IN"/>
+        </w:rPr>
+        <w:t xml:space="preserve">, built data pipelines to gather data from store-checkout devices into </w:t>
+      </w:r>
+      <w:proofErr w:type="spellStart"/>
+      <w:r>
+        <w:rPr>
+          <w:b/>
+          <w:sz w:val="24"/>
+          <w:lang w:eastAsia="en-IN"/>
+        </w:rPr>
+        <w:t>BigQuery</w:t>
+      </w:r>
+      <w:proofErr w:type="spellEnd"/>
+      <w:r>
+        <w:rPr>
+          <w:sz w:val="24"/>
+          <w:lang w:eastAsia="en-IN"/>
+        </w:rPr>
+        <w:t>.</w:t>
+      </w:r>
+    </w:p>
+    <w:p>
+      <w:pPr>
+        <w:pStyle w:val="NoSpacing"/>
+        <w:numPr>
+          <w:ilvl w:val="0"/>
+          <w:numId w:val="4"/>
+        </w:numPr>
+        <w:rPr>
+          <w:sz w:val="24"/>
+          <w:lang w:eastAsia="en-IN"/>
+        </w:rPr>
+      </w:pPr>
+      <w:r>
+        <w:rPr>
+          <w:sz w:val="24"/>
+          <w:lang w:eastAsia="en-IN"/>
+        </w:rPr>
+        <w:t xml:space="preserve">Used </w:t>
+      </w:r>
+      <w:r>
+        <w:rPr>
+          <w:b/>
+          <w:bCs/>
+          <w:sz w:val="24"/>
+          <w:lang w:eastAsia="en-IN"/>
+        </w:rPr>
+        <w:t>classification techniques</w:t>
+      </w:r>
+      <w:r>
+        <w:rPr>
+          <w:sz w:val="24"/>
+          <w:lang w:eastAsia="en-IN"/>
+        </w:rPr>
+        <w:t xml:space="preserve"> including Random Forest and Logistic Regression to quantify the likelihood of each user referring.</w:t>
+      </w:r>
+    </w:p>
+    <w:p>
+      <w:pPr>
+        <w:pStyle w:val="NoSpacing"/>
+        <w:numPr>
+          <w:ilvl w:val="0"/>
+          <w:numId w:val="4"/>
+        </w:numPr>
+        <w:rPr>
+          <w:sz w:val="24"/>
+          <w:lang w:eastAsia="en-IN"/>
+        </w:rPr>
+      </w:pPr>
+      <w:r>
+        <w:rPr>
+          <w:sz w:val="24"/>
+          <w:lang w:eastAsia="en-IN"/>
+        </w:rPr>
+        <w:t xml:space="preserve">Utilizing </w:t>
+      </w:r>
+      <w:r>
+        <w:rPr>
+          <w:b/>
+          <w:sz w:val="24"/>
+          <w:lang w:eastAsia="en-IN"/>
+        </w:rPr>
+        <w:t>Cloud Composer</w:t>
+      </w:r>
+      <w:r>
+        <w:rPr>
+          <w:sz w:val="24"/>
+          <w:lang w:eastAsia="en-IN"/>
+        </w:rPr>
+        <w:t xml:space="preserve">, </w:t>
+      </w:r>
+      <w:proofErr w:type="spellStart"/>
+      <w:r>
+        <w:rPr>
+          <w:b/>
+          <w:sz w:val="24"/>
+          <w:lang w:eastAsia="en-IN"/>
+        </w:rPr>
+        <w:t>BigQuery</w:t>
+      </w:r>
+      <w:proofErr w:type="spellEnd"/>
+      <w:r>
+        <w:rPr>
+          <w:sz w:val="24"/>
+          <w:lang w:eastAsia="en-IN"/>
+        </w:rPr>
+        <w:t xml:space="preserve"> and </w:t>
+      </w:r>
+      <w:r>
+        <w:rPr>
+          <w:b/>
+          <w:sz w:val="24"/>
+          <w:lang w:eastAsia="en-IN"/>
+        </w:rPr>
+        <w:t>GCP</w:t>
+      </w:r>
+      <w:r>
+        <w:rPr>
+          <w:sz w:val="24"/>
+          <w:lang w:eastAsia="en-IN"/>
+        </w:rPr>
+        <w:t xml:space="preserve"> </w:t>
+      </w:r>
+      <w:r>
+        <w:rPr>
+          <w:b/>
+          <w:bCs/>
+          <w:sz w:val="24"/>
+          <w:lang w:eastAsia="en-IN"/>
+        </w:rPr>
+        <w:t>storage buckets</w:t>
+      </w:r>
+      <w:r>
+        <w:rPr>
+          <w:sz w:val="24"/>
+          <w:lang w:eastAsia="en-IN"/>
+        </w:rPr>
+        <w:t xml:space="preserve"> on Google cloud platform productionized machine learning pipelines to performs data extraction, data cleaning, model training and updating the model on performance basis.</w:t>
+      </w:r>
+    </w:p>
+    <w:p>
+      <w:pPr>
+        <w:pStyle w:val="NoSpacing"/>
+        <w:numPr>
+          <w:ilvl w:val="0"/>
+          <w:numId w:val="4"/>
+        </w:numPr>
+        <w:rPr>
+          <w:sz w:val="24"/>
+          <w:lang w:eastAsia="en-IN"/>
+        </w:rPr>
+      </w:pPr>
+      <w:r>
+        <w:rPr>
+          <w:sz w:val="24"/>
+          <w:lang w:eastAsia="en-IN"/>
+        </w:rPr>
+        <w:t xml:space="preserve">Designed and developed an automation process, that helps enterprise to maintain common configurations and detect configuration drifts across the enterprise virtual infrastructure using </w:t>
+      </w:r>
+      <w:r>
+        <w:rPr>
+          <w:b/>
+          <w:sz w:val="24"/>
+          <w:lang w:eastAsia="en-IN"/>
+        </w:rPr>
+        <w:t>Docker</w:t>
+      </w:r>
+      <w:r>
+        <w:rPr>
+          <w:sz w:val="24"/>
+          <w:lang w:eastAsia="en-IN"/>
+        </w:rPr>
+        <w:t>.</w:t>
+      </w:r>
+    </w:p>
+    <w:p>
+      <w:pPr>
+        <w:pStyle w:val="NoSpacing"/>
+        <w:numPr>
+          <w:ilvl w:val="0"/>
+          <w:numId w:val="4"/>
+        </w:numPr>
+        <w:rPr>
+          <w:sz w:val="24"/>
+          <w:lang w:eastAsia="en-IN"/>
+        </w:rPr>
+      </w:pPr>
+      <w:r>
+        <w:rPr>
+          <w:sz w:val="24"/>
+          <w:lang w:eastAsia="en-IN"/>
+        </w:rPr>
+        <w:t xml:space="preserve">Applied </w:t>
+      </w:r>
+      <w:r>
+        <w:rPr>
+          <w:b/>
+          <w:bCs/>
+          <w:sz w:val="24"/>
+          <w:lang w:eastAsia="en-IN"/>
+        </w:rPr>
+        <w:t>mean-variance optimization algorithms</w:t>
+      </w:r>
+      <w:r>
+        <w:rPr>
+          <w:sz w:val="24"/>
+          <w:lang w:eastAsia="en-IN"/>
+        </w:rPr>
+        <w:t xml:space="preserve">, such as </w:t>
+      </w:r>
+      <w:r>
+        <w:rPr>
+          <w:b/>
+          <w:bCs/>
+          <w:sz w:val="24"/>
+          <w:lang w:eastAsia="en-IN"/>
+        </w:rPr>
+        <w:t>Markowitz portfolio theory</w:t>
+      </w:r>
+      <w:r>
+        <w:rPr>
+          <w:sz w:val="24"/>
+          <w:lang w:eastAsia="en-IN"/>
+        </w:rPr>
+        <w:t xml:space="preserve">, using optimization libraries like </w:t>
+      </w:r>
+      <w:proofErr w:type="spellStart"/>
+      <w:r>
+        <w:rPr>
+          <w:b/>
+          <w:bCs/>
+          <w:sz w:val="24"/>
+          <w:lang w:eastAsia="en-IN"/>
+        </w:rPr>
+        <w:t>scipy.optimize</w:t>
+      </w:r>
+      <w:proofErr w:type="spellEnd"/>
+      <w:r>
+        <w:rPr>
+          <w:sz w:val="24"/>
+          <w:lang w:eastAsia="en-IN"/>
+        </w:rPr>
+        <w:t xml:space="preserve"> in Python, to construct efficient investment portfolios balancing risk and return.</w:t>
+      </w:r>
+    </w:p>
+    <w:p>
+      <w:pPr>
+        <w:pStyle w:val="NoSpacing"/>
+        <w:numPr>
+          <w:ilvl w:val="0"/>
+          <w:numId w:val="4"/>
+        </w:numPr>
+        <w:rPr>
+          <w:sz w:val="24"/>
+          <w:lang w:eastAsia="en-IN"/>
+        </w:rPr>
+      </w:pPr>
+      <w:r>
+        <w:rPr>
+          <w:sz w:val="24"/>
+          <w:lang w:eastAsia="en-IN"/>
+        </w:rPr>
+        <w:t xml:space="preserve">Implemented anomaly detection algorithms, such as isolation forests and autoencoders, with Python libraries like </w:t>
+      </w:r>
+      <w:r>
+        <w:rPr>
+          <w:b/>
+          <w:bCs/>
+          <w:sz w:val="24"/>
+          <w:lang w:eastAsia="en-IN"/>
+        </w:rPr>
+        <w:t>scikit-learn</w:t>
+      </w:r>
+      <w:r>
+        <w:rPr>
+          <w:sz w:val="24"/>
+          <w:lang w:eastAsia="en-IN"/>
+        </w:rPr>
+        <w:t xml:space="preserve"> and </w:t>
+      </w:r>
+      <w:r>
+        <w:rPr>
+          <w:b/>
+          <w:bCs/>
+          <w:sz w:val="24"/>
+          <w:lang w:eastAsia="en-IN"/>
+        </w:rPr>
+        <w:t>TensorFlow/</w:t>
+      </w:r>
+      <w:proofErr w:type="spellStart"/>
+      <w:r>
+        <w:rPr>
+          <w:b/>
+          <w:bCs/>
+          <w:sz w:val="24"/>
+          <w:lang w:eastAsia="en-IN"/>
+        </w:rPr>
+        <w:t>Keras</w:t>
+      </w:r>
+      <w:proofErr w:type="spellEnd"/>
+      <w:r>
+        <w:rPr>
+          <w:sz w:val="24"/>
+          <w:lang w:eastAsia="en-IN"/>
+        </w:rPr>
+        <w:t xml:space="preserve"> to detect and prevent fraudulent activities in financial transactions.</w:t>
+      </w:r>
+    </w:p>
+    <w:p>
+      <w:pPr>
+        <w:pStyle w:val="NoSpacing"/>
+        <w:numPr>
+          <w:ilvl w:val="0"/>
+          <w:numId w:val="4"/>
+        </w:numPr>
+        <w:rPr>
+          <w:sz w:val="24"/>
+          <w:lang w:eastAsia="en-IN"/>
+        </w:rPr>
+      </w:pPr>
+      <w:r>
+        <w:rPr>
+          <w:sz w:val="24"/>
+          <w:lang w:eastAsia="en-IN"/>
+        </w:rPr>
+        <w:t xml:space="preserve">Developed credit risk models using </w:t>
+      </w:r>
+      <w:r>
+        <w:rPr>
+          <w:b/>
+          <w:bCs/>
+          <w:sz w:val="24"/>
+          <w:lang w:eastAsia="en-IN"/>
+        </w:rPr>
+        <w:t>gradient boosting machine algorithms</w:t>
+      </w:r>
+      <w:r>
+        <w:rPr>
+          <w:sz w:val="24"/>
+          <w:lang w:eastAsia="en-IN"/>
+        </w:rPr>
+        <w:t xml:space="preserve">, such as </w:t>
+      </w:r>
+      <w:proofErr w:type="spellStart"/>
+      <w:r>
+        <w:rPr>
+          <w:sz w:val="24"/>
+          <w:lang w:eastAsia="en-IN"/>
+        </w:rPr>
+        <w:t>XGBoost</w:t>
+      </w:r>
+      <w:proofErr w:type="spellEnd"/>
+      <w:r>
+        <w:rPr>
+          <w:sz w:val="24"/>
+          <w:lang w:eastAsia="en-IN"/>
+        </w:rPr>
+        <w:t xml:space="preserve"> and </w:t>
+      </w:r>
+      <w:proofErr w:type="spellStart"/>
+      <w:r>
+        <w:rPr>
+          <w:sz w:val="24"/>
+          <w:lang w:eastAsia="en-IN"/>
+        </w:rPr>
+        <w:t>LightGBM</w:t>
+      </w:r>
+      <w:proofErr w:type="spellEnd"/>
+      <w:r>
+        <w:rPr>
+          <w:sz w:val="24"/>
+          <w:lang w:eastAsia="en-IN"/>
+        </w:rPr>
+        <w:t xml:space="preserve">, in </w:t>
+      </w:r>
+      <w:r>
+        <w:rPr>
+          <w:b/>
+          <w:bCs/>
+          <w:sz w:val="24"/>
+          <w:lang w:eastAsia="en-IN"/>
+        </w:rPr>
+        <w:t>Python</w:t>
+      </w:r>
+      <w:r>
+        <w:rPr>
+          <w:sz w:val="24"/>
+          <w:lang w:eastAsia="en-IN"/>
+        </w:rPr>
+        <w:t>, to assess creditworthiness and predict default probabilities for loan applicants.</w:t>
+      </w:r>
+    </w:p>
+    <w:p>
+      <w:pPr>
+        <w:pStyle w:val="NoSpacing"/>
+        <w:numPr>
+          <w:ilvl w:val="0"/>
+          <w:numId w:val="4"/>
+        </w:numPr>
+        <w:rPr>
+          <w:sz w:val="24"/>
+          <w:lang w:eastAsia="en-IN"/>
+        </w:rPr>
+      </w:pPr>
+      <w:r>
+        <w:rPr>
+          <w:sz w:val="24"/>
+          <w:lang w:eastAsia="en-IN"/>
+        </w:rPr>
+        <w:t xml:space="preserve">Present data using data visualization techniques by using tools like </w:t>
+      </w:r>
+      <w:r>
+        <w:rPr>
+          <w:b/>
+          <w:sz w:val="24"/>
+          <w:lang w:eastAsia="en-IN"/>
+        </w:rPr>
+        <w:t>Tableau</w:t>
+      </w:r>
+      <w:r>
+        <w:rPr>
+          <w:sz w:val="24"/>
+          <w:lang w:eastAsia="en-IN"/>
+        </w:rPr>
+        <w:t xml:space="preserve"> and libraries like matplotlib, ggplot2, seaborn by creating graphs, charts, or other visualizations to convey the Results of data analysis. </w:t>
+      </w:r>
+    </w:p>
+    <w:p>
+      <w:pPr>
+        <w:pStyle w:val="NoSpacing"/>
+        <w:numPr>
+          <w:ilvl w:val="0"/>
+          <w:numId w:val="4"/>
+        </w:numPr>
+        <w:rPr>
+          <w:sz w:val="24"/>
+          <w:lang w:eastAsia="en-IN"/>
+        </w:rPr>
+      </w:pPr>
+      <w:r>
+        <w:rPr>
+          <w:sz w:val="24"/>
+          <w:lang w:eastAsia="en-IN"/>
+        </w:rPr>
+        <w:t xml:space="preserve">Optimized model serving infrastructure on </w:t>
+      </w:r>
+      <w:r>
+        <w:rPr>
+          <w:b/>
+          <w:bCs/>
+          <w:sz w:val="24"/>
+          <w:lang w:eastAsia="en-IN"/>
+        </w:rPr>
+        <w:t>Databricks</w:t>
+      </w:r>
+      <w:r>
+        <w:rPr>
+          <w:sz w:val="24"/>
+          <w:lang w:eastAsia="en-IN"/>
+        </w:rPr>
+        <w:t xml:space="preserve"> for low-latency inference, utilizing features such as model caching, distributed serving, and parallel processing.</w:t>
+      </w:r>
+    </w:p>
+    <w:p>
+      <w:pPr>
+        <w:pStyle w:val="NoSpacing"/>
+        <w:numPr>
+          <w:ilvl w:val="0"/>
+          <w:numId w:val="4"/>
+        </w:numPr>
+        <w:rPr>
+          <w:sz w:val="24"/>
+          <w:lang w:eastAsia="en-IN"/>
+        </w:rPr>
+      </w:pPr>
+      <w:r>
+        <w:rPr>
+          <w:sz w:val="24"/>
+          <w:lang w:eastAsia="en-IN"/>
+        </w:rPr>
+        <w:t xml:space="preserve">Utilized python and </w:t>
+      </w:r>
+      <w:r>
+        <w:rPr>
+          <w:b/>
+          <w:sz w:val="24"/>
+          <w:lang w:eastAsia="en-IN"/>
+        </w:rPr>
+        <w:t>Kafka</w:t>
+      </w:r>
+      <w:r>
+        <w:rPr>
+          <w:sz w:val="24"/>
+          <w:lang w:eastAsia="en-IN"/>
+        </w:rPr>
+        <w:t xml:space="preserve"> to build data pipelines for pulling data from multiple sources (</w:t>
+      </w:r>
+      <w:proofErr w:type="spellStart"/>
+      <w:r>
+        <w:rPr>
+          <w:sz w:val="24"/>
+          <w:lang w:eastAsia="en-IN"/>
+        </w:rPr>
+        <w:t>vCenters</w:t>
+      </w:r>
+      <w:proofErr w:type="spellEnd"/>
+      <w:r>
+        <w:rPr>
+          <w:sz w:val="24"/>
+          <w:lang w:eastAsia="en-IN"/>
+        </w:rPr>
+        <w:t xml:space="preserve">, data bases, store devices) into Google’s </w:t>
+      </w:r>
+      <w:proofErr w:type="spellStart"/>
+      <w:r>
+        <w:rPr>
+          <w:b/>
+          <w:sz w:val="24"/>
+          <w:lang w:eastAsia="en-IN"/>
+        </w:rPr>
+        <w:t>BigQuery</w:t>
+      </w:r>
+      <w:proofErr w:type="spellEnd"/>
+      <w:r>
+        <w:rPr>
+          <w:sz w:val="24"/>
+          <w:lang w:eastAsia="en-IN"/>
+        </w:rPr>
+        <w:t>.</w:t>
+      </w:r>
+    </w:p>
+    <w:p>
+      <w:pPr>
+        <w:pStyle w:val="NoSpacing"/>
+        <w:numPr>
+          <w:ilvl w:val="0"/>
+          <w:numId w:val="4"/>
+        </w:numPr>
+        <w:rPr>
+          <w:sz w:val="24"/>
+          <w:lang w:eastAsia="en-IN"/>
+        </w:rPr>
+      </w:pPr>
+      <w:r>
+        <w:rPr>
+          <w:sz w:val="24"/>
+          <w:lang w:eastAsia="en-IN"/>
+        </w:rPr>
+        <w:t xml:space="preserve">Perform Quality Analysis testing and validation internally using </w:t>
+      </w:r>
+      <w:r>
+        <w:rPr>
+          <w:b/>
+          <w:sz w:val="24"/>
+          <w:lang w:eastAsia="en-IN"/>
+        </w:rPr>
+        <w:t>Django</w:t>
+      </w:r>
+      <w:r>
+        <w:rPr>
+          <w:sz w:val="24"/>
+          <w:lang w:eastAsia="en-IN"/>
+        </w:rPr>
+        <w:t xml:space="preserve"> and reformulate models to ensure accurate prediction of outcomes of interest and end to end </w:t>
+      </w:r>
+      <w:r>
+        <w:rPr>
+          <w:b/>
+          <w:bCs/>
+          <w:sz w:val="24"/>
+          <w:lang w:eastAsia="en-IN"/>
+        </w:rPr>
+        <w:t>API</w:t>
+      </w:r>
+      <w:r>
+        <w:rPr>
+          <w:sz w:val="24"/>
+          <w:lang w:eastAsia="en-IN"/>
+        </w:rPr>
+        <w:t xml:space="preserve"> testing with dummy data and actual data before launch of the actual product with the Engineering team.</w:t>
+      </w:r>
+    </w:p>
+    <w:p>
+      <w:pPr>
+        <w:pStyle w:val="NoSpacing"/>
+        <w:numPr>
+          <w:ilvl w:val="0"/>
+          <w:numId w:val="4"/>
+        </w:numPr>
+        <w:rPr>
+          <w:sz w:val="24"/>
+          <w:lang w:eastAsia="en-IN"/>
+        </w:rPr>
+      </w:pPr>
+      <w:r>
+        <w:rPr>
+          <w:sz w:val="24"/>
+          <w:lang w:eastAsia="en-IN"/>
+        </w:rPr>
+        <w:t>Utilized machine learning algorithms such as logistic regression, multivariate regression, K-means, &amp; Recommendation algorithms to extract the hidden information from the data.</w:t>
+      </w:r>
+    </w:p>
+    <w:p>
+      <w:pPr>
+        <w:pStyle w:val="NoSpacing"/>
+        <w:numPr>
+          <w:ilvl w:val="0"/>
+          <w:numId w:val="4"/>
+        </w:numPr>
+        <w:rPr>
+          <w:sz w:val="24"/>
+          <w:lang w:eastAsia="en-IN"/>
+        </w:rPr>
+      </w:pPr>
+      <w:r>
+        <w:rPr>
+          <w:sz w:val="24"/>
+          <w:lang w:eastAsia="en-IN"/>
+        </w:rPr>
+        <w:t xml:space="preserve">Used </w:t>
+      </w:r>
+      <w:r>
+        <w:rPr>
+          <w:b/>
+          <w:sz w:val="24"/>
+          <w:lang w:eastAsia="en-IN"/>
+        </w:rPr>
+        <w:t>Pandas</w:t>
+      </w:r>
+      <w:r>
+        <w:rPr>
+          <w:sz w:val="24"/>
+          <w:lang w:eastAsia="en-IN"/>
+        </w:rPr>
+        <w:t xml:space="preserve">, </w:t>
+      </w:r>
+      <w:r>
+        <w:rPr>
+          <w:b/>
+          <w:sz w:val="24"/>
+          <w:lang w:eastAsia="en-IN"/>
+        </w:rPr>
+        <w:t>NumPy</w:t>
+      </w:r>
+      <w:r>
+        <w:rPr>
+          <w:sz w:val="24"/>
+          <w:lang w:eastAsia="en-IN"/>
+        </w:rPr>
+        <w:t xml:space="preserve">, </w:t>
+      </w:r>
+      <w:r>
+        <w:rPr>
+          <w:b/>
+          <w:sz w:val="24"/>
+          <w:lang w:eastAsia="en-IN"/>
+        </w:rPr>
+        <w:t>Scikit-learn</w:t>
+      </w:r>
+      <w:r>
+        <w:rPr>
+          <w:sz w:val="24"/>
+          <w:lang w:eastAsia="en-IN"/>
+        </w:rPr>
+        <w:t xml:space="preserve"> in Python for developing various machine learning models and utilized algorithms such as Linear regression, Logistic regression, Gradient Boosting, SVM and KNN.</w:t>
+      </w:r>
+    </w:p>
+    <w:p>
+      <w:pPr>
+        <w:pStyle w:val="NoSpacing"/>
+        <w:numPr>
+          <w:ilvl w:val="0"/>
+          <w:numId w:val="4"/>
+        </w:numPr>
+        <w:rPr>
+          <w:sz w:val="24"/>
+          <w:lang w:eastAsia="en-IN"/>
+        </w:rPr>
+      </w:pPr>
+      <w:r>
+        <w:rPr>
+          <w:sz w:val="24"/>
+          <w:lang w:eastAsia="en-IN"/>
+        </w:rPr>
+        <w:t xml:space="preserve">For serving data, built </w:t>
+      </w:r>
+      <w:r>
+        <w:rPr>
+          <w:b/>
+          <w:bCs/>
+          <w:sz w:val="24"/>
+          <w:lang w:eastAsia="en-IN"/>
+        </w:rPr>
+        <w:t>REST APIs</w:t>
+      </w:r>
+      <w:r>
+        <w:rPr>
+          <w:sz w:val="24"/>
+          <w:lang w:eastAsia="en-IN"/>
+        </w:rPr>
+        <w:t xml:space="preserve"> on the data lake (</w:t>
+      </w:r>
+      <w:proofErr w:type="spellStart"/>
+      <w:r>
+        <w:rPr>
+          <w:b/>
+          <w:sz w:val="24"/>
+          <w:lang w:eastAsia="en-IN"/>
+        </w:rPr>
+        <w:t>BigQuery</w:t>
+      </w:r>
+      <w:proofErr w:type="spellEnd"/>
+      <w:r>
+        <w:rPr>
+          <w:sz w:val="24"/>
+          <w:lang w:eastAsia="en-IN"/>
+        </w:rPr>
+        <w:t xml:space="preserve">, cloud </w:t>
+      </w:r>
+      <w:r>
+        <w:rPr>
+          <w:b/>
+          <w:sz w:val="24"/>
+          <w:lang w:eastAsia="en-IN"/>
+        </w:rPr>
+        <w:t>SQL</w:t>
+      </w:r>
+      <w:r>
+        <w:rPr>
+          <w:sz w:val="24"/>
+          <w:lang w:eastAsia="en-IN"/>
+        </w:rPr>
+        <w:t>).</w:t>
+      </w:r>
+    </w:p>
+    <w:p>
+      <w:pPr>
+        <w:pStyle w:val="NoSpacing"/>
+        <w:numPr>
+          <w:ilvl w:val="0"/>
+          <w:numId w:val="4"/>
+        </w:numPr>
+        <w:rPr>
+          <w:sz w:val="24"/>
+          <w:lang w:eastAsia="en-IN"/>
+        </w:rPr>
+      </w:pPr>
+      <w:r>
+        <w:rPr>
+          <w:sz w:val="24"/>
+          <w:lang w:eastAsia="en-IN"/>
+        </w:rPr>
+        <w:t xml:space="preserve">Provided </w:t>
+      </w:r>
+      <w:r>
+        <w:rPr>
+          <w:b/>
+          <w:bCs/>
+          <w:sz w:val="24"/>
+          <w:lang w:eastAsia="en-IN"/>
+        </w:rPr>
+        <w:t>Agile</w:t>
+      </w:r>
+      <w:r>
+        <w:rPr>
+          <w:sz w:val="24"/>
+          <w:lang w:eastAsia="en-IN"/>
+        </w:rPr>
+        <w:t xml:space="preserve"> coaching and training to teams, ensuring a common understanding of Agile principles, practices, and ceremonies for efficient project delivery.</w:t>
+      </w:r>
+    </w:p>
+    <w:p>
+      <w:pPr>
+        <w:spacing w:before="210" w:after="0" w:line="240" w:lineRule="auto"/>
+        <w:rPr>
+          <w:bCs/>
+          <w:sz w:val="24"/>
+          <w:lang w:eastAsia="en-IN"/>
+        </w:rPr>
+      </w:pPr>
+      <w:r>
+        <w:rPr>
+          <w:rFonts w:ascii="Helvetica" w:eastAsia="Times New Roman" w:hAnsi="Helvetica" w:cs="Helvetica"/>
+          <w:b/>
+          <w:bCs/>
+          <w:color w:val="000000"/>
+          <w:sz w:val="21"/>
+          <w:szCs w:val="21"/>
+          <w:lang w:eastAsia="en-IN"/>
+        </w:rPr>
+        <w:t>Environment:</w:t>
+      </w:r>
+      <w:r>
         <w:rPr>
           <w:rFonts w:ascii="Helvetica" w:eastAsia="Times New Roman" w:hAnsi="Helvetica" w:cs="Helvetica"/>
           <w:color w:val="25313D"/>
@@ -5408,8 +8472,93 @@
           <w:szCs w:val="21"/>
           <w:lang w:eastAsia="en-IN"/>
         </w:rPr>
-      </w:pPr>
-      <w:r>
+        <w:t> </w:t>
+      </w:r>
+      <w:r>
+        <w:rPr>
+          <w:bCs/>
+          <w:sz w:val="24"/>
+          <w:lang w:eastAsia="en-IN"/>
+        </w:rPr>
+        <w:t xml:space="preserve">Flask API, AWS Backup, LSTM networks, Apache Airflow, </w:t>
+      </w:r>
+      <w:proofErr w:type="spellStart"/>
+      <w:r>
+        <w:rPr>
+          <w:bCs/>
+          <w:sz w:val="24"/>
+          <w:lang w:eastAsia="en-IN"/>
+        </w:rPr>
+        <w:t>BigQuery</w:t>
+      </w:r>
+      <w:proofErr w:type="spellEnd"/>
+      <w:r>
+        <w:rPr>
+          <w:bCs/>
+          <w:sz w:val="24"/>
+          <w:lang w:eastAsia="en-IN"/>
+        </w:rPr>
+        <w:t xml:space="preserve">, Random Forest, Logistic Regression, Cloud Composer, GCP Storage Buckets, Google Cloud Platform, Python Django </w:t>
+      </w:r>
+      <w:r>
+        <w:rPr>
+          <w:bCs/>
+          <w:sz w:val="24"/>
+          <w:lang w:eastAsia="en-IN"/>
+        </w:rPr>
+        <w:lastRenderedPageBreak/>
+        <w:t xml:space="preserve">framework, Cloud Bolt, Docker, Scikit-learn package, MS </w:t>
+      </w:r>
+      <w:proofErr w:type="spellStart"/>
+      <w:r>
+        <w:rPr>
+          <w:bCs/>
+          <w:sz w:val="24"/>
+          <w:lang w:eastAsia="en-IN"/>
+        </w:rPr>
+        <w:t>PowerBI</w:t>
+      </w:r>
+      <w:proofErr w:type="spellEnd"/>
+      <w:r>
+        <w:rPr>
+          <w:bCs/>
+          <w:sz w:val="24"/>
+          <w:lang w:eastAsia="en-IN"/>
+        </w:rPr>
+        <w:t xml:space="preserve">, </w:t>
+      </w:r>
+      <w:proofErr w:type="spellStart"/>
+      <w:r>
+        <w:rPr>
+          <w:bCs/>
+          <w:sz w:val="24"/>
+          <w:lang w:eastAsia="en-IN"/>
+        </w:rPr>
+        <w:t>ggplot</w:t>
+      </w:r>
+      <w:proofErr w:type="spellEnd"/>
+      <w:r>
+        <w:rPr>
+          <w:bCs/>
+          <w:sz w:val="24"/>
+          <w:lang w:eastAsia="en-IN"/>
+        </w:rPr>
+        <w:t>, Seaborn, Matplotlib, Kafka, REST APIs, Dataflow, Google App Engine, Linux servers.</w:t>
+      </w:r>
+    </w:p>
+    <w:p>
+      <w:pPr>
+        <w:spacing w:before="210" w:after="0" w:line="240" w:lineRule="auto"/>
+      </w:pPr>
+    </w:p>
+    <w:p>
+      <w:pPr>
+        <w:spacing w:before="210" w:after="0" w:line="240" w:lineRule="auto"/>
+      </w:pPr>
+    </w:p>
+    <w:p>
+      <w:pPr>
+        <w:spacing w:after="0" w:line="240" w:lineRule="auto"/>
         <w:rPr>
           <w:rFonts w:ascii="Helvetica" w:eastAsia="Times New Roman" w:hAnsi="Helvetica" w:cs="Helvetica"/>
           <w:b/>
@@ -5417,14 +8566,937 @@
           <w:color w:val="000000"/>
           <w:sz w:val="21"/>
           <w:szCs w:val="21"/>
-          <w:lang w:eastAsia="en-IN"/>
-        </w:rPr>
-        <w:t>Kaiser Permanente | Oakland, CA                                                                                       Jan 2020 – Jun 2021</w:t>
+          <w:u w:val="single"/>
+          <w:lang w:eastAsia="en-IN"/>
+        </w:rPr>
+      </w:pPr>
+      <w:r>
+        <w:rPr>
+          <w:rFonts w:ascii="Helvetica" w:eastAsia="Times New Roman" w:hAnsi="Helvetica" w:cs="Helvetica"/>
+          <w:b/>
+          <w:bCs/>
+          <w:color w:val="000000"/>
+          <w:sz w:val="21"/>
+          <w:szCs w:val="21"/>
+          <w:u w:val="single"/>
+          <w:lang w:eastAsia="en-IN"/>
+        </w:rPr>
+        <w:t>Mastercard | Purchase, NY</w:t>
+      </w:r>
+      <w:r>
+        <w:rPr>
+          <w:rFonts w:ascii="Helvetica" w:eastAsia="Times New Roman" w:hAnsi="Helvetica" w:cs="Helvetica"/>
+          <w:b/>
+          <w:bCs/>
+          <w:color w:val="000000"/>
+          <w:sz w:val="21"/>
+          <w:szCs w:val="21"/>
+          <w:u w:val="single"/>
+          <w:lang w:eastAsia="en-IN"/>
+        </w:rPr>
+        <w:tab/>
+        <w:t xml:space="preserve">                                                                                              Jun 2017 – Aug 2018</w:t>
       </w:r>
     </w:p>
     <w:p>
       <w:pPr>
         <w:spacing w:after="0" w:line="240" w:lineRule="auto"/>
+        <w:rPr>
+          <w:rFonts w:ascii="Helvetica" w:eastAsia="Times New Roman" w:hAnsi="Helvetica" w:cs="Helvetica"/>
+          <w:b/>
+          <w:bCs/>
+          <w:color w:val="000000"/>
+          <w:sz w:val="21"/>
+          <w:szCs w:val="21"/>
+          <w:u w:val="single"/>
+          <w:lang w:eastAsia="en-IN"/>
+        </w:rPr>
+      </w:pPr>
+      <w:r>
+        <w:rPr>
+          <w:rFonts w:ascii="Helvetica" w:eastAsia="Times New Roman" w:hAnsi="Helvetica" w:cs="Helvetica"/>
+          <w:b/>
+          <w:bCs/>
+          <w:color w:val="000000"/>
+          <w:sz w:val="21"/>
+          <w:szCs w:val="21"/>
+          <w:u w:val="single"/>
+          <w:lang w:eastAsia="en-IN"/>
+        </w:rPr>
+        <w:t xml:space="preserve">Data Scientist                                                                                                 </w:t>
+      </w:r>
+    </w:p>
+    <w:p>
+      <w:pPr>
+        <w:spacing w:after="0" w:line="240" w:lineRule="auto"/>
+        <w:rPr>
+          <w:rFonts w:ascii="Helvetica" w:eastAsia="Times New Roman" w:hAnsi="Helvetica" w:cs="Helvetica"/>
+          <w:b/>
+          <w:bCs/>
+          <w:color w:val="000000"/>
+          <w:sz w:val="21"/>
+          <w:szCs w:val="21"/>
+          <w:u w:val="single"/>
+          <w:lang w:eastAsia="en-IN"/>
+        </w:rPr>
+      </w:pPr>
+      <w:r>
+        <w:rPr>
+          <w:rFonts w:ascii="Helvetica" w:eastAsia="Times New Roman" w:hAnsi="Helvetica" w:cs="Helvetica"/>
+          <w:b/>
+          <w:bCs/>
+          <w:color w:val="000000"/>
+          <w:sz w:val="21"/>
+          <w:szCs w:val="21"/>
+          <w:u w:val="single"/>
+          <w:lang w:eastAsia="en-IN"/>
+        </w:rPr>
+        <w:t>Responsibilities:</w:t>
+      </w:r>
+    </w:p>
+    <w:p>
+      <w:pPr>
+        <w:spacing w:after="0" w:line="240" w:lineRule="auto"/>
+        <w:rPr>
+          <w:rFonts w:ascii="Helvetica" w:eastAsia="Times New Roman" w:hAnsi="Helvetica" w:cs="Helvetica"/>
+          <w:b/>
+          <w:bCs/>
+          <w:color w:val="000000"/>
+          <w:sz w:val="21"/>
+          <w:szCs w:val="21"/>
+          <w:u w:val="single"/>
+          <w:lang w:eastAsia="en-IN"/>
+        </w:rPr>
+      </w:pPr>
+    </w:p>
+    <w:p>
+      <w:pPr>
+        <w:pStyle w:val="NoSpacing"/>
+        <w:numPr>
+          <w:ilvl w:val="0"/>
+          <w:numId w:val="5"/>
+        </w:numPr>
+        <w:ind w:left="720"/>
+        <w:rPr>
+          <w:sz w:val="24"/>
+          <w:lang w:eastAsia="en-IN"/>
+        </w:rPr>
+      </w:pPr>
+      <w:r>
+        <w:rPr>
+          <w:b/>
+          <w:bCs/>
+          <w:sz w:val="24"/>
+          <w:lang w:eastAsia="en-IN"/>
+        </w:rPr>
+        <w:t>Identified business problems</w:t>
+      </w:r>
+      <w:r>
+        <w:rPr>
+          <w:sz w:val="24"/>
+          <w:lang w:eastAsia="en-IN"/>
+        </w:rPr>
+        <w:t xml:space="preserve"> or management objectives that can be addressed through data analysis and propose creative solutions and strategies to existing business challenges.</w:t>
+      </w:r>
+    </w:p>
+    <w:p>
+      <w:pPr>
+        <w:pStyle w:val="NoSpacing"/>
+        <w:numPr>
+          <w:ilvl w:val="0"/>
+          <w:numId w:val="5"/>
+        </w:numPr>
+        <w:ind w:left="720"/>
+        <w:rPr>
+          <w:sz w:val="24"/>
+          <w:lang w:eastAsia="en-IN"/>
+        </w:rPr>
+      </w:pPr>
+      <w:r>
+        <w:rPr>
+          <w:sz w:val="24"/>
+          <w:lang w:eastAsia="en-IN"/>
+        </w:rPr>
+        <w:t xml:space="preserve">Analyse, manipulate, and process massive amounts of data using statistical software to discover trends, patterns, and insights via </w:t>
+      </w:r>
+      <w:proofErr w:type="spellStart"/>
+      <w:r>
+        <w:rPr>
+          <w:sz w:val="24"/>
+          <w:lang w:eastAsia="en-IN"/>
+        </w:rPr>
+        <w:t>Jupyter</w:t>
+      </w:r>
+      <w:proofErr w:type="spellEnd"/>
+      <w:r>
+        <w:rPr>
+          <w:sz w:val="24"/>
+          <w:lang w:eastAsia="en-IN"/>
+        </w:rPr>
+        <w:t xml:space="preserve">, Sci-kit learn and </w:t>
+      </w:r>
+      <w:r>
+        <w:rPr>
+          <w:b/>
+          <w:sz w:val="24"/>
+          <w:lang w:eastAsia="en-IN"/>
+        </w:rPr>
+        <w:t>Tableau</w:t>
+      </w:r>
+      <w:r>
+        <w:rPr>
+          <w:sz w:val="24"/>
+          <w:lang w:eastAsia="en-IN"/>
+        </w:rPr>
+        <w:t>.</w:t>
+      </w:r>
+    </w:p>
+    <w:p>
+      <w:pPr>
+        <w:pStyle w:val="NoSpacing"/>
+        <w:numPr>
+          <w:ilvl w:val="0"/>
+          <w:numId w:val="5"/>
+        </w:numPr>
+        <w:ind w:left="720"/>
+        <w:rPr>
+          <w:sz w:val="24"/>
+          <w:lang w:eastAsia="en-IN"/>
+        </w:rPr>
+      </w:pPr>
+      <w:r>
+        <w:rPr>
+          <w:sz w:val="24"/>
+          <w:lang w:eastAsia="en-IN"/>
+        </w:rPr>
+        <w:t xml:space="preserve">Automate the entire collection process pipeline by identifying valuable data sources by using </w:t>
+      </w:r>
+      <w:r>
+        <w:rPr>
+          <w:b/>
+          <w:sz w:val="24"/>
+          <w:lang w:eastAsia="en-IN"/>
+        </w:rPr>
+        <w:t>ETL</w:t>
+      </w:r>
+      <w:r>
+        <w:rPr>
+          <w:sz w:val="24"/>
+          <w:lang w:eastAsia="en-IN"/>
+        </w:rPr>
+        <w:t xml:space="preserve"> tools like </w:t>
+      </w:r>
+      <w:r>
+        <w:rPr>
+          <w:b/>
+          <w:sz w:val="24"/>
+          <w:lang w:eastAsia="en-IN"/>
+        </w:rPr>
+        <w:t>Apache</w:t>
+      </w:r>
+      <w:r>
+        <w:rPr>
+          <w:sz w:val="24"/>
+          <w:lang w:eastAsia="en-IN"/>
+        </w:rPr>
+        <w:t xml:space="preserve"> </w:t>
+      </w:r>
+      <w:proofErr w:type="spellStart"/>
+      <w:r>
+        <w:rPr>
+          <w:b/>
+          <w:sz w:val="24"/>
+          <w:lang w:eastAsia="en-IN"/>
+        </w:rPr>
+        <w:t>Nifi</w:t>
+      </w:r>
+      <w:proofErr w:type="spellEnd"/>
+      <w:r>
+        <w:rPr>
+          <w:sz w:val="24"/>
+          <w:lang w:eastAsia="en-IN"/>
+        </w:rPr>
+        <w:t xml:space="preserve">, </w:t>
+      </w:r>
+      <w:r>
+        <w:rPr>
+          <w:b/>
+          <w:sz w:val="24"/>
+          <w:lang w:eastAsia="en-IN"/>
+        </w:rPr>
+        <w:t>Apache</w:t>
+      </w:r>
+      <w:r>
+        <w:rPr>
+          <w:sz w:val="24"/>
+          <w:lang w:eastAsia="en-IN"/>
+        </w:rPr>
+        <w:t xml:space="preserve"> </w:t>
+      </w:r>
+      <w:r>
+        <w:rPr>
+          <w:b/>
+          <w:sz w:val="24"/>
+          <w:lang w:eastAsia="en-IN"/>
+        </w:rPr>
+        <w:t>Beam</w:t>
+      </w:r>
+      <w:r>
+        <w:rPr>
+          <w:sz w:val="24"/>
+          <w:lang w:eastAsia="en-IN"/>
+        </w:rPr>
+        <w:t>.</w:t>
+      </w:r>
+    </w:p>
+    <w:p>
+      <w:pPr>
+        <w:pStyle w:val="NoSpacing"/>
+        <w:numPr>
+          <w:ilvl w:val="0"/>
+          <w:numId w:val="5"/>
+        </w:numPr>
+        <w:ind w:left="720"/>
+        <w:rPr>
+          <w:sz w:val="24"/>
+          <w:lang w:eastAsia="en-IN"/>
+        </w:rPr>
+      </w:pPr>
+      <w:r>
+        <w:rPr>
+          <w:sz w:val="24"/>
+          <w:lang w:eastAsia="en-IN"/>
+        </w:rPr>
+        <w:t xml:space="preserve">Apply feature selection algorithms to models such as ANOVA (analysis of variance), decision trees using </w:t>
+      </w:r>
+      <w:proofErr w:type="spellStart"/>
+      <w:r>
+        <w:rPr>
+          <w:b/>
+          <w:sz w:val="24"/>
+          <w:lang w:eastAsia="en-IN"/>
+        </w:rPr>
+        <w:t>PySpark’s</w:t>
+      </w:r>
+      <w:proofErr w:type="spellEnd"/>
+      <w:r>
+        <w:rPr>
+          <w:sz w:val="24"/>
+          <w:lang w:eastAsia="en-IN"/>
+        </w:rPr>
+        <w:t xml:space="preserve"> </w:t>
+      </w:r>
+      <w:r>
+        <w:rPr>
+          <w:b/>
+          <w:bCs/>
+          <w:sz w:val="24"/>
+          <w:lang w:eastAsia="en-IN"/>
+        </w:rPr>
+        <w:t>Mllib</w:t>
+      </w:r>
+      <w:r>
+        <w:rPr>
+          <w:sz w:val="24"/>
+          <w:lang w:eastAsia="en-IN"/>
+        </w:rPr>
+        <w:t xml:space="preserve"> package and hyper tune the parameters based on interest and to predict the outcomes. </w:t>
+      </w:r>
+    </w:p>
+    <w:p>
+      <w:pPr>
+        <w:pStyle w:val="NoSpacing"/>
+        <w:numPr>
+          <w:ilvl w:val="0"/>
+          <w:numId w:val="5"/>
+        </w:numPr>
+        <w:ind w:left="720"/>
+        <w:rPr>
+          <w:sz w:val="24"/>
+          <w:szCs w:val="24"/>
+        </w:rPr>
+      </w:pPr>
+      <w:r>
+        <w:rPr>
+          <w:sz w:val="24"/>
+          <w:szCs w:val="24"/>
+        </w:rPr>
+        <w:t xml:space="preserve">Developed and maintained </w:t>
+      </w:r>
+      <w:r>
+        <w:rPr>
+          <w:b/>
+          <w:bCs/>
+          <w:sz w:val="24"/>
+          <w:szCs w:val="24"/>
+        </w:rPr>
+        <w:t>Tableau</w:t>
+      </w:r>
+      <w:r>
+        <w:rPr>
+          <w:sz w:val="24"/>
+          <w:szCs w:val="24"/>
+        </w:rPr>
+        <w:t xml:space="preserve"> dashboards used by Transaction Monitoring, and FIU departments for reporting essential Anti-Money laundering (</w:t>
+      </w:r>
+      <w:r>
+        <w:rPr>
+          <w:b/>
+          <w:bCs/>
+          <w:sz w:val="24"/>
+          <w:szCs w:val="24"/>
+        </w:rPr>
+        <w:t>AML</w:t>
+      </w:r>
+      <w:r>
+        <w:rPr>
+          <w:sz w:val="24"/>
+          <w:szCs w:val="24"/>
+        </w:rPr>
+        <w:t>) transactional metrics, improving workstream by 17%.</w:t>
+      </w:r>
+    </w:p>
+    <w:p>
+      <w:pPr>
+        <w:pStyle w:val="NoSpacing"/>
+        <w:numPr>
+          <w:ilvl w:val="0"/>
+          <w:numId w:val="5"/>
+        </w:numPr>
+        <w:ind w:left="720"/>
+        <w:rPr>
+          <w:sz w:val="24"/>
+          <w:szCs w:val="24"/>
+        </w:rPr>
+      </w:pPr>
+      <w:r>
+        <w:rPr>
+          <w:sz w:val="24"/>
+          <w:szCs w:val="24"/>
+        </w:rPr>
+        <w:t xml:space="preserve">Revamped </w:t>
+      </w:r>
+      <w:r>
+        <w:rPr>
+          <w:b/>
+          <w:bCs/>
+          <w:sz w:val="24"/>
+          <w:szCs w:val="24"/>
+        </w:rPr>
+        <w:t>PostgreSQL</w:t>
+      </w:r>
+      <w:r>
+        <w:rPr>
+          <w:sz w:val="24"/>
+          <w:szCs w:val="24"/>
+        </w:rPr>
+        <w:t>/</w:t>
+      </w:r>
+      <w:r>
+        <w:rPr>
+          <w:b/>
+          <w:bCs/>
+          <w:sz w:val="24"/>
+          <w:szCs w:val="24"/>
+        </w:rPr>
+        <w:t>SQL</w:t>
+      </w:r>
+      <w:r>
+        <w:rPr>
+          <w:sz w:val="24"/>
+          <w:szCs w:val="24"/>
+        </w:rPr>
+        <w:t xml:space="preserve"> to </w:t>
+      </w:r>
+      <w:r>
+        <w:rPr>
+          <w:b/>
+          <w:bCs/>
+          <w:sz w:val="24"/>
+          <w:szCs w:val="24"/>
+        </w:rPr>
+        <w:t>Hive</w:t>
+      </w:r>
+      <w:r>
+        <w:rPr>
+          <w:sz w:val="24"/>
+          <w:szCs w:val="24"/>
+        </w:rPr>
+        <w:t xml:space="preserve"> queries, increasing processing speed by 40% and reducing deployment time by three weeks.</w:t>
+      </w:r>
+    </w:p>
+    <w:p>
+      <w:pPr>
+        <w:pStyle w:val="NoSpacing"/>
+        <w:numPr>
+          <w:ilvl w:val="0"/>
+          <w:numId w:val="5"/>
+        </w:numPr>
+        <w:ind w:left="720"/>
+        <w:rPr>
+          <w:sz w:val="24"/>
+          <w:szCs w:val="24"/>
+        </w:rPr>
+      </w:pPr>
+      <w:r>
+        <w:rPr>
+          <w:sz w:val="24"/>
+          <w:szCs w:val="24"/>
+        </w:rPr>
+        <w:t>Examined the behaviour of millions of Asset Transfer Party, Journal, and Trade Execution transactions from the L1 layer to the L4 layer in the Enterprise Analytics Platform to understand the attributes that impact Feature Calculation.</w:t>
+      </w:r>
+    </w:p>
+    <w:p>
+      <w:pPr>
+        <w:pStyle w:val="NoSpacing"/>
+        <w:numPr>
+          <w:ilvl w:val="0"/>
+          <w:numId w:val="5"/>
+        </w:numPr>
+        <w:ind w:left="720"/>
+        <w:rPr>
+          <w:sz w:val="24"/>
+          <w:szCs w:val="24"/>
+        </w:rPr>
+      </w:pPr>
+      <w:r>
+        <w:rPr>
+          <w:sz w:val="24"/>
+          <w:szCs w:val="24"/>
+        </w:rPr>
+        <w:t>Reviewed 120 AML Data Quality rules consistent with the Business Requirement Documents (BRD) and Functional requirement documents (FRD) and made updates based on the upstream rule change requirements.</w:t>
+      </w:r>
+    </w:p>
+    <w:p>
+      <w:pPr>
+        <w:pStyle w:val="NoSpacing"/>
+        <w:numPr>
+          <w:ilvl w:val="0"/>
+          <w:numId w:val="5"/>
+        </w:numPr>
+        <w:ind w:left="720"/>
+        <w:rPr>
+          <w:sz w:val="24"/>
+          <w:szCs w:val="24"/>
+        </w:rPr>
+      </w:pPr>
+      <w:r>
+        <w:rPr>
+          <w:sz w:val="24"/>
+          <w:szCs w:val="24"/>
+        </w:rPr>
+        <w:t>Experienced in handling large datasets using Partitions, spark in-memory capabilities, Broadcasts in spark, effective and efficient Joins, Transformations, and others during the ingestion process.</w:t>
+      </w:r>
+    </w:p>
+    <w:p>
+      <w:pPr>
+        <w:pStyle w:val="NoSpacing"/>
+        <w:numPr>
+          <w:ilvl w:val="0"/>
+          <w:numId w:val="5"/>
+        </w:numPr>
+        <w:ind w:left="720"/>
+        <w:rPr>
+          <w:sz w:val="24"/>
+          <w:szCs w:val="24"/>
+        </w:rPr>
+      </w:pPr>
+      <w:r>
+        <w:rPr>
+          <w:sz w:val="24"/>
+          <w:szCs w:val="24"/>
+        </w:rPr>
+        <w:t xml:space="preserve">Automated </w:t>
+      </w:r>
+      <w:r>
+        <w:rPr>
+          <w:b/>
+          <w:bCs/>
+          <w:sz w:val="24"/>
+          <w:szCs w:val="24"/>
+        </w:rPr>
+        <w:t>data governance</w:t>
+      </w:r>
+      <w:r>
+        <w:rPr>
+          <w:sz w:val="24"/>
+          <w:szCs w:val="24"/>
+        </w:rPr>
+        <w:t xml:space="preserve"> for asset management data using </w:t>
+      </w:r>
+      <w:r>
+        <w:rPr>
+          <w:b/>
+          <w:bCs/>
+          <w:sz w:val="24"/>
+          <w:szCs w:val="24"/>
+        </w:rPr>
+        <w:t>Python scripts</w:t>
+      </w:r>
+      <w:r>
+        <w:rPr>
+          <w:sz w:val="24"/>
+          <w:szCs w:val="24"/>
+        </w:rPr>
+        <w:t>, reducing manual efforts by 60%.</w:t>
+      </w:r>
+    </w:p>
+    <w:p>
+      <w:pPr>
+        <w:pStyle w:val="NoSpacing"/>
+        <w:numPr>
+          <w:ilvl w:val="0"/>
+          <w:numId w:val="5"/>
+        </w:numPr>
+        <w:ind w:left="720"/>
+        <w:rPr>
+          <w:sz w:val="24"/>
+          <w:szCs w:val="24"/>
+        </w:rPr>
+      </w:pPr>
+      <w:r>
+        <w:rPr>
+          <w:sz w:val="24"/>
+          <w:szCs w:val="24"/>
+        </w:rPr>
+        <w:t xml:space="preserve">Optimized </w:t>
+      </w:r>
+      <w:r>
+        <w:rPr>
+          <w:b/>
+          <w:bCs/>
+          <w:sz w:val="24"/>
+          <w:szCs w:val="24"/>
+        </w:rPr>
+        <w:t>SQL</w:t>
+      </w:r>
+      <w:r>
+        <w:rPr>
+          <w:sz w:val="24"/>
+          <w:szCs w:val="24"/>
+        </w:rPr>
+        <w:t xml:space="preserve"> queries on AML transaction monitoring rules by automating data cleansing, extraction, and analysis processes, resulting in improved performance and data accuracy by 50%.</w:t>
+      </w:r>
+    </w:p>
+    <w:p>
+      <w:pPr>
+        <w:pStyle w:val="NoSpacing"/>
+        <w:numPr>
+          <w:ilvl w:val="0"/>
+          <w:numId w:val="5"/>
+        </w:numPr>
+        <w:ind w:left="720"/>
+        <w:rPr>
+          <w:sz w:val="24"/>
+          <w:szCs w:val="24"/>
+        </w:rPr>
+      </w:pPr>
+      <w:r>
+        <w:rPr>
+          <w:sz w:val="24"/>
+          <w:szCs w:val="24"/>
+        </w:rPr>
+        <w:t xml:space="preserve">Incorporated data assessment by reviewing and monitoring </w:t>
+      </w:r>
+      <w:r>
+        <w:rPr>
+          <w:b/>
+          <w:bCs/>
+          <w:sz w:val="24"/>
+          <w:szCs w:val="24"/>
+        </w:rPr>
+        <w:t>Anti-Money laundering</w:t>
+      </w:r>
+      <w:r>
+        <w:rPr>
+          <w:sz w:val="24"/>
+          <w:szCs w:val="24"/>
+        </w:rPr>
+        <w:t xml:space="preserve"> (AML) transactions consistent with global standards and procedures.</w:t>
+      </w:r>
+    </w:p>
+    <w:p>
+      <w:pPr>
+        <w:pStyle w:val="NoSpacing"/>
+        <w:numPr>
+          <w:ilvl w:val="0"/>
+          <w:numId w:val="5"/>
+        </w:numPr>
+        <w:ind w:left="720"/>
+        <w:rPr>
+          <w:sz w:val="24"/>
+          <w:szCs w:val="24"/>
+        </w:rPr>
+      </w:pPr>
+      <w:r>
+        <w:rPr>
+          <w:sz w:val="24"/>
+          <w:szCs w:val="24"/>
+        </w:rPr>
+        <w:t xml:space="preserve">Identified close to </w:t>
+      </w:r>
+      <w:r>
+        <w:rPr>
+          <w:b/>
+          <w:bCs/>
+          <w:sz w:val="24"/>
+          <w:szCs w:val="24"/>
+        </w:rPr>
+        <w:t>100k fallout</w:t>
+      </w:r>
+      <w:r>
+        <w:rPr>
+          <w:sz w:val="24"/>
+          <w:szCs w:val="24"/>
+        </w:rPr>
+        <w:t xml:space="preserve">s in the Data Quality report and executed </w:t>
+      </w:r>
+      <w:r>
+        <w:rPr>
+          <w:b/>
+          <w:bCs/>
+          <w:sz w:val="24"/>
+          <w:szCs w:val="24"/>
+        </w:rPr>
+        <w:t>Hive</w:t>
+      </w:r>
+      <w:r>
+        <w:rPr>
+          <w:sz w:val="24"/>
+          <w:szCs w:val="24"/>
+        </w:rPr>
+        <w:t xml:space="preserve"> and </w:t>
+      </w:r>
+      <w:r>
+        <w:rPr>
+          <w:b/>
+          <w:bCs/>
+          <w:sz w:val="24"/>
+          <w:szCs w:val="24"/>
+        </w:rPr>
+        <w:t>SQL</w:t>
+      </w:r>
+      <w:r>
+        <w:rPr>
+          <w:sz w:val="24"/>
+          <w:szCs w:val="24"/>
+        </w:rPr>
+        <w:t xml:space="preserve"> queries on the </w:t>
+      </w:r>
+      <w:r>
+        <w:rPr>
+          <w:b/>
+          <w:bCs/>
+          <w:sz w:val="24"/>
+          <w:szCs w:val="24"/>
+        </w:rPr>
+        <w:t>Hadoop</w:t>
+      </w:r>
+      <w:r>
+        <w:rPr>
+          <w:sz w:val="24"/>
+          <w:szCs w:val="24"/>
+        </w:rPr>
+        <w:t xml:space="preserve"> platform to understand the root cause of the defect and underlying transaction and reference data.</w:t>
+      </w:r>
+    </w:p>
+    <w:p>
+      <w:pPr>
+        <w:pStyle w:val="NoSpacing"/>
+        <w:numPr>
+          <w:ilvl w:val="0"/>
+          <w:numId w:val="5"/>
+        </w:numPr>
+        <w:ind w:left="720"/>
+        <w:rPr>
+          <w:sz w:val="24"/>
+          <w:szCs w:val="24"/>
+        </w:rPr>
+      </w:pPr>
+      <w:r>
+        <w:rPr>
+          <w:sz w:val="24"/>
+          <w:szCs w:val="24"/>
+        </w:rPr>
+        <w:t xml:space="preserve">Assessed the 32 </w:t>
+      </w:r>
+      <w:r>
+        <w:rPr>
+          <w:b/>
+          <w:bCs/>
+          <w:sz w:val="24"/>
+          <w:szCs w:val="24"/>
+        </w:rPr>
+        <w:t>Critical Data Elements</w:t>
+      </w:r>
+      <w:r>
+        <w:rPr>
+          <w:sz w:val="24"/>
+          <w:szCs w:val="24"/>
+        </w:rPr>
+        <w:t xml:space="preserve"> in the AML transactions responsible for NextGen and Feature Impact.</w:t>
+      </w:r>
+    </w:p>
+    <w:p>
+      <w:pPr>
+        <w:pStyle w:val="NoSpacing"/>
+        <w:numPr>
+          <w:ilvl w:val="0"/>
+          <w:numId w:val="5"/>
+        </w:numPr>
+        <w:ind w:left="720"/>
+        <w:rPr>
+          <w:sz w:val="24"/>
+          <w:szCs w:val="24"/>
+        </w:rPr>
+      </w:pPr>
+      <w:r>
+        <w:rPr>
+          <w:sz w:val="24"/>
+          <w:szCs w:val="24"/>
+        </w:rPr>
+        <w:t xml:space="preserve">Worked on optimizing </w:t>
+      </w:r>
+      <w:r>
+        <w:rPr>
+          <w:b/>
+          <w:bCs/>
+          <w:sz w:val="24"/>
+          <w:szCs w:val="24"/>
+        </w:rPr>
+        <w:t>ELT</w:t>
+      </w:r>
+      <w:r>
+        <w:rPr>
+          <w:sz w:val="24"/>
+          <w:szCs w:val="24"/>
+        </w:rPr>
+        <w:t xml:space="preserve"> workloads against the </w:t>
+      </w:r>
+      <w:r>
+        <w:rPr>
+          <w:b/>
+          <w:bCs/>
+          <w:sz w:val="24"/>
+          <w:szCs w:val="24"/>
+        </w:rPr>
+        <w:t>Hadoop</w:t>
+      </w:r>
+      <w:r>
+        <w:rPr>
+          <w:sz w:val="24"/>
+          <w:szCs w:val="24"/>
+        </w:rPr>
+        <w:t xml:space="preserve"> file system by implementing </w:t>
+      </w:r>
+      <w:r>
+        <w:rPr>
+          <w:b/>
+          <w:bCs/>
+          <w:sz w:val="24"/>
+          <w:szCs w:val="24"/>
+        </w:rPr>
+        <w:t>Hive</w:t>
+      </w:r>
+      <w:r>
+        <w:rPr>
+          <w:sz w:val="24"/>
+          <w:szCs w:val="24"/>
+        </w:rPr>
+        <w:t xml:space="preserve"> </w:t>
+      </w:r>
+      <w:r>
+        <w:rPr>
+          <w:b/>
+          <w:bCs/>
+          <w:sz w:val="24"/>
+          <w:szCs w:val="24"/>
+        </w:rPr>
+        <w:t>SQL</w:t>
+      </w:r>
+      <w:r>
+        <w:rPr>
+          <w:sz w:val="24"/>
+          <w:szCs w:val="24"/>
+        </w:rPr>
+        <w:t xml:space="preserve"> for transformation and performance tuning methodology in optimizing SQL, ETL mappings, and HIVE- HIVE-managed / ORC tables.</w:t>
+      </w:r>
+    </w:p>
+    <w:p>
+      <w:pPr>
+        <w:pStyle w:val="NoSpacing"/>
+        <w:numPr>
+          <w:ilvl w:val="0"/>
+          <w:numId w:val="5"/>
+        </w:numPr>
+        <w:ind w:left="720"/>
+        <w:rPr>
+          <w:sz w:val="24"/>
+          <w:szCs w:val="24"/>
+        </w:rPr>
+      </w:pPr>
+      <w:r>
+        <w:rPr>
+          <w:sz w:val="24"/>
+          <w:szCs w:val="24"/>
+        </w:rPr>
+        <w:t xml:space="preserve">Utilized version control systems like </w:t>
+      </w:r>
+      <w:r>
+        <w:rPr>
+          <w:b/>
+          <w:bCs/>
+          <w:sz w:val="24"/>
+          <w:szCs w:val="24"/>
+        </w:rPr>
+        <w:t>Git</w:t>
+      </w:r>
+      <w:r>
+        <w:rPr>
+          <w:sz w:val="24"/>
+          <w:szCs w:val="24"/>
+        </w:rPr>
+        <w:t xml:space="preserve"> and collaboration platforms like </w:t>
+      </w:r>
+      <w:r>
+        <w:rPr>
+          <w:b/>
+          <w:bCs/>
+          <w:sz w:val="24"/>
+          <w:szCs w:val="24"/>
+        </w:rPr>
+        <w:t>Jira</w:t>
+      </w:r>
+      <w:r>
+        <w:rPr>
+          <w:sz w:val="24"/>
+          <w:szCs w:val="24"/>
+        </w:rPr>
+        <w:t xml:space="preserve"> to facilitate seamless collaboration with cross-functional teams and track project progress efficiently.</w:t>
+      </w:r>
+    </w:p>
+    <w:p>
+      <w:pPr>
+        <w:spacing w:before="210" w:after="0" w:line="240" w:lineRule="auto"/>
+        <w:rPr>
+          <w:sz w:val="24"/>
+          <w:lang w:eastAsia="en-IN"/>
+        </w:rPr>
+      </w:pPr>
+      <w:r>
+        <w:rPr>
+          <w:rFonts w:ascii="Helvetica" w:eastAsia="Times New Roman" w:hAnsi="Helvetica" w:cs="Helvetica"/>
+          <w:b/>
+          <w:bCs/>
+          <w:color w:val="000000"/>
+          <w:sz w:val="21"/>
+          <w:szCs w:val="21"/>
+          <w:lang w:eastAsia="en-IN"/>
+        </w:rPr>
+        <w:lastRenderedPageBreak/>
+        <w:t>Environment:</w:t>
+      </w:r>
+      <w:r>
         <w:rPr>
           <w:rFonts w:ascii="Helvetica" w:eastAsia="Times New Roman" w:hAnsi="Helvetica" w:cs="Helvetica"/>
           <w:color w:val="25313D"/>
@@ -5432,8 +9504,103 @@
           <w:szCs w:val="21"/>
           <w:lang w:eastAsia="en-IN"/>
         </w:rPr>
-      </w:pPr>
-      <w:r>
+        <w:t xml:space="preserve"> </w:t>
+      </w:r>
+      <w:r>
+        <w:rPr>
+          <w:sz w:val="24"/>
+          <w:lang w:eastAsia="en-IN"/>
+        </w:rPr>
+        <w:t xml:space="preserve">Hadoop, </w:t>
+      </w:r>
+      <w:proofErr w:type="spellStart"/>
+      <w:r>
+        <w:rPr>
+          <w:sz w:val="24"/>
+          <w:lang w:eastAsia="en-IN"/>
+        </w:rPr>
+        <w:t>Jupyter</w:t>
+      </w:r>
+      <w:proofErr w:type="spellEnd"/>
+      <w:r>
+        <w:rPr>
+          <w:sz w:val="24"/>
+          <w:lang w:eastAsia="en-IN"/>
+        </w:rPr>
+        <w:t xml:space="preserve">, Sci-kit learn, </w:t>
+      </w:r>
+      <w:proofErr w:type="spellStart"/>
+      <w:r>
+        <w:rPr>
+          <w:sz w:val="24"/>
+          <w:lang w:eastAsia="en-IN"/>
+        </w:rPr>
+        <w:t>PySpark’s</w:t>
+      </w:r>
+      <w:proofErr w:type="spellEnd"/>
+      <w:r>
+        <w:rPr>
+          <w:sz w:val="24"/>
+          <w:lang w:eastAsia="en-IN"/>
+        </w:rPr>
+        <w:t xml:space="preserve"> Mllib, Tableau, HDFS, Apache </w:t>
+      </w:r>
+      <w:proofErr w:type="spellStart"/>
+      <w:r>
+        <w:rPr>
+          <w:sz w:val="24"/>
+          <w:lang w:eastAsia="en-IN"/>
+        </w:rPr>
+        <w:t>Nifi</w:t>
+      </w:r>
+      <w:proofErr w:type="spellEnd"/>
+      <w:r>
+        <w:rPr>
+          <w:sz w:val="24"/>
+          <w:lang w:eastAsia="en-IN"/>
+        </w:rPr>
+        <w:t>,</w:t>
+      </w:r>
+      <w:r>
+        <w:t xml:space="preserve"> </w:t>
+      </w:r>
+      <w:r>
+        <w:rPr>
+          <w:sz w:val="24"/>
+          <w:lang w:eastAsia="en-IN"/>
+        </w:rPr>
+        <w:t xml:space="preserve">Apache Beam, Shell Scripting, Python, Tableau, Hive SQL, SQL, Microsoft Excel, Business Analysis, BRD, FRD, HP ALM, Defect tracking, Feature Engineering, </w:t>
+      </w:r>
+      <w:r>
+        <w:rPr>
+          <w:sz w:val="24"/>
+          <w:szCs w:val="24"/>
+        </w:rPr>
+        <w:t>Git</w:t>
+      </w:r>
+      <w:r>
+        <w:rPr>
+          <w:sz w:val="24"/>
+          <w:lang w:eastAsia="en-IN"/>
+        </w:rPr>
+        <w:t>, Jira.</w:t>
+      </w:r>
+    </w:p>
+    <w:p>
+      <w:pPr>
+        <w:spacing w:before="210" w:after="0" w:line="240" w:lineRule="auto"/>
+        <w:rPr>
+          <w:rFonts w:ascii="Helvetica" w:eastAsia="Times New Roman" w:hAnsi="Helvetica" w:cs="Helvetica"/>
+          <w:color w:val="25313D"/>
+          <w:sz w:val="21"/>
+          <w:szCs w:val="21"/>
+          <w:lang w:eastAsia="en-IN"/>
+        </w:rPr>
+      </w:pPr>
+    </w:p>
+    <w:p>
+      <w:pPr>
+        <w:spacing w:after="0" w:line="240" w:lineRule="auto"/>
         <w:rPr>
           <w:rFonts w:ascii="Helvetica" w:eastAsia="Times New Roman" w:hAnsi="Helvetica" w:cs="Helvetica"/>
           <w:b/>
@@ -5443,8 +9610,21 @@
           <w:szCs w:val="21"/>
           <w:lang w:eastAsia="en-IN"/>
         </w:rPr>
-        <w:t xml:space="preserve">Sr. Data Scientist </w:t>
-      </w:r>
+      </w:pPr>
+    </w:p>
+    <w:p>
+      <w:pPr>
+        <w:spacing w:after="0" w:line="240" w:lineRule="auto"/>
+        <w:rPr>
+          <w:rFonts w:ascii="Helvetica" w:eastAsia="Times New Roman" w:hAnsi="Helvetica" w:cs="Helvetica"/>
+          <w:b/>
+          <w:bCs/>
+          <w:color w:val="000000"/>
+          <w:sz w:val="21"/>
+          <w:szCs w:val="21"/>
+          <w:lang w:eastAsia="en-IN"/>
+        </w:rPr>
+      </w:pPr>
     </w:p>
     <w:p>
       <w:pPr>
@@ -5471,1839 +9651,7 @@
           <w:u w:val="single"/>
           <w:lang w:eastAsia="en-IN"/>
         </w:rPr>
-        <w:t>Responsibilities:</w:t>
-      </w:r>
-    </w:p>
-    <w:p>
-      <w:pPr>
-        <w:spacing w:after="0" w:line="240" w:lineRule="auto"/>
-        <w:rPr>
-          <w:rFonts w:ascii="Helvetica" w:eastAsia="Times New Roman" w:hAnsi="Helvetica" w:cs="Helvetica"/>
-          <w:color w:val="25313D"/>
-          <w:sz w:val="21"/>
-          <w:szCs w:val="21"/>
-          <w:lang w:eastAsia="en-IN"/>
-        </w:rPr>
-      </w:pPr>
-    </w:p>
-    <w:p>
-      <w:pPr>
-        <w:pStyle w:val="NoSpacing"/>
-        <w:numPr>
-          <w:ilvl w:val="0"/>
-          <w:numId w:val="3"/>
-        </w:numPr>
-        <w:ind w:left="720"/>
-        <w:rPr>
-          <w:sz w:val="24"/>
-          <w:lang w:eastAsia="en-IN"/>
-        </w:rPr>
-      </w:pPr>
-      <w:r>
-        <w:rPr>
-          <w:sz w:val="24"/>
-          <w:lang w:eastAsia="en-IN"/>
-        </w:rPr>
-        <w:t xml:space="preserve">Applied Supervised Machine Learning Algorithms for the </w:t>
-      </w:r>
-      <w:r>
-        <w:rPr>
-          <w:b/>
-          <w:bCs/>
-          <w:sz w:val="24"/>
-          <w:lang w:eastAsia="en-IN"/>
-        </w:rPr>
-        <w:t>predictive modelling</w:t>
-      </w:r>
-      <w:r>
-        <w:rPr>
-          <w:sz w:val="24"/>
-          <w:lang w:eastAsia="en-IN"/>
-        </w:rPr>
-        <w:t xml:space="preserve"> to tackle various types of problems: Successful Transition from Skilled nursing facility, identify predictors for </w:t>
-      </w:r>
-      <w:proofErr w:type="spellStart"/>
-      <w:r>
-        <w:rPr>
-          <w:sz w:val="24"/>
-          <w:lang w:eastAsia="en-IN"/>
-        </w:rPr>
-        <w:t>medicare</w:t>
-      </w:r>
-      <w:proofErr w:type="spellEnd"/>
-      <w:r>
-        <w:rPr>
-          <w:sz w:val="24"/>
-          <w:lang w:eastAsia="en-IN"/>
-        </w:rPr>
-        <w:t xml:space="preserve"> advantage members, lower the cost for mitigating homelessness, issues management.</w:t>
-      </w:r>
-    </w:p>
-    <w:p>
-      <w:pPr>
-        <w:pStyle w:val="NoSpacing"/>
-        <w:numPr>
-          <w:ilvl w:val="0"/>
-          <w:numId w:val="3"/>
-        </w:numPr>
-        <w:ind w:left="720"/>
-        <w:rPr>
-          <w:sz w:val="24"/>
-          <w:lang w:eastAsia="en-IN"/>
-        </w:rPr>
-      </w:pPr>
-      <w:r>
-        <w:rPr>
-          <w:sz w:val="24"/>
-          <w:lang w:eastAsia="en-IN"/>
-        </w:rPr>
-        <w:t>Built a data</w:t>
-      </w:r>
-      <w:r>
-        <w:rPr>
-          <w:b/>
-          <w:bCs/>
-          <w:sz w:val="24"/>
-          <w:lang w:eastAsia="en-IN"/>
-        </w:rPr>
-        <w:t xml:space="preserve"> </w:t>
-      </w:r>
-      <w:r>
-        <w:rPr>
-          <w:sz w:val="24"/>
-          <w:lang w:eastAsia="en-IN"/>
-        </w:rPr>
-        <w:t xml:space="preserve">warehouse by utilizing </w:t>
-      </w:r>
-      <w:r>
-        <w:rPr>
-          <w:b/>
-          <w:sz w:val="24"/>
-          <w:lang w:eastAsia="en-IN"/>
-        </w:rPr>
-        <w:t>ETL</w:t>
-      </w:r>
-      <w:r>
-        <w:rPr>
-          <w:sz w:val="24"/>
-          <w:lang w:eastAsia="en-IN"/>
-        </w:rPr>
-        <w:t xml:space="preserve"> processes with tools such as </w:t>
-      </w:r>
-      <w:r>
-        <w:rPr>
-          <w:b/>
-          <w:bCs/>
-          <w:sz w:val="24"/>
-          <w:lang w:eastAsia="en-IN"/>
-        </w:rPr>
-        <w:t xml:space="preserve">Apache </w:t>
-      </w:r>
-      <w:proofErr w:type="spellStart"/>
-      <w:r>
-        <w:rPr>
-          <w:b/>
-          <w:bCs/>
-          <w:sz w:val="24"/>
-          <w:lang w:eastAsia="en-IN"/>
-        </w:rPr>
-        <w:t>Nifi</w:t>
-      </w:r>
-      <w:proofErr w:type="spellEnd"/>
-      <w:r>
-        <w:rPr>
-          <w:sz w:val="24"/>
-          <w:lang w:eastAsia="en-IN"/>
-        </w:rPr>
-        <w:t xml:space="preserve"> and </w:t>
-      </w:r>
-      <w:r>
-        <w:rPr>
-          <w:b/>
-          <w:bCs/>
-          <w:sz w:val="24"/>
-          <w:lang w:eastAsia="en-IN"/>
-        </w:rPr>
-        <w:t>Apache Hadoop</w:t>
-      </w:r>
-      <w:r>
-        <w:rPr>
-          <w:sz w:val="24"/>
-          <w:lang w:eastAsia="en-IN"/>
-        </w:rPr>
-        <w:t xml:space="preserve"> to gather all the business data related to doctors, patients, prescriptions, orders, and calls from different sources.</w:t>
-      </w:r>
-    </w:p>
-    <w:p>
-      <w:pPr>
-        <w:pStyle w:val="NoSpacing"/>
-        <w:numPr>
-          <w:ilvl w:val="0"/>
-          <w:numId w:val="3"/>
-        </w:numPr>
-        <w:ind w:left="720"/>
-        <w:rPr>
-          <w:sz w:val="24"/>
-          <w:lang w:eastAsia="en-IN"/>
-        </w:rPr>
-      </w:pPr>
-      <w:r>
-        <w:rPr>
-          <w:sz w:val="24"/>
-          <w:lang w:eastAsia="en-IN"/>
-        </w:rPr>
-        <w:t xml:space="preserve">Deployed </w:t>
-      </w:r>
-      <w:r>
-        <w:rPr>
-          <w:b/>
-          <w:bCs/>
-          <w:sz w:val="24"/>
-          <w:lang w:eastAsia="en-IN"/>
-        </w:rPr>
-        <w:t>OpenAI's</w:t>
-      </w:r>
-      <w:r>
-        <w:rPr>
-          <w:sz w:val="24"/>
-          <w:lang w:eastAsia="en-IN"/>
-        </w:rPr>
-        <w:t xml:space="preserve"> advanced machine learning models to </w:t>
-      </w:r>
-      <w:proofErr w:type="spellStart"/>
-      <w:r>
-        <w:rPr>
-          <w:sz w:val="24"/>
-          <w:lang w:eastAsia="en-IN"/>
-        </w:rPr>
-        <w:t>analyze</w:t>
-      </w:r>
-      <w:proofErr w:type="spellEnd"/>
-      <w:r>
-        <w:rPr>
-          <w:sz w:val="24"/>
-          <w:lang w:eastAsia="en-IN"/>
-        </w:rPr>
-        <w:t xml:space="preserve"> patient data and improve healthcare outcomes at Kaiser, contributing to personalized treatment plans and predictive analytics.</w:t>
-      </w:r>
-    </w:p>
-    <w:p>
-      <w:pPr>
-        <w:pStyle w:val="NoSpacing"/>
-        <w:numPr>
-          <w:ilvl w:val="0"/>
-          <w:numId w:val="3"/>
-        </w:numPr>
-        <w:ind w:left="720"/>
-        <w:rPr>
-          <w:sz w:val="24"/>
-          <w:lang w:eastAsia="en-IN"/>
-        </w:rPr>
-      </w:pPr>
-      <w:r>
-        <w:rPr>
-          <w:sz w:val="24"/>
-          <w:lang w:eastAsia="en-IN"/>
-        </w:rPr>
-        <w:t xml:space="preserve">Deployed </w:t>
-      </w:r>
-      <w:r>
-        <w:rPr>
-          <w:b/>
-          <w:bCs/>
-          <w:sz w:val="24"/>
-          <w:lang w:eastAsia="en-IN"/>
-        </w:rPr>
-        <w:t>LLMs</w:t>
-      </w:r>
-      <w:r>
-        <w:rPr>
-          <w:sz w:val="24"/>
-          <w:lang w:eastAsia="en-IN"/>
-        </w:rPr>
-        <w:t xml:space="preserve"> in patient interaction systems to enhance virtual assistants and chatbots, providing patients with accurate and natural language responses, improving communication, and offering personalized healthcare information.</w:t>
-      </w:r>
-    </w:p>
-    <w:p>
-      <w:pPr>
-        <w:pStyle w:val="NoSpacing"/>
-        <w:numPr>
-          <w:ilvl w:val="0"/>
-          <w:numId w:val="3"/>
-        </w:numPr>
-        <w:ind w:left="720"/>
-        <w:rPr>
-          <w:sz w:val="24"/>
-          <w:lang w:eastAsia="en-IN"/>
-        </w:rPr>
-      </w:pPr>
-      <w:r>
-        <w:rPr>
-          <w:sz w:val="24"/>
-          <w:lang w:eastAsia="en-IN"/>
-        </w:rPr>
-        <w:t xml:space="preserve">Developed doctor report cards for real-time insights into their performance over the years. Using </w:t>
-      </w:r>
-      <w:r>
-        <w:rPr>
-          <w:b/>
-          <w:bCs/>
-          <w:sz w:val="24"/>
-          <w:lang w:eastAsia="en-IN"/>
-        </w:rPr>
-        <w:t>Apache</w:t>
-      </w:r>
-      <w:r>
-        <w:rPr>
-          <w:sz w:val="24"/>
-          <w:lang w:eastAsia="en-IN"/>
-        </w:rPr>
-        <w:t xml:space="preserve"> </w:t>
-      </w:r>
-      <w:r>
-        <w:rPr>
-          <w:b/>
-          <w:bCs/>
-          <w:sz w:val="24"/>
-          <w:lang w:eastAsia="en-IN"/>
-        </w:rPr>
-        <w:t>Kafka</w:t>
-      </w:r>
-      <w:r>
-        <w:rPr>
-          <w:sz w:val="24"/>
-          <w:lang w:eastAsia="en-IN"/>
-        </w:rPr>
-        <w:t xml:space="preserve"> for data ingestion and </w:t>
-      </w:r>
-      <w:r>
-        <w:rPr>
-          <w:b/>
-          <w:bCs/>
-          <w:sz w:val="24"/>
-          <w:lang w:eastAsia="en-IN"/>
-        </w:rPr>
-        <w:t>Tableau</w:t>
-      </w:r>
-      <w:r>
-        <w:rPr>
-          <w:sz w:val="24"/>
-          <w:lang w:eastAsia="en-IN"/>
-        </w:rPr>
-        <w:t xml:space="preserve"> integrated with </w:t>
-      </w:r>
-      <w:r>
-        <w:rPr>
-          <w:b/>
-          <w:bCs/>
-          <w:sz w:val="24"/>
-          <w:lang w:eastAsia="en-IN"/>
-        </w:rPr>
-        <w:t>Hadoop</w:t>
-      </w:r>
-      <w:r>
-        <w:rPr>
-          <w:sz w:val="24"/>
-          <w:lang w:eastAsia="en-IN"/>
-        </w:rPr>
-        <w:t>/</w:t>
-      </w:r>
-      <w:r>
-        <w:rPr>
-          <w:b/>
-          <w:bCs/>
-          <w:sz w:val="24"/>
-          <w:lang w:eastAsia="en-IN"/>
-        </w:rPr>
-        <w:t>Spark</w:t>
-      </w:r>
-      <w:r>
-        <w:rPr>
-          <w:sz w:val="24"/>
-          <w:lang w:eastAsia="en-IN"/>
-        </w:rPr>
-        <w:t xml:space="preserve"> for creating the reports. </w:t>
-      </w:r>
-    </w:p>
-    <w:p>
-      <w:pPr>
-        <w:pStyle w:val="NoSpacing"/>
-        <w:numPr>
-          <w:ilvl w:val="0"/>
-          <w:numId w:val="3"/>
-        </w:numPr>
-        <w:ind w:left="720"/>
-        <w:rPr>
-          <w:sz w:val="24"/>
-          <w:lang w:eastAsia="en-IN"/>
-        </w:rPr>
-      </w:pPr>
-      <w:r>
-        <w:rPr>
-          <w:sz w:val="24"/>
-          <w:lang w:eastAsia="en-IN"/>
-        </w:rPr>
-        <w:t xml:space="preserve">Developed predictive models like disease risk, readmission risk using </w:t>
-      </w:r>
-      <w:r>
-        <w:rPr>
-          <w:b/>
-          <w:bCs/>
-          <w:sz w:val="24"/>
-          <w:lang w:eastAsia="en-IN"/>
-        </w:rPr>
-        <w:t>advanced machine learning</w:t>
-      </w:r>
-      <w:r>
-        <w:rPr>
-          <w:sz w:val="24"/>
-          <w:lang w:eastAsia="en-IN"/>
-        </w:rPr>
-        <w:t xml:space="preserve"> algorithms, ensemble models, and deep learning architectures</w:t>
-      </w:r>
-      <w:r>
-        <w:t>,</w:t>
-      </w:r>
-      <w:r>
-        <w:rPr>
-          <w:sz w:val="24"/>
-          <w:lang w:eastAsia="en-IN"/>
-        </w:rPr>
-        <w:t xml:space="preserve"> integrating </w:t>
-      </w:r>
-      <w:proofErr w:type="spellStart"/>
-      <w:r>
-        <w:rPr>
-          <w:b/>
-          <w:bCs/>
-          <w:sz w:val="24"/>
-          <w:lang w:eastAsia="en-IN"/>
-        </w:rPr>
-        <w:t>MLOps</w:t>
-      </w:r>
-      <w:proofErr w:type="spellEnd"/>
-      <w:r>
-        <w:rPr>
-          <w:sz w:val="24"/>
-          <w:lang w:eastAsia="en-IN"/>
-        </w:rPr>
-        <w:t xml:space="preserve"> practices for model deployment and monitoring.</w:t>
-      </w:r>
-    </w:p>
-    <w:p>
-      <w:pPr>
-        <w:pStyle w:val="NoSpacing"/>
-        <w:numPr>
-          <w:ilvl w:val="0"/>
-          <w:numId w:val="3"/>
-        </w:numPr>
-        <w:ind w:left="720"/>
-        <w:rPr>
-          <w:sz w:val="24"/>
-          <w:lang w:eastAsia="en-IN"/>
-        </w:rPr>
-      </w:pPr>
-      <w:r>
-        <w:rPr>
-          <w:sz w:val="24"/>
-          <w:lang w:eastAsia="en-IN"/>
-        </w:rPr>
-        <w:t xml:space="preserve">Used </w:t>
-      </w:r>
-      <w:r>
-        <w:rPr>
-          <w:b/>
-          <w:bCs/>
-          <w:sz w:val="24"/>
-          <w:lang w:eastAsia="en-IN"/>
-        </w:rPr>
-        <w:t>Pandas, NumPy, Scikit-learn</w:t>
-      </w:r>
-      <w:r>
-        <w:rPr>
-          <w:sz w:val="24"/>
-          <w:lang w:eastAsia="en-IN"/>
-        </w:rPr>
-        <w:t xml:space="preserve"> in </w:t>
-      </w:r>
-      <w:r>
-        <w:rPr>
-          <w:b/>
-          <w:bCs/>
-          <w:sz w:val="24"/>
-          <w:lang w:eastAsia="en-IN"/>
-        </w:rPr>
-        <w:t>Python</w:t>
-      </w:r>
-      <w:r>
-        <w:rPr>
-          <w:sz w:val="24"/>
-          <w:lang w:eastAsia="en-IN"/>
-        </w:rPr>
-        <w:t xml:space="preserve"> for developing various like emergency department wait time, chronic disease progression machine learning models and utilized </w:t>
-      </w:r>
-      <w:r>
-        <w:rPr>
-          <w:sz w:val="24"/>
-          <w:lang w:eastAsia="en-IN"/>
-        </w:rPr>
-        <w:lastRenderedPageBreak/>
-        <w:t xml:space="preserve">algorithms such as Linear regression, Logistic regression, Gradient Boosting, SVM and KNN, incorporating </w:t>
-      </w:r>
-      <w:proofErr w:type="spellStart"/>
-      <w:r>
-        <w:rPr>
-          <w:sz w:val="24"/>
-          <w:lang w:eastAsia="en-IN"/>
-        </w:rPr>
-        <w:t>MLOps</w:t>
-      </w:r>
-      <w:proofErr w:type="spellEnd"/>
-      <w:r>
-        <w:rPr>
-          <w:sz w:val="24"/>
-          <w:lang w:eastAsia="en-IN"/>
-        </w:rPr>
-        <w:t xml:space="preserve"> for efficient model development and deployment.</w:t>
-      </w:r>
-    </w:p>
-    <w:p>
-      <w:pPr>
-        <w:pStyle w:val="NoSpacing"/>
-        <w:numPr>
-          <w:ilvl w:val="0"/>
-          <w:numId w:val="3"/>
-        </w:numPr>
-        <w:ind w:left="720"/>
-        <w:rPr>
-          <w:sz w:val="24"/>
-          <w:lang w:eastAsia="en-IN"/>
-        </w:rPr>
-      </w:pPr>
-      <w:r>
-        <w:rPr>
-          <w:sz w:val="24"/>
-          <w:lang w:eastAsia="en-IN"/>
-        </w:rPr>
-        <w:t xml:space="preserve">Developed pipeline using </w:t>
-      </w:r>
-      <w:r>
-        <w:rPr>
-          <w:b/>
-          <w:bCs/>
-          <w:sz w:val="24"/>
-          <w:lang w:eastAsia="en-IN"/>
-        </w:rPr>
-        <w:t>Hive</w:t>
-      </w:r>
-      <w:r>
-        <w:rPr>
-          <w:sz w:val="24"/>
-          <w:lang w:eastAsia="en-IN"/>
-        </w:rPr>
-        <w:t xml:space="preserve"> (</w:t>
-      </w:r>
-      <w:r>
-        <w:rPr>
-          <w:b/>
-          <w:bCs/>
-          <w:sz w:val="24"/>
-          <w:lang w:eastAsia="en-IN"/>
-        </w:rPr>
-        <w:t>HQL</w:t>
-      </w:r>
-      <w:r>
-        <w:rPr>
-          <w:sz w:val="24"/>
-          <w:lang w:eastAsia="en-IN"/>
-        </w:rPr>
-        <w:t xml:space="preserve">) to retrieve the data from </w:t>
-      </w:r>
-      <w:r>
-        <w:rPr>
-          <w:b/>
-          <w:bCs/>
-          <w:sz w:val="24"/>
-          <w:lang w:eastAsia="en-IN"/>
-        </w:rPr>
-        <w:t>Hadoop</w:t>
-      </w:r>
-      <w:r>
-        <w:rPr>
-          <w:sz w:val="24"/>
-          <w:lang w:eastAsia="en-IN"/>
-        </w:rPr>
-        <w:t xml:space="preserve"> cluster, </w:t>
-      </w:r>
-      <w:r>
-        <w:rPr>
-          <w:b/>
-          <w:sz w:val="24"/>
-          <w:lang w:eastAsia="en-IN"/>
-        </w:rPr>
-        <w:t>SQL</w:t>
-      </w:r>
-      <w:r>
-        <w:rPr>
-          <w:sz w:val="24"/>
-          <w:lang w:eastAsia="en-IN"/>
-        </w:rPr>
-        <w:t xml:space="preserve"> queries to retrieve data from </w:t>
-      </w:r>
-      <w:r>
-        <w:rPr>
-          <w:b/>
-          <w:bCs/>
-          <w:sz w:val="24"/>
-          <w:lang w:eastAsia="en-IN"/>
-        </w:rPr>
-        <w:t>MySQL</w:t>
-      </w:r>
-      <w:r>
-        <w:rPr>
-          <w:sz w:val="24"/>
-          <w:lang w:eastAsia="en-IN"/>
-        </w:rPr>
-        <w:t xml:space="preserve"> database and used </w:t>
-      </w:r>
-      <w:r>
-        <w:rPr>
-          <w:b/>
-          <w:bCs/>
-          <w:sz w:val="24"/>
-          <w:lang w:eastAsia="en-IN"/>
-        </w:rPr>
-        <w:t>ETL</w:t>
-      </w:r>
-      <w:r>
-        <w:rPr>
-          <w:sz w:val="24"/>
-          <w:lang w:eastAsia="en-IN"/>
-        </w:rPr>
-        <w:t xml:space="preserve"> for data transformation.</w:t>
-      </w:r>
-    </w:p>
-    <w:p>
-      <w:pPr>
-        <w:pStyle w:val="NoSpacing"/>
-        <w:numPr>
-          <w:ilvl w:val="0"/>
-          <w:numId w:val="3"/>
-        </w:numPr>
-        <w:ind w:left="720"/>
-        <w:rPr>
-          <w:sz w:val="24"/>
-          <w:lang w:eastAsia="en-IN"/>
-        </w:rPr>
-      </w:pPr>
-      <w:r>
-        <w:rPr>
-          <w:sz w:val="24"/>
-          <w:lang w:eastAsia="en-IN"/>
-        </w:rPr>
-        <w:t xml:space="preserve">Derived data from relational databases to perform complex data manipulations and conducted extensive data checks to ensure data quality. Performed Data wrangling to clean, transform and reshape the data utilizing </w:t>
-      </w:r>
-      <w:r>
-        <w:rPr>
-          <w:b/>
-          <w:sz w:val="24"/>
-          <w:lang w:eastAsia="en-IN"/>
-        </w:rPr>
-        <w:t>NumPy</w:t>
-      </w:r>
-      <w:r>
-        <w:rPr>
-          <w:sz w:val="24"/>
-          <w:lang w:eastAsia="en-IN"/>
-        </w:rPr>
-        <w:t xml:space="preserve"> and </w:t>
-      </w:r>
-      <w:r>
-        <w:rPr>
-          <w:b/>
-          <w:sz w:val="24"/>
-          <w:lang w:eastAsia="en-IN"/>
-        </w:rPr>
-        <w:t>Pandas</w:t>
-      </w:r>
-      <w:r>
-        <w:rPr>
-          <w:sz w:val="24"/>
-          <w:lang w:eastAsia="en-IN"/>
-        </w:rPr>
-        <w:t xml:space="preserve"> library.</w:t>
-      </w:r>
-    </w:p>
-    <w:p>
-      <w:pPr>
-        <w:pStyle w:val="NoSpacing"/>
-        <w:numPr>
-          <w:ilvl w:val="0"/>
-          <w:numId w:val="3"/>
-        </w:numPr>
-        <w:ind w:left="720"/>
-        <w:rPr>
-          <w:sz w:val="24"/>
-          <w:lang w:eastAsia="en-IN"/>
-        </w:rPr>
-      </w:pPr>
-      <w:r>
-        <w:rPr>
-          <w:sz w:val="24"/>
-          <w:lang w:eastAsia="en-IN"/>
-        </w:rPr>
-        <w:t xml:space="preserve">Implemented model versioning and </w:t>
-      </w:r>
-      <w:r>
-        <w:rPr>
-          <w:b/>
-          <w:bCs/>
-          <w:sz w:val="24"/>
-          <w:lang w:eastAsia="en-IN"/>
-        </w:rPr>
-        <w:t>A/B testing</w:t>
-      </w:r>
-      <w:r>
-        <w:rPr>
-          <w:sz w:val="24"/>
-          <w:lang w:eastAsia="en-IN"/>
-        </w:rPr>
-        <w:t xml:space="preserve"> strategies on </w:t>
-      </w:r>
-      <w:r>
-        <w:rPr>
-          <w:b/>
-          <w:bCs/>
-          <w:sz w:val="24"/>
-          <w:lang w:eastAsia="en-IN"/>
-        </w:rPr>
-        <w:t>Databricks</w:t>
-      </w:r>
-      <w:r>
-        <w:rPr>
-          <w:sz w:val="24"/>
-          <w:lang w:eastAsia="en-IN"/>
-        </w:rPr>
-        <w:t xml:space="preserve"> for evaluating model performance and conducting experiments to improve model accuracy and effectiveness.</w:t>
-      </w:r>
-    </w:p>
-    <w:p>
-      <w:pPr>
-        <w:pStyle w:val="NoSpacing"/>
-        <w:numPr>
-          <w:ilvl w:val="0"/>
-          <w:numId w:val="3"/>
-        </w:numPr>
-        <w:ind w:left="720"/>
-        <w:rPr>
-          <w:sz w:val="24"/>
-          <w:lang w:eastAsia="en-IN"/>
-        </w:rPr>
-      </w:pPr>
-      <w:r>
-        <w:rPr>
-          <w:sz w:val="24"/>
-          <w:lang w:eastAsia="en-IN"/>
-        </w:rPr>
-        <w:t xml:space="preserve">Utilized </w:t>
-      </w:r>
-      <w:r>
-        <w:rPr>
-          <w:b/>
-          <w:bCs/>
-          <w:sz w:val="24"/>
-          <w:lang w:eastAsia="en-IN"/>
-        </w:rPr>
-        <w:t>A/B testing</w:t>
-      </w:r>
-      <w:r>
-        <w:rPr>
-          <w:sz w:val="24"/>
-          <w:lang w:eastAsia="en-IN"/>
-        </w:rPr>
-        <w:t xml:space="preserve"> to refine the appointment scheduling interface within Kaiser's online platforms, improving usability and ensuring a seamless scheduling experience for patients.</w:t>
-      </w:r>
-    </w:p>
-    <w:p>
-      <w:pPr>
-        <w:pStyle w:val="NoSpacing"/>
-        <w:numPr>
-          <w:ilvl w:val="0"/>
-          <w:numId w:val="3"/>
-        </w:numPr>
-        <w:ind w:left="720"/>
-        <w:rPr>
-          <w:sz w:val="24"/>
-          <w:lang w:eastAsia="en-IN"/>
-        </w:rPr>
-      </w:pPr>
-      <w:r>
-        <w:rPr>
-          <w:sz w:val="24"/>
-          <w:lang w:eastAsia="en-IN"/>
-        </w:rPr>
-        <w:t xml:space="preserve">Utilized IOT sensors for collecting health information of cold storage and build streaming data pipeline into </w:t>
-      </w:r>
-      <w:r>
-        <w:rPr>
-          <w:b/>
-          <w:sz w:val="24"/>
-          <w:lang w:eastAsia="en-IN"/>
-        </w:rPr>
-        <w:t>GCP</w:t>
-      </w:r>
-      <w:r>
-        <w:rPr>
-          <w:sz w:val="24"/>
-          <w:lang w:eastAsia="en-IN"/>
-        </w:rPr>
-        <w:t xml:space="preserve">’s </w:t>
-      </w:r>
-      <w:proofErr w:type="spellStart"/>
-      <w:r>
-        <w:rPr>
-          <w:b/>
-          <w:bCs/>
-          <w:sz w:val="24"/>
-          <w:lang w:eastAsia="en-IN"/>
-        </w:rPr>
-        <w:t>BigQuery</w:t>
-      </w:r>
-      <w:proofErr w:type="spellEnd"/>
-      <w:r>
-        <w:rPr>
-          <w:sz w:val="24"/>
-          <w:lang w:eastAsia="en-IN"/>
-        </w:rPr>
-        <w:t xml:space="preserve"> with the help of </w:t>
-      </w:r>
-      <w:r>
-        <w:rPr>
-          <w:b/>
-          <w:sz w:val="24"/>
-          <w:lang w:eastAsia="en-IN"/>
-        </w:rPr>
-        <w:t>Apache</w:t>
-      </w:r>
-      <w:r>
-        <w:rPr>
-          <w:sz w:val="24"/>
-          <w:lang w:eastAsia="en-IN"/>
-        </w:rPr>
-        <w:t xml:space="preserve"> </w:t>
-      </w:r>
-      <w:r>
-        <w:rPr>
-          <w:b/>
-          <w:bCs/>
-          <w:sz w:val="24"/>
-          <w:lang w:eastAsia="en-IN"/>
-        </w:rPr>
-        <w:t>Airflow</w:t>
-      </w:r>
-      <w:r>
-        <w:rPr>
-          <w:sz w:val="24"/>
-          <w:lang w:eastAsia="en-IN"/>
-        </w:rPr>
-        <w:t>.</w:t>
-      </w:r>
-    </w:p>
-    <w:p>
-      <w:pPr>
-        <w:pStyle w:val="NoSpacing"/>
-        <w:numPr>
-          <w:ilvl w:val="0"/>
-          <w:numId w:val="3"/>
-        </w:numPr>
-        <w:ind w:left="720"/>
-        <w:rPr>
-          <w:sz w:val="24"/>
-          <w:lang w:eastAsia="en-IN"/>
-        </w:rPr>
-      </w:pPr>
-      <w:r>
-        <w:rPr>
-          <w:sz w:val="24"/>
-          <w:lang w:eastAsia="en-IN"/>
-        </w:rPr>
-        <w:t xml:space="preserve">Employed </w:t>
-      </w:r>
-      <w:r>
-        <w:rPr>
-          <w:b/>
-          <w:bCs/>
-          <w:sz w:val="24"/>
-          <w:lang w:eastAsia="en-IN"/>
-        </w:rPr>
-        <w:t>Docker</w:t>
-      </w:r>
-      <w:r>
-        <w:rPr>
-          <w:sz w:val="24"/>
-          <w:lang w:eastAsia="en-IN"/>
-        </w:rPr>
-        <w:t xml:space="preserve"> in the deployment of deep learning architectures, providing a consistent runtime environment for image analysis tasks using </w:t>
-      </w:r>
-      <w:r>
-        <w:rPr>
-          <w:b/>
-          <w:bCs/>
-          <w:sz w:val="24"/>
-          <w:lang w:eastAsia="en-IN"/>
-        </w:rPr>
-        <w:t>OpenCV</w:t>
-      </w:r>
-      <w:r>
-        <w:rPr>
-          <w:sz w:val="24"/>
-          <w:lang w:eastAsia="en-IN"/>
-        </w:rPr>
-        <w:t xml:space="preserve">, </w:t>
-      </w:r>
-      <w:proofErr w:type="spellStart"/>
-      <w:r>
-        <w:rPr>
-          <w:b/>
-          <w:bCs/>
-          <w:sz w:val="24"/>
-          <w:lang w:eastAsia="en-IN"/>
-        </w:rPr>
-        <w:t>Keras</w:t>
-      </w:r>
-      <w:proofErr w:type="spellEnd"/>
-      <w:r>
-        <w:rPr>
-          <w:sz w:val="24"/>
-          <w:lang w:eastAsia="en-IN"/>
-        </w:rPr>
-        <w:t xml:space="preserve">, and </w:t>
-      </w:r>
-      <w:r>
-        <w:rPr>
-          <w:b/>
-          <w:bCs/>
-          <w:sz w:val="24"/>
-          <w:lang w:eastAsia="en-IN"/>
-        </w:rPr>
-        <w:t>TensorFlow</w:t>
-      </w:r>
-      <w:r>
-        <w:rPr>
-          <w:sz w:val="24"/>
-          <w:lang w:eastAsia="en-IN"/>
-        </w:rPr>
-        <w:t>.</w:t>
-      </w:r>
-    </w:p>
-    <w:p>
-      <w:pPr>
-        <w:pStyle w:val="NoSpacing"/>
-        <w:numPr>
-          <w:ilvl w:val="0"/>
-          <w:numId w:val="3"/>
-        </w:numPr>
-        <w:ind w:left="720"/>
-        <w:rPr>
-          <w:sz w:val="24"/>
-          <w:lang w:eastAsia="en-IN"/>
-        </w:rPr>
-      </w:pPr>
-      <w:r>
-        <w:rPr>
-          <w:sz w:val="24"/>
-          <w:lang w:eastAsia="en-IN"/>
-        </w:rPr>
-        <w:t xml:space="preserve">Productionized machine learning pipelines to gather data from </w:t>
-      </w:r>
-      <w:proofErr w:type="spellStart"/>
-      <w:r>
-        <w:rPr>
-          <w:b/>
-          <w:bCs/>
-          <w:sz w:val="24"/>
-          <w:lang w:eastAsia="en-IN"/>
-        </w:rPr>
-        <w:t>BigQuery</w:t>
-      </w:r>
-      <w:proofErr w:type="spellEnd"/>
-      <w:r>
-        <w:rPr>
-          <w:sz w:val="24"/>
-          <w:lang w:eastAsia="en-IN"/>
-        </w:rPr>
-        <w:t xml:space="preserve"> using </w:t>
-      </w:r>
-      <w:r>
-        <w:rPr>
-          <w:b/>
-          <w:sz w:val="24"/>
-          <w:lang w:eastAsia="en-IN"/>
-        </w:rPr>
-        <w:t>Apache</w:t>
-      </w:r>
-      <w:r>
-        <w:rPr>
-          <w:sz w:val="24"/>
-          <w:lang w:eastAsia="en-IN"/>
-        </w:rPr>
-        <w:t xml:space="preserve"> </w:t>
-      </w:r>
-      <w:r>
-        <w:rPr>
-          <w:b/>
-          <w:sz w:val="24"/>
-          <w:lang w:eastAsia="en-IN"/>
-        </w:rPr>
-        <w:t>Airflow</w:t>
-      </w:r>
-      <w:r>
-        <w:rPr>
-          <w:sz w:val="24"/>
-          <w:lang w:eastAsia="en-IN"/>
-        </w:rPr>
-        <w:t xml:space="preserve"> and build forecasting models to forecast and predict temperature and humidity spikes inside the cold storage.</w:t>
-      </w:r>
-    </w:p>
-    <w:p>
-      <w:pPr>
-        <w:pStyle w:val="NoSpacing"/>
-        <w:numPr>
-          <w:ilvl w:val="0"/>
-          <w:numId w:val="3"/>
-        </w:numPr>
-        <w:ind w:left="720"/>
-        <w:rPr>
-          <w:sz w:val="24"/>
-          <w:lang w:eastAsia="en-IN"/>
-        </w:rPr>
-      </w:pPr>
-      <w:r>
-        <w:rPr>
-          <w:sz w:val="24"/>
-          <w:lang w:eastAsia="en-IN"/>
-        </w:rPr>
-        <w:t>Built monitoring dash boards by</w:t>
-      </w:r>
-      <w:r>
-        <w:t xml:space="preserve"> </w:t>
-      </w:r>
-      <w:r>
-        <w:rPr>
-          <w:sz w:val="24"/>
-          <w:lang w:eastAsia="en-IN"/>
-        </w:rPr>
-        <w:t xml:space="preserve">employing visualization tools such as </w:t>
-      </w:r>
-      <w:r>
-        <w:rPr>
-          <w:b/>
-          <w:sz w:val="24"/>
-          <w:lang w:eastAsia="en-IN"/>
-        </w:rPr>
-        <w:t>Tableau</w:t>
-      </w:r>
-      <w:r>
-        <w:rPr>
-          <w:sz w:val="24"/>
-          <w:lang w:eastAsia="en-IN"/>
-        </w:rPr>
-        <w:t xml:space="preserve"> or </w:t>
-      </w:r>
-      <w:proofErr w:type="spellStart"/>
-      <w:r>
-        <w:rPr>
-          <w:b/>
-          <w:bCs/>
-          <w:sz w:val="24"/>
-          <w:lang w:eastAsia="en-IN"/>
-        </w:rPr>
-        <w:t>PowerBI</w:t>
-      </w:r>
-      <w:proofErr w:type="spellEnd"/>
-      <w:r>
-        <w:rPr>
-          <w:sz w:val="24"/>
-          <w:lang w:eastAsia="en-IN"/>
-        </w:rPr>
-        <w:t>, visualizing both the current state and predictive health of cold storage warehouses.</w:t>
-      </w:r>
-    </w:p>
-    <w:p>
-      <w:pPr>
-        <w:pStyle w:val="NoSpacing"/>
-        <w:numPr>
-          <w:ilvl w:val="0"/>
-          <w:numId w:val="3"/>
-        </w:numPr>
-        <w:ind w:left="720"/>
-        <w:rPr>
-          <w:sz w:val="24"/>
-          <w:lang w:eastAsia="en-IN"/>
-        </w:rPr>
-      </w:pPr>
-      <w:r>
-        <w:rPr>
-          <w:sz w:val="24"/>
-          <w:lang w:eastAsia="en-IN"/>
-        </w:rPr>
-        <w:t xml:space="preserve">Leveraged </w:t>
-      </w:r>
-      <w:r>
-        <w:rPr>
-          <w:b/>
-          <w:bCs/>
-          <w:sz w:val="24"/>
-          <w:lang w:eastAsia="en-IN"/>
-        </w:rPr>
-        <w:t>Kubeflow</w:t>
-      </w:r>
-      <w:r>
-        <w:rPr>
-          <w:sz w:val="24"/>
-          <w:lang w:eastAsia="en-IN"/>
-        </w:rPr>
-        <w:t xml:space="preserve"> pipelines to automate end-to-end machine learning workflows for Kaiser’s applications, enhancing reproducibility and scalability in </w:t>
-      </w:r>
-      <w:proofErr w:type="spellStart"/>
-      <w:r>
-        <w:rPr>
-          <w:sz w:val="24"/>
-          <w:lang w:eastAsia="en-IN"/>
-        </w:rPr>
-        <w:t>analyzing</w:t>
-      </w:r>
-      <w:proofErr w:type="spellEnd"/>
-      <w:r>
-        <w:rPr>
-          <w:sz w:val="24"/>
-          <w:lang w:eastAsia="en-IN"/>
-        </w:rPr>
-        <w:t xml:space="preserve"> medical data and deriving insights, incorporating </w:t>
-      </w:r>
-      <w:proofErr w:type="spellStart"/>
-      <w:r>
-        <w:rPr>
-          <w:sz w:val="24"/>
-          <w:lang w:eastAsia="en-IN"/>
-        </w:rPr>
-        <w:t>MLOps</w:t>
-      </w:r>
-      <w:proofErr w:type="spellEnd"/>
-      <w:r>
-        <w:rPr>
-          <w:sz w:val="24"/>
-          <w:lang w:eastAsia="en-IN"/>
-        </w:rPr>
-        <w:t xml:space="preserve"> for streamlined pipelines.</w:t>
-      </w:r>
-    </w:p>
-    <w:p>
-      <w:pPr>
-        <w:pStyle w:val="NoSpacing"/>
-        <w:numPr>
-          <w:ilvl w:val="0"/>
-          <w:numId w:val="3"/>
-        </w:numPr>
-        <w:ind w:left="720"/>
-        <w:rPr>
-          <w:sz w:val="24"/>
-          <w:lang w:eastAsia="en-IN"/>
-        </w:rPr>
-      </w:pPr>
-      <w:r>
-        <w:rPr>
-          <w:sz w:val="24"/>
-          <w:lang w:eastAsia="en-IN"/>
-        </w:rPr>
-        <w:t xml:space="preserve">Applied </w:t>
-      </w:r>
-      <w:r>
-        <w:rPr>
-          <w:b/>
-          <w:bCs/>
-          <w:sz w:val="24"/>
-          <w:lang w:eastAsia="en-IN"/>
-        </w:rPr>
-        <w:t>NLP</w:t>
-      </w:r>
-      <w:r>
-        <w:rPr>
-          <w:sz w:val="24"/>
-          <w:lang w:eastAsia="en-IN"/>
-        </w:rPr>
-        <w:t xml:space="preserve"> techniques for sentiment analysis on customer feedback and reviews.</w:t>
-      </w:r>
-    </w:p>
-    <w:p>
-      <w:pPr>
-        <w:pStyle w:val="NoSpacing"/>
-        <w:numPr>
-          <w:ilvl w:val="0"/>
-          <w:numId w:val="3"/>
-        </w:numPr>
-        <w:ind w:left="720"/>
-        <w:rPr>
-          <w:sz w:val="24"/>
-          <w:lang w:eastAsia="en-IN"/>
-        </w:rPr>
-      </w:pPr>
-      <w:r>
-        <w:rPr>
-          <w:sz w:val="24"/>
-          <w:lang w:eastAsia="en-IN"/>
-        </w:rPr>
-        <w:t xml:space="preserve">Led the development and deployment of machine learning models on </w:t>
-      </w:r>
-      <w:r>
-        <w:rPr>
-          <w:b/>
-          <w:bCs/>
-          <w:sz w:val="24"/>
-          <w:lang w:eastAsia="en-IN"/>
-        </w:rPr>
-        <w:t>GCP</w:t>
-      </w:r>
-      <w:r>
-        <w:rPr>
-          <w:sz w:val="24"/>
-          <w:lang w:eastAsia="en-IN"/>
-        </w:rPr>
-        <w:t xml:space="preserve"> </w:t>
-      </w:r>
-      <w:r>
-        <w:rPr>
-          <w:b/>
-          <w:bCs/>
-          <w:sz w:val="24"/>
-          <w:lang w:eastAsia="en-IN"/>
-        </w:rPr>
-        <w:t>Vertex</w:t>
-      </w:r>
-      <w:r>
-        <w:rPr>
-          <w:sz w:val="24"/>
-          <w:lang w:eastAsia="en-IN"/>
-        </w:rPr>
-        <w:t xml:space="preserve"> </w:t>
-      </w:r>
-      <w:r>
-        <w:rPr>
-          <w:b/>
-          <w:bCs/>
-          <w:sz w:val="24"/>
-          <w:lang w:eastAsia="en-IN"/>
-        </w:rPr>
-        <w:t>AI</w:t>
-      </w:r>
-      <w:r>
-        <w:rPr>
-          <w:sz w:val="24"/>
-          <w:lang w:eastAsia="en-IN"/>
-        </w:rPr>
-        <w:t xml:space="preserve"> tailored for  Kaiser’s applications, including predictive analytics for patient outcomes and disease progression.</w:t>
-      </w:r>
-    </w:p>
-    <w:p>
-      <w:pPr>
-        <w:pStyle w:val="NoSpacing"/>
-        <w:numPr>
-          <w:ilvl w:val="0"/>
-          <w:numId w:val="3"/>
-        </w:numPr>
-        <w:ind w:left="720"/>
-        <w:rPr>
-          <w:sz w:val="24"/>
-          <w:lang w:eastAsia="en-IN"/>
-        </w:rPr>
-      </w:pPr>
-      <w:r>
-        <w:rPr>
-          <w:sz w:val="24"/>
-          <w:lang w:eastAsia="en-IN"/>
-        </w:rPr>
-        <w:t xml:space="preserve">Designed end-to-end machine learning pipelines on </w:t>
-      </w:r>
-      <w:r>
-        <w:rPr>
-          <w:b/>
-          <w:bCs/>
-          <w:sz w:val="24"/>
-          <w:lang w:eastAsia="en-IN"/>
-        </w:rPr>
-        <w:t>GCP</w:t>
-      </w:r>
-      <w:r>
-        <w:rPr>
-          <w:sz w:val="24"/>
-          <w:lang w:eastAsia="en-IN"/>
-        </w:rPr>
-        <w:t xml:space="preserve"> </w:t>
-      </w:r>
-      <w:r>
-        <w:rPr>
-          <w:b/>
-          <w:bCs/>
-          <w:sz w:val="24"/>
-          <w:lang w:eastAsia="en-IN"/>
-        </w:rPr>
-        <w:t>Vertex</w:t>
-      </w:r>
-      <w:r>
-        <w:rPr>
-          <w:sz w:val="24"/>
-          <w:lang w:eastAsia="en-IN"/>
-        </w:rPr>
-        <w:t xml:space="preserve"> </w:t>
-      </w:r>
-      <w:r>
-        <w:rPr>
-          <w:b/>
-          <w:bCs/>
-          <w:sz w:val="24"/>
-          <w:lang w:eastAsia="en-IN"/>
-        </w:rPr>
-        <w:t>AI</w:t>
-      </w:r>
-      <w:r>
-        <w:rPr>
-          <w:sz w:val="24"/>
-          <w:lang w:eastAsia="en-IN"/>
-        </w:rPr>
-        <w:t xml:space="preserve"> with a focus on security and compliance, ensuring that data handling adheres to regulatory standards like HIPAA.</w:t>
-      </w:r>
-    </w:p>
-    <w:p>
-      <w:pPr>
-        <w:pStyle w:val="NoSpacing"/>
-        <w:numPr>
-          <w:ilvl w:val="0"/>
-          <w:numId w:val="3"/>
-        </w:numPr>
-        <w:ind w:left="720"/>
-        <w:rPr>
-          <w:sz w:val="24"/>
-          <w:lang w:eastAsia="en-IN"/>
-        </w:rPr>
-      </w:pPr>
-      <w:r>
-        <w:rPr>
-          <w:sz w:val="24"/>
-          <w:lang w:eastAsia="en-IN"/>
-        </w:rPr>
-        <w:t xml:space="preserve">Utilized </w:t>
-      </w:r>
-      <w:r>
-        <w:rPr>
-          <w:b/>
-          <w:bCs/>
-          <w:sz w:val="24"/>
-          <w:lang w:eastAsia="en-IN"/>
-        </w:rPr>
-        <w:t>Vertex AI</w:t>
-      </w:r>
-      <w:r>
-        <w:rPr>
-          <w:sz w:val="24"/>
-          <w:lang w:eastAsia="en-IN"/>
-        </w:rPr>
-        <w:t xml:space="preserve">'s </w:t>
-      </w:r>
-      <w:proofErr w:type="spellStart"/>
-      <w:r>
-        <w:rPr>
-          <w:b/>
-          <w:bCs/>
-          <w:sz w:val="24"/>
-          <w:lang w:eastAsia="en-IN"/>
-        </w:rPr>
-        <w:t>AutoML</w:t>
-      </w:r>
-      <w:proofErr w:type="spellEnd"/>
-      <w:r>
-        <w:rPr>
-          <w:sz w:val="24"/>
-          <w:lang w:eastAsia="en-IN"/>
-        </w:rPr>
-        <w:t xml:space="preserve"> capabilities to fine-tune models for medical image analysis, ensuring high accuracy in tasks such as radiology image interpretation.</w:t>
-      </w:r>
-    </w:p>
-    <w:p>
-      <w:pPr>
-        <w:pStyle w:val="NoSpacing"/>
-        <w:numPr>
-          <w:ilvl w:val="0"/>
-          <w:numId w:val="3"/>
-        </w:numPr>
-        <w:ind w:left="720"/>
-        <w:rPr>
-          <w:sz w:val="24"/>
-          <w:lang w:eastAsia="en-IN"/>
-        </w:rPr>
-      </w:pPr>
-      <w:r>
-        <w:rPr>
-          <w:sz w:val="24"/>
-          <w:lang w:eastAsia="en-IN"/>
-        </w:rPr>
-        <w:t xml:space="preserve">Integrated </w:t>
-      </w:r>
-      <w:r>
-        <w:rPr>
-          <w:b/>
-          <w:bCs/>
-          <w:sz w:val="24"/>
-          <w:lang w:eastAsia="en-IN"/>
-        </w:rPr>
-        <w:t>Docker</w:t>
-      </w:r>
-      <w:r>
-        <w:rPr>
-          <w:sz w:val="24"/>
-          <w:lang w:eastAsia="en-IN"/>
-        </w:rPr>
-        <w:t xml:space="preserve"> and </w:t>
-      </w:r>
-      <w:r>
-        <w:rPr>
-          <w:b/>
-          <w:bCs/>
-          <w:sz w:val="24"/>
-          <w:lang w:eastAsia="en-IN"/>
-        </w:rPr>
-        <w:t>Kubeflow</w:t>
-      </w:r>
-      <w:r>
-        <w:rPr>
-          <w:sz w:val="24"/>
-          <w:lang w:eastAsia="en-IN"/>
-        </w:rPr>
-        <w:t xml:space="preserve"> into Kaiser’s data science workflows, allowing for efficient collaboration and sharing of machine learning models and experiments within the research team, with a focus on improving analytics and </w:t>
-      </w:r>
-      <w:proofErr w:type="spellStart"/>
-      <w:r>
-        <w:rPr>
-          <w:sz w:val="24"/>
-          <w:lang w:eastAsia="en-IN"/>
-        </w:rPr>
-        <w:t>MLOps</w:t>
-      </w:r>
-      <w:proofErr w:type="spellEnd"/>
-      <w:r>
-        <w:rPr>
-          <w:sz w:val="24"/>
-          <w:lang w:eastAsia="en-IN"/>
-        </w:rPr>
-        <w:t xml:space="preserve"> practices. </w:t>
-      </w:r>
-    </w:p>
-    <w:p>
-      <w:pPr>
-        <w:pStyle w:val="NoSpacing"/>
-        <w:numPr>
-          <w:ilvl w:val="0"/>
-          <w:numId w:val="3"/>
-        </w:numPr>
-        <w:ind w:left="720"/>
-        <w:rPr>
-          <w:sz w:val="24"/>
-          <w:lang w:eastAsia="en-IN"/>
-        </w:rPr>
-      </w:pPr>
-      <w:r>
-        <w:rPr>
-          <w:sz w:val="24"/>
-          <w:lang w:eastAsia="en-IN"/>
-        </w:rPr>
-        <w:t xml:space="preserve">Led the development of Deep Learning models, utilizing </w:t>
-      </w:r>
-      <w:proofErr w:type="spellStart"/>
-      <w:r>
-        <w:rPr>
-          <w:b/>
-          <w:bCs/>
-          <w:sz w:val="24"/>
-          <w:lang w:eastAsia="en-IN"/>
-        </w:rPr>
-        <w:t>PyTorch</w:t>
-      </w:r>
-      <w:proofErr w:type="spellEnd"/>
-      <w:r>
-        <w:rPr>
-          <w:sz w:val="24"/>
-          <w:lang w:eastAsia="en-IN"/>
-        </w:rPr>
-        <w:t xml:space="preserve"> and </w:t>
-      </w:r>
-      <w:proofErr w:type="spellStart"/>
-      <w:r>
-        <w:rPr>
-          <w:b/>
-          <w:sz w:val="24"/>
-          <w:lang w:eastAsia="en-IN"/>
-        </w:rPr>
-        <w:t>Tensorflow</w:t>
-      </w:r>
-      <w:proofErr w:type="spellEnd"/>
-      <w:r>
-        <w:rPr>
-          <w:sz w:val="24"/>
-          <w:lang w:eastAsia="en-IN"/>
-        </w:rPr>
-        <w:t>, to address intricate challenges and enhance predictive capabilities.</w:t>
-      </w:r>
-    </w:p>
-    <w:p>
-      <w:pPr>
-        <w:pStyle w:val="NoSpacing"/>
-        <w:numPr>
-          <w:ilvl w:val="0"/>
-          <w:numId w:val="3"/>
-        </w:numPr>
-        <w:ind w:left="720"/>
-        <w:rPr>
-          <w:sz w:val="24"/>
-          <w:lang w:eastAsia="en-IN"/>
-        </w:rPr>
-      </w:pPr>
-      <w:r>
-        <w:rPr>
-          <w:sz w:val="24"/>
-          <w:lang w:eastAsia="en-IN"/>
-        </w:rPr>
-        <w:t xml:space="preserve">Leveraged </w:t>
-      </w:r>
-      <w:r>
-        <w:rPr>
-          <w:b/>
-          <w:bCs/>
-          <w:sz w:val="24"/>
-          <w:lang w:eastAsia="en-IN"/>
-        </w:rPr>
-        <w:t>Python</w:t>
-      </w:r>
-      <w:r>
-        <w:rPr>
-          <w:sz w:val="24"/>
-          <w:lang w:eastAsia="en-IN"/>
-        </w:rPr>
-        <w:t xml:space="preserve">, </w:t>
-      </w:r>
-      <w:proofErr w:type="spellStart"/>
-      <w:r>
-        <w:rPr>
-          <w:b/>
-          <w:bCs/>
-          <w:sz w:val="24"/>
-          <w:lang w:eastAsia="en-IN"/>
-        </w:rPr>
-        <w:t>PyTorch</w:t>
-      </w:r>
-      <w:proofErr w:type="spellEnd"/>
-      <w:r>
-        <w:rPr>
-          <w:sz w:val="24"/>
-          <w:lang w:eastAsia="en-IN"/>
-        </w:rPr>
-        <w:t xml:space="preserve">, and </w:t>
-      </w:r>
-      <w:proofErr w:type="spellStart"/>
-      <w:r>
-        <w:rPr>
-          <w:b/>
-          <w:bCs/>
-          <w:sz w:val="24"/>
-          <w:lang w:eastAsia="en-IN"/>
-        </w:rPr>
-        <w:t>Tensorflow</w:t>
-      </w:r>
-      <w:proofErr w:type="spellEnd"/>
-      <w:r>
-        <w:rPr>
-          <w:sz w:val="24"/>
-          <w:lang w:eastAsia="en-IN"/>
-        </w:rPr>
-        <w:t xml:space="preserve"> to design and implement cutting-edge models, enhancing the organization's capabilities in applied research and data-driven decision-making.</w:t>
-      </w:r>
-    </w:p>
-    <w:p>
-      <w:pPr>
-        <w:pStyle w:val="NoSpacing"/>
-        <w:numPr>
-          <w:ilvl w:val="0"/>
-          <w:numId w:val="3"/>
-        </w:numPr>
-        <w:tabs>
-          <w:tab w:val="left" w:pos="450"/>
-        </w:tabs>
-        <w:ind w:left="720"/>
-        <w:rPr>
-          <w:sz w:val="24"/>
-          <w:lang w:eastAsia="en-IN"/>
-        </w:rPr>
-      </w:pPr>
-      <w:r>
-        <w:rPr>
-          <w:sz w:val="24"/>
-          <w:lang w:eastAsia="en-IN"/>
-        </w:rPr>
-        <w:t xml:space="preserve">Applied </w:t>
-      </w:r>
-      <w:r>
-        <w:rPr>
-          <w:b/>
-          <w:bCs/>
-          <w:sz w:val="24"/>
-          <w:lang w:eastAsia="en-IN"/>
-        </w:rPr>
-        <w:t>OpenAI</w:t>
-      </w:r>
-      <w:r>
-        <w:rPr>
-          <w:sz w:val="24"/>
-          <w:lang w:eastAsia="en-IN"/>
-        </w:rPr>
-        <w:t>'s natural language processing capabilities to analysed and understand unstructured clinical notes.</w:t>
-      </w:r>
-    </w:p>
-    <w:p>
-      <w:pPr>
-        <w:pStyle w:val="NoSpacing"/>
-        <w:tabs>
-          <w:tab w:val="left" w:pos="450"/>
-        </w:tabs>
-        <w:rPr>
-          <w:sz w:val="24"/>
-          <w:lang w:eastAsia="en-IN"/>
-        </w:rPr>
-      </w:pPr>
-    </w:p>
-    <w:p>
-      <w:pPr>
-        <w:spacing w:before="210" w:after="0" w:line="240" w:lineRule="auto"/>
-        <w:rPr>
-          <w:sz w:val="24"/>
-          <w:lang w:eastAsia="en-IN"/>
-        </w:rPr>
-      </w:pPr>
-      <w:r>
-        <w:rPr>
-          <w:rFonts w:ascii="Helvetica" w:eastAsia="Times New Roman" w:hAnsi="Helvetica" w:cs="Helvetica"/>
-          <w:b/>
-          <w:bCs/>
-          <w:color w:val="000000"/>
-          <w:sz w:val="21"/>
-          <w:szCs w:val="21"/>
-          <w:lang w:eastAsia="en-IN"/>
-        </w:rPr>
-        <w:t>Environment:</w:t>
-      </w:r>
-      <w:r>
-        <w:rPr>
-          <w:rFonts w:ascii="Helvetica" w:eastAsia="Times New Roman" w:hAnsi="Helvetica" w:cs="Helvetica"/>
-          <w:color w:val="25313D"/>
-          <w:sz w:val="21"/>
-          <w:szCs w:val="21"/>
-          <w:lang w:eastAsia="en-IN"/>
-        </w:rPr>
-        <w:t> </w:t>
-      </w:r>
-      <w:r>
-        <w:rPr>
-          <w:sz w:val="24"/>
-          <w:lang w:eastAsia="en-IN"/>
-        </w:rPr>
-        <w:t xml:space="preserve">AWS, GCP (Google Cloud Platform), GCP Dataflow, Google </w:t>
-      </w:r>
-      <w:proofErr w:type="spellStart"/>
-      <w:r>
-        <w:rPr>
-          <w:sz w:val="24"/>
-          <w:lang w:eastAsia="en-IN"/>
-        </w:rPr>
-        <w:t>BigQuery</w:t>
-      </w:r>
-      <w:proofErr w:type="spellEnd"/>
-      <w:r>
-        <w:rPr>
-          <w:sz w:val="24"/>
-          <w:lang w:eastAsia="en-IN"/>
-        </w:rPr>
-        <w:t xml:space="preserve">, GCP Vertex AI, Vertex AI's </w:t>
-      </w:r>
-      <w:proofErr w:type="spellStart"/>
-      <w:r>
-        <w:rPr>
-          <w:sz w:val="24"/>
-          <w:lang w:eastAsia="en-IN"/>
-        </w:rPr>
-        <w:t>AutoML</w:t>
-      </w:r>
-      <w:proofErr w:type="spellEnd"/>
-      <w:r>
-        <w:rPr>
-          <w:sz w:val="24"/>
-          <w:lang w:eastAsia="en-IN"/>
-        </w:rPr>
-        <w:t xml:space="preserve">, Apache </w:t>
-      </w:r>
-      <w:proofErr w:type="spellStart"/>
-      <w:r>
-        <w:rPr>
-          <w:sz w:val="24"/>
-          <w:lang w:eastAsia="en-IN"/>
-        </w:rPr>
-        <w:t>Nifi</w:t>
-      </w:r>
-      <w:proofErr w:type="spellEnd"/>
-      <w:r>
-        <w:rPr>
-          <w:sz w:val="24"/>
-          <w:lang w:eastAsia="en-IN"/>
-        </w:rPr>
-        <w:t xml:space="preserve">, Apache Hadoop, Matplotlib, Seaborn, Python, Tableau, Apache Kafka, Hadoop/Spark, Pandas, NumPy, Scikit-learn, Hive (HQL), MySQL, IOT sensors, Apache Airflow, Tableau, </w:t>
-      </w:r>
-      <w:proofErr w:type="spellStart"/>
-      <w:r>
-        <w:rPr>
-          <w:sz w:val="24"/>
-          <w:lang w:eastAsia="en-IN"/>
-        </w:rPr>
-        <w:t>PowerBI</w:t>
-      </w:r>
-      <w:proofErr w:type="spellEnd"/>
-      <w:r>
-        <w:rPr>
-          <w:sz w:val="24"/>
-          <w:lang w:eastAsia="en-IN"/>
-        </w:rPr>
-        <w:t xml:space="preserve">, NLP (Natural Language Processing), OpenAI's natural language processing capabilities, Hugging Face's Transformers library, </w:t>
-      </w:r>
-      <w:proofErr w:type="spellStart"/>
-      <w:r>
-        <w:rPr>
-          <w:sz w:val="24"/>
-          <w:lang w:eastAsia="en-IN"/>
-        </w:rPr>
-        <w:t>PyTorch</w:t>
-      </w:r>
-      <w:proofErr w:type="spellEnd"/>
-      <w:r>
-        <w:rPr>
-          <w:sz w:val="24"/>
-          <w:lang w:eastAsia="en-IN"/>
-        </w:rPr>
-        <w:t xml:space="preserve">, </w:t>
-      </w:r>
-      <w:proofErr w:type="spellStart"/>
-      <w:r>
-        <w:rPr>
-          <w:sz w:val="24"/>
-          <w:lang w:eastAsia="en-IN"/>
-        </w:rPr>
-        <w:t>Tensorflow</w:t>
-      </w:r>
-      <w:proofErr w:type="spellEnd"/>
-      <w:r>
-        <w:rPr>
-          <w:sz w:val="24"/>
-          <w:lang w:eastAsia="en-IN"/>
-        </w:rPr>
-        <w:t>, Azure tech stack, Azure.</w:t>
-      </w:r>
-    </w:p>
-    <w:p>
-      <w:pPr>
-        <w:spacing w:before="210" w:after="0" w:line="240" w:lineRule="auto"/>
-        <w:rPr>
-          <w:rFonts w:ascii="Helvetica" w:eastAsia="Times New Roman" w:hAnsi="Helvetica" w:cs="Helvetica"/>
-          <w:b/>
-          <w:bCs/>
-          <w:color w:val="000000"/>
-          <w:sz w:val="21"/>
-          <w:szCs w:val="21"/>
-          <w:lang w:eastAsia="en-IN"/>
-        </w:rPr>
-      </w:pPr>
-    </w:p>
-    <w:p>
-      <w:pPr>
-        <w:spacing w:after="0" w:line="240" w:lineRule="auto"/>
-        <w:rPr>
-          <w:rFonts w:ascii="Helvetica" w:eastAsia="Times New Roman" w:hAnsi="Helvetica" w:cs="Helvetica"/>
-          <w:b/>
-          <w:bCs/>
-          <w:color w:val="000000"/>
-          <w:sz w:val="21"/>
-          <w:szCs w:val="21"/>
-          <w:lang w:eastAsia="en-IN"/>
-        </w:rPr>
-      </w:pPr>
-    </w:p>
-    <w:p>
-      <w:pPr>
-        <w:spacing w:after="0" w:line="240" w:lineRule="auto"/>
-        <w:rPr>
-          <w:rFonts w:ascii="Helvetica" w:eastAsia="Times New Roman" w:hAnsi="Helvetica" w:cs="Helvetica"/>
-          <w:b/>
-          <w:bCs/>
-          <w:color w:val="000000"/>
-          <w:sz w:val="21"/>
-          <w:szCs w:val="21"/>
-          <w:lang w:eastAsia="en-IN"/>
-        </w:rPr>
-      </w:pPr>
-      <w:r>
-        <w:rPr>
-          <w:rFonts w:ascii="Helvetica" w:eastAsia="Times New Roman" w:hAnsi="Helvetica" w:cs="Helvetica"/>
-          <w:b/>
-          <w:bCs/>
-          <w:color w:val="000000"/>
-          <w:sz w:val="21"/>
-          <w:szCs w:val="21"/>
-          <w:lang w:eastAsia="en-IN"/>
-        </w:rPr>
-        <w:t xml:space="preserve">Capital One | McLean, VA                 </w:t>
-      </w:r>
-      <w:r>
-        <w:rPr>
-          <w:rFonts w:ascii="Helvetica" w:eastAsia="Times New Roman" w:hAnsi="Helvetica" w:cs="Helvetica"/>
-          <w:b/>
-          <w:bCs/>
-          <w:color w:val="000000"/>
-          <w:sz w:val="21"/>
-          <w:szCs w:val="21"/>
-          <w:lang w:eastAsia="en-IN"/>
-        </w:rPr>
-        <w:tab/>
-        <w:t xml:space="preserve">                                                                                 Sep 2018 – Dec 2019</w:t>
-      </w:r>
-    </w:p>
-    <w:p>
-      <w:pPr>
-        <w:spacing w:after="0" w:line="240" w:lineRule="auto"/>
-        <w:rPr>
-          <w:rFonts w:ascii="Helvetica" w:eastAsia="Times New Roman" w:hAnsi="Helvetica" w:cs="Helvetica"/>
-          <w:b/>
-          <w:bCs/>
-          <w:color w:val="000000"/>
-          <w:sz w:val="21"/>
-          <w:szCs w:val="21"/>
-          <w:lang w:eastAsia="en-IN"/>
-        </w:rPr>
-      </w:pPr>
-      <w:r>
-        <w:rPr>
-          <w:rFonts w:ascii="Helvetica" w:eastAsia="Times New Roman" w:hAnsi="Helvetica" w:cs="Helvetica"/>
-          <w:b/>
-          <w:bCs/>
-          <w:color w:val="000000"/>
-          <w:sz w:val="21"/>
-          <w:szCs w:val="21"/>
-          <w:lang w:eastAsia="en-IN"/>
-        </w:rPr>
-        <w:lastRenderedPageBreak/>
-        <w:t>Machine Learning Consultant</w:t>
+        <w:t>Accenture, HYD                                                                                                                   Sep 2014 – Oct 2016</w:t>
       </w:r>
     </w:p>
     <w:p>
@@ -7329,2450 +9677,6 @@
           <w:sz w:val="21"/>
           <w:szCs w:val="21"/>
           <w:u w:val="single"/>
-          <w:lang w:eastAsia="en-IN"/>
-        </w:rPr>
-        <w:t>Responsibilities:</w:t>
-      </w:r>
-    </w:p>
-    <w:p>
-      <w:pPr>
-        <w:spacing w:after="0" w:line="240" w:lineRule="auto"/>
-        <w:rPr>
-          <w:rFonts w:ascii="Helvetica" w:eastAsia="Times New Roman" w:hAnsi="Helvetica" w:cs="Helvetica"/>
-          <w:b/>
-          <w:bCs/>
-          <w:color w:val="000000"/>
-          <w:sz w:val="21"/>
-          <w:szCs w:val="21"/>
-          <w:lang w:eastAsia="en-IN"/>
-        </w:rPr>
-      </w:pPr>
-    </w:p>
-    <w:p>
-      <w:pPr>
-        <w:pStyle w:val="NoSpacing"/>
-        <w:numPr>
-          <w:ilvl w:val="0"/>
-          <w:numId w:val="4"/>
-        </w:numPr>
-        <w:rPr>
-          <w:sz w:val="24"/>
-          <w:lang w:eastAsia="en-IN"/>
-        </w:rPr>
-      </w:pPr>
-      <w:r>
-        <w:rPr>
-          <w:sz w:val="24"/>
-          <w:lang w:eastAsia="en-IN"/>
-        </w:rPr>
-        <w:t>Built an ML model to automate the process of finding the root cause over failed events on store self-checkout machines (POS systems).</w:t>
-      </w:r>
-      <w:r>
-        <w:t xml:space="preserve"> </w:t>
-      </w:r>
-      <w:r>
-        <w:rPr>
-          <w:sz w:val="24"/>
-          <w:lang w:eastAsia="en-IN"/>
-        </w:rPr>
-        <w:t xml:space="preserve">Integrated the ML model by utilizing </w:t>
-      </w:r>
-      <w:r>
-        <w:rPr>
-          <w:b/>
-          <w:bCs/>
-          <w:sz w:val="24"/>
-          <w:lang w:eastAsia="en-IN"/>
-        </w:rPr>
-        <w:t>Flask API</w:t>
-      </w:r>
-      <w:r>
-        <w:rPr>
-          <w:sz w:val="24"/>
-          <w:lang w:eastAsia="en-IN"/>
-        </w:rPr>
-        <w:t>.</w:t>
-      </w:r>
-    </w:p>
-    <w:p>
-      <w:pPr>
-        <w:pStyle w:val="NoSpacing"/>
-        <w:numPr>
-          <w:ilvl w:val="0"/>
-          <w:numId w:val="4"/>
-        </w:numPr>
-        <w:rPr>
-          <w:sz w:val="24"/>
-          <w:lang w:eastAsia="en-IN"/>
-        </w:rPr>
-      </w:pPr>
-      <w:r>
-        <w:rPr>
-          <w:sz w:val="24"/>
-          <w:lang w:eastAsia="en-IN"/>
-        </w:rPr>
-        <w:t xml:space="preserve">Decreased the enterprise service now tickets by 15% in building a service named Back up as a service by utilizing </w:t>
-      </w:r>
-      <w:r>
-        <w:rPr>
-          <w:b/>
-          <w:bCs/>
-          <w:sz w:val="24"/>
-          <w:lang w:eastAsia="en-IN"/>
-        </w:rPr>
-        <w:t>AWS Backup</w:t>
-      </w:r>
-      <w:r>
-        <w:rPr>
-          <w:sz w:val="24"/>
-          <w:lang w:eastAsia="en-IN"/>
-        </w:rPr>
-        <w:t xml:space="preserve"> which gives the ability for a customer to initiate backups, restores on servers.</w:t>
-      </w:r>
-    </w:p>
-    <w:p>
-      <w:pPr>
-        <w:pStyle w:val="NoSpacing"/>
-        <w:numPr>
-          <w:ilvl w:val="0"/>
-          <w:numId w:val="4"/>
-        </w:numPr>
-        <w:rPr>
-          <w:sz w:val="24"/>
-          <w:lang w:eastAsia="en-IN"/>
-        </w:rPr>
-      </w:pPr>
-      <w:r>
-        <w:rPr>
-          <w:sz w:val="24"/>
-          <w:lang w:eastAsia="en-IN"/>
-        </w:rPr>
-        <w:t xml:space="preserve">Led customer data migration project of ETL codes from </w:t>
-      </w:r>
-      <w:r>
-        <w:rPr>
-          <w:b/>
-          <w:bCs/>
-          <w:sz w:val="24"/>
-          <w:lang w:eastAsia="en-IN"/>
-        </w:rPr>
-        <w:t>SAS</w:t>
-      </w:r>
-      <w:r>
-        <w:rPr>
-          <w:sz w:val="24"/>
-          <w:lang w:eastAsia="en-IN"/>
-        </w:rPr>
-        <w:t xml:space="preserve"> to </w:t>
-      </w:r>
-      <w:r>
-        <w:rPr>
-          <w:b/>
-          <w:bCs/>
-          <w:sz w:val="24"/>
-          <w:lang w:eastAsia="en-IN"/>
-        </w:rPr>
-        <w:t>Python</w:t>
-      </w:r>
-      <w:r>
-        <w:rPr>
-          <w:sz w:val="24"/>
-          <w:lang w:eastAsia="en-IN"/>
-        </w:rPr>
-        <w:t xml:space="preserve"> using Azure Databricks.</w:t>
-      </w:r>
-    </w:p>
-    <w:p>
-      <w:pPr>
-        <w:pStyle w:val="NoSpacing"/>
-        <w:numPr>
-          <w:ilvl w:val="0"/>
-          <w:numId w:val="4"/>
-        </w:numPr>
-        <w:rPr>
-          <w:sz w:val="24"/>
-          <w:lang w:eastAsia="en-IN"/>
-        </w:rPr>
-      </w:pPr>
-      <w:r>
-        <w:rPr>
-          <w:sz w:val="24"/>
-          <w:lang w:eastAsia="en-IN"/>
-        </w:rPr>
-        <w:t xml:space="preserve">Successfully transitioned legacy </w:t>
-      </w:r>
-      <w:r>
-        <w:rPr>
-          <w:b/>
-          <w:bCs/>
-          <w:sz w:val="24"/>
-          <w:lang w:eastAsia="en-IN"/>
-        </w:rPr>
-        <w:t>SAS</w:t>
-      </w:r>
-      <w:r>
-        <w:rPr>
-          <w:sz w:val="24"/>
-          <w:lang w:eastAsia="en-IN"/>
-        </w:rPr>
-        <w:t xml:space="preserve"> scripts to </w:t>
-      </w:r>
-      <w:r>
-        <w:rPr>
-          <w:b/>
-          <w:bCs/>
-          <w:sz w:val="24"/>
-          <w:lang w:eastAsia="en-IN"/>
-        </w:rPr>
-        <w:t>Python</w:t>
-      </w:r>
-      <w:r>
-        <w:rPr>
-          <w:sz w:val="24"/>
-          <w:lang w:eastAsia="en-IN"/>
-        </w:rPr>
-        <w:t>, enhancing scalability, flexibility, and maintainability of data processing workflows at Capital One.</w:t>
-      </w:r>
-    </w:p>
-    <w:p>
-      <w:pPr>
-        <w:pStyle w:val="NoSpacing"/>
-        <w:numPr>
-          <w:ilvl w:val="0"/>
-          <w:numId w:val="4"/>
-        </w:numPr>
-        <w:rPr>
-          <w:sz w:val="24"/>
-          <w:lang w:eastAsia="en-IN"/>
-        </w:rPr>
-      </w:pPr>
-      <w:r>
-        <w:rPr>
-          <w:sz w:val="24"/>
-          <w:lang w:eastAsia="en-IN"/>
-        </w:rPr>
-        <w:t xml:space="preserve">Utilized </w:t>
-      </w:r>
-      <w:r>
-        <w:rPr>
-          <w:b/>
-          <w:bCs/>
-          <w:sz w:val="24"/>
-          <w:lang w:eastAsia="en-IN"/>
-        </w:rPr>
-        <w:t>Python</w:t>
-      </w:r>
-      <w:r>
-        <w:rPr>
-          <w:sz w:val="24"/>
-          <w:lang w:eastAsia="en-IN"/>
-        </w:rPr>
-        <w:t xml:space="preserve"> programming language and cloud-native technologies to refactor </w:t>
-      </w:r>
-      <w:r>
-        <w:rPr>
-          <w:b/>
-          <w:bCs/>
-          <w:sz w:val="24"/>
-          <w:lang w:eastAsia="en-IN"/>
-        </w:rPr>
-        <w:t>SAS</w:t>
-      </w:r>
-      <w:r>
-        <w:rPr>
-          <w:sz w:val="24"/>
-          <w:lang w:eastAsia="en-IN"/>
-        </w:rPr>
-        <w:t xml:space="preserve"> scripts, optimizing them for deployment on cloud platforms such as </w:t>
-      </w:r>
-      <w:r>
-        <w:rPr>
-          <w:b/>
-          <w:bCs/>
-          <w:sz w:val="24"/>
-          <w:lang w:eastAsia="en-IN"/>
-        </w:rPr>
-        <w:t>AWS</w:t>
-      </w:r>
-      <w:r>
-        <w:rPr>
-          <w:sz w:val="24"/>
-          <w:lang w:eastAsia="en-IN"/>
-        </w:rPr>
-        <w:t xml:space="preserve"> and </w:t>
-      </w:r>
-      <w:r>
-        <w:rPr>
-          <w:b/>
-          <w:bCs/>
-          <w:sz w:val="24"/>
-          <w:lang w:eastAsia="en-IN"/>
-        </w:rPr>
-        <w:t>Azure</w:t>
-      </w:r>
-      <w:r>
-        <w:rPr>
-          <w:sz w:val="24"/>
-          <w:lang w:eastAsia="en-IN"/>
-        </w:rPr>
-        <w:t>.</w:t>
-      </w:r>
-    </w:p>
-    <w:p>
-      <w:pPr>
-        <w:pStyle w:val="NoSpacing"/>
-        <w:numPr>
-          <w:ilvl w:val="0"/>
-          <w:numId w:val="4"/>
-        </w:numPr>
-        <w:rPr>
-          <w:sz w:val="24"/>
-          <w:lang w:eastAsia="en-IN"/>
-        </w:rPr>
-      </w:pPr>
-      <w:r>
-        <w:rPr>
-          <w:sz w:val="24"/>
-          <w:lang w:eastAsia="en-IN"/>
-        </w:rPr>
-        <w:t xml:space="preserve">Constructed a machine learning model for Capacity Planning by collecting historical CPU and Disk usage data from on-premises infrastructure, preprocessing the data, engineering features, and selecting suitable algorithms, such as </w:t>
-      </w:r>
-      <w:r>
-        <w:rPr>
-          <w:b/>
-          <w:bCs/>
-          <w:sz w:val="24"/>
-          <w:lang w:eastAsia="en-IN"/>
-        </w:rPr>
-        <w:t>LSTM</w:t>
-      </w:r>
-      <w:r>
-        <w:rPr>
-          <w:sz w:val="24"/>
-          <w:lang w:eastAsia="en-IN"/>
-        </w:rPr>
-        <w:t xml:space="preserve"> networks, to forecast resource utilization.</w:t>
-      </w:r>
-    </w:p>
-    <w:p>
-      <w:pPr>
-        <w:pStyle w:val="NoSpacing"/>
-        <w:numPr>
-          <w:ilvl w:val="0"/>
-          <w:numId w:val="4"/>
-        </w:numPr>
-        <w:rPr>
-          <w:sz w:val="24"/>
-          <w:lang w:eastAsia="en-IN"/>
-        </w:rPr>
-      </w:pPr>
-      <w:r>
-        <w:rPr>
-          <w:sz w:val="24"/>
-          <w:lang w:eastAsia="en-IN"/>
-        </w:rPr>
-        <w:t xml:space="preserve">Implemented automated data ingestion pipelines using cloud based ETL tools like </w:t>
-      </w:r>
-      <w:r>
-        <w:rPr>
-          <w:b/>
-          <w:bCs/>
-          <w:sz w:val="24"/>
-          <w:lang w:eastAsia="en-IN"/>
-        </w:rPr>
-        <w:t>AWS</w:t>
-      </w:r>
-      <w:r>
-        <w:rPr>
-          <w:sz w:val="24"/>
-          <w:lang w:eastAsia="en-IN"/>
-        </w:rPr>
-        <w:t xml:space="preserve"> </w:t>
-      </w:r>
-      <w:r>
-        <w:rPr>
-          <w:b/>
-          <w:bCs/>
-          <w:sz w:val="24"/>
-          <w:lang w:eastAsia="en-IN"/>
-        </w:rPr>
-        <w:t>Glue</w:t>
-      </w:r>
-      <w:r>
-        <w:rPr>
-          <w:sz w:val="24"/>
-          <w:lang w:eastAsia="en-IN"/>
-        </w:rPr>
-        <w:t xml:space="preserve"> or </w:t>
-      </w:r>
-      <w:r>
-        <w:rPr>
-          <w:b/>
-          <w:bCs/>
-          <w:sz w:val="24"/>
-          <w:lang w:eastAsia="en-IN"/>
-        </w:rPr>
-        <w:t>Azure</w:t>
-      </w:r>
-      <w:r>
-        <w:rPr>
-          <w:sz w:val="24"/>
-          <w:lang w:eastAsia="en-IN"/>
-        </w:rPr>
-        <w:t xml:space="preserve"> </w:t>
-      </w:r>
-      <w:r>
-        <w:rPr>
-          <w:b/>
-          <w:bCs/>
-          <w:sz w:val="24"/>
-          <w:lang w:eastAsia="en-IN"/>
-        </w:rPr>
-        <w:t>Data</w:t>
-      </w:r>
-      <w:r>
-        <w:rPr>
-          <w:sz w:val="24"/>
-          <w:lang w:eastAsia="en-IN"/>
-        </w:rPr>
-        <w:t xml:space="preserve"> </w:t>
-      </w:r>
-      <w:r>
-        <w:rPr>
-          <w:b/>
-          <w:bCs/>
-          <w:sz w:val="24"/>
-          <w:lang w:eastAsia="en-IN"/>
-        </w:rPr>
-        <w:t>Factory</w:t>
-      </w:r>
-      <w:r>
-        <w:rPr>
-          <w:sz w:val="24"/>
-          <w:lang w:eastAsia="en-IN"/>
-        </w:rPr>
-        <w:t xml:space="preserve"> to streamline the process of extracting, transforming, and loading (ETL) data into the dashboard.</w:t>
-      </w:r>
-    </w:p>
-    <w:p>
-      <w:pPr>
-        <w:pStyle w:val="NoSpacing"/>
-        <w:numPr>
-          <w:ilvl w:val="0"/>
-          <w:numId w:val="4"/>
-        </w:numPr>
-        <w:rPr>
-          <w:sz w:val="24"/>
-          <w:lang w:eastAsia="en-IN"/>
-        </w:rPr>
-      </w:pPr>
-      <w:r>
-        <w:rPr>
-          <w:sz w:val="24"/>
-          <w:lang w:eastAsia="en-IN"/>
-        </w:rPr>
-        <w:t xml:space="preserve">Using </w:t>
-      </w:r>
-      <w:r>
-        <w:rPr>
-          <w:b/>
-          <w:sz w:val="24"/>
-          <w:lang w:eastAsia="en-IN"/>
-        </w:rPr>
-        <w:t>Apache</w:t>
-      </w:r>
-      <w:r>
-        <w:rPr>
-          <w:sz w:val="24"/>
-          <w:lang w:eastAsia="en-IN"/>
-        </w:rPr>
-        <w:t xml:space="preserve"> </w:t>
-      </w:r>
-      <w:r>
-        <w:rPr>
-          <w:b/>
-          <w:sz w:val="24"/>
-          <w:lang w:eastAsia="en-IN"/>
-        </w:rPr>
-        <w:t>Airflow</w:t>
-      </w:r>
-      <w:r>
-        <w:rPr>
-          <w:sz w:val="24"/>
-          <w:lang w:eastAsia="en-IN"/>
-        </w:rPr>
-        <w:t xml:space="preserve">, built data pipelines to gather data from store-checkout devices into </w:t>
-      </w:r>
-      <w:proofErr w:type="spellStart"/>
-      <w:r>
-        <w:rPr>
-          <w:b/>
-          <w:sz w:val="24"/>
-          <w:lang w:eastAsia="en-IN"/>
-        </w:rPr>
-        <w:t>BigQuery</w:t>
-      </w:r>
-      <w:proofErr w:type="spellEnd"/>
-      <w:r>
-        <w:rPr>
-          <w:sz w:val="24"/>
-          <w:lang w:eastAsia="en-IN"/>
-        </w:rPr>
-        <w:t>.</w:t>
-      </w:r>
-    </w:p>
-    <w:p>
-      <w:pPr>
-        <w:pStyle w:val="NoSpacing"/>
-        <w:numPr>
-          <w:ilvl w:val="0"/>
-          <w:numId w:val="4"/>
-        </w:numPr>
-        <w:rPr>
-          <w:sz w:val="24"/>
-          <w:lang w:eastAsia="en-IN"/>
-        </w:rPr>
-      </w:pPr>
-      <w:r>
-        <w:rPr>
-          <w:sz w:val="24"/>
-          <w:lang w:eastAsia="en-IN"/>
-        </w:rPr>
-        <w:t xml:space="preserve">Used </w:t>
-      </w:r>
-      <w:r>
-        <w:rPr>
-          <w:b/>
-          <w:bCs/>
-          <w:sz w:val="24"/>
-          <w:lang w:eastAsia="en-IN"/>
-        </w:rPr>
-        <w:t>classification techniques</w:t>
-      </w:r>
-      <w:r>
-        <w:rPr>
-          <w:sz w:val="24"/>
-          <w:lang w:eastAsia="en-IN"/>
-        </w:rPr>
-        <w:t xml:space="preserve"> including Random Forest and Logistic Regression to quantify the likelihood of each user referring.</w:t>
-      </w:r>
-    </w:p>
-    <w:p>
-      <w:pPr>
-        <w:pStyle w:val="NoSpacing"/>
-        <w:numPr>
-          <w:ilvl w:val="0"/>
-          <w:numId w:val="4"/>
-        </w:numPr>
-        <w:rPr>
-          <w:sz w:val="24"/>
-          <w:lang w:eastAsia="en-IN"/>
-        </w:rPr>
-      </w:pPr>
-      <w:r>
-        <w:rPr>
-          <w:sz w:val="24"/>
-          <w:lang w:eastAsia="en-IN"/>
-        </w:rPr>
-        <w:t xml:space="preserve">Utilizing </w:t>
-      </w:r>
-      <w:r>
-        <w:rPr>
-          <w:b/>
-          <w:sz w:val="24"/>
-          <w:lang w:eastAsia="en-IN"/>
-        </w:rPr>
-        <w:t>Cloud Composer</w:t>
-      </w:r>
-      <w:r>
-        <w:rPr>
-          <w:sz w:val="24"/>
-          <w:lang w:eastAsia="en-IN"/>
-        </w:rPr>
-        <w:t xml:space="preserve">, </w:t>
-      </w:r>
-      <w:proofErr w:type="spellStart"/>
-      <w:r>
-        <w:rPr>
-          <w:b/>
-          <w:sz w:val="24"/>
-          <w:lang w:eastAsia="en-IN"/>
-        </w:rPr>
-        <w:t>BigQuery</w:t>
-      </w:r>
-      <w:proofErr w:type="spellEnd"/>
-      <w:r>
-        <w:rPr>
-          <w:sz w:val="24"/>
-          <w:lang w:eastAsia="en-IN"/>
-        </w:rPr>
-        <w:t xml:space="preserve"> and </w:t>
-      </w:r>
-      <w:r>
-        <w:rPr>
-          <w:b/>
-          <w:sz w:val="24"/>
-          <w:lang w:eastAsia="en-IN"/>
-        </w:rPr>
-        <w:t>GCP</w:t>
-      </w:r>
-      <w:r>
-        <w:rPr>
-          <w:sz w:val="24"/>
-          <w:lang w:eastAsia="en-IN"/>
-        </w:rPr>
-        <w:t xml:space="preserve"> </w:t>
-      </w:r>
-      <w:r>
-        <w:rPr>
-          <w:b/>
-          <w:bCs/>
-          <w:sz w:val="24"/>
-          <w:lang w:eastAsia="en-IN"/>
-        </w:rPr>
-        <w:t>storage buckets</w:t>
-      </w:r>
-      <w:r>
-        <w:rPr>
-          <w:sz w:val="24"/>
-          <w:lang w:eastAsia="en-IN"/>
-        </w:rPr>
-        <w:t xml:space="preserve"> on Google cloud platform productionized machine learning pipelines to performs data extraction, data cleaning, model training and updating the model on performance basis.</w:t>
-      </w:r>
-    </w:p>
-    <w:p>
-      <w:pPr>
-        <w:pStyle w:val="NoSpacing"/>
-        <w:numPr>
-          <w:ilvl w:val="0"/>
-          <w:numId w:val="4"/>
-        </w:numPr>
-        <w:rPr>
-          <w:sz w:val="24"/>
-          <w:lang w:eastAsia="en-IN"/>
-        </w:rPr>
-      </w:pPr>
-      <w:r>
-        <w:rPr>
-          <w:sz w:val="24"/>
-          <w:lang w:eastAsia="en-IN"/>
-        </w:rPr>
-        <w:t xml:space="preserve">Designed and developed an automation process, that helps enterprise to maintain common configurations and detect configuration drifts across the enterprise virtual infrastructure using </w:t>
-      </w:r>
-      <w:r>
-        <w:rPr>
-          <w:b/>
-          <w:sz w:val="24"/>
-          <w:lang w:eastAsia="en-IN"/>
-        </w:rPr>
-        <w:t>Docker</w:t>
-      </w:r>
-      <w:r>
-        <w:rPr>
-          <w:sz w:val="24"/>
-          <w:lang w:eastAsia="en-IN"/>
-        </w:rPr>
-        <w:t>.</w:t>
-      </w:r>
-    </w:p>
-    <w:p>
-      <w:pPr>
-        <w:pStyle w:val="NoSpacing"/>
-        <w:numPr>
-          <w:ilvl w:val="0"/>
-          <w:numId w:val="4"/>
-        </w:numPr>
-        <w:rPr>
-          <w:sz w:val="24"/>
-          <w:lang w:eastAsia="en-IN"/>
-        </w:rPr>
-      </w:pPr>
-      <w:r>
-        <w:rPr>
-          <w:sz w:val="24"/>
-          <w:lang w:eastAsia="en-IN"/>
-        </w:rPr>
-        <w:t xml:space="preserve">Applied </w:t>
-      </w:r>
-      <w:r>
-        <w:rPr>
-          <w:b/>
-          <w:bCs/>
-          <w:sz w:val="24"/>
-          <w:lang w:eastAsia="en-IN"/>
-        </w:rPr>
-        <w:t>mean-variance optimization algorithms</w:t>
-      </w:r>
-      <w:r>
-        <w:rPr>
-          <w:sz w:val="24"/>
-          <w:lang w:eastAsia="en-IN"/>
-        </w:rPr>
-        <w:t xml:space="preserve">, such as </w:t>
-      </w:r>
-      <w:r>
-        <w:rPr>
-          <w:b/>
-          <w:bCs/>
-          <w:sz w:val="24"/>
-          <w:lang w:eastAsia="en-IN"/>
-        </w:rPr>
-        <w:t>Markowitz portfolio theory</w:t>
-      </w:r>
-      <w:r>
-        <w:rPr>
-          <w:sz w:val="24"/>
-          <w:lang w:eastAsia="en-IN"/>
-        </w:rPr>
-        <w:t xml:space="preserve">, using optimization libraries like </w:t>
-      </w:r>
-      <w:proofErr w:type="spellStart"/>
-      <w:r>
-        <w:rPr>
-          <w:b/>
-          <w:bCs/>
-          <w:sz w:val="24"/>
-          <w:lang w:eastAsia="en-IN"/>
-        </w:rPr>
-        <w:t>scipy.optimize</w:t>
-      </w:r>
-      <w:proofErr w:type="spellEnd"/>
-      <w:r>
-        <w:rPr>
-          <w:sz w:val="24"/>
-          <w:lang w:eastAsia="en-IN"/>
-        </w:rPr>
-        <w:t xml:space="preserve"> in Python, to construct efficient investment portfolios balancing risk and return.</w:t>
-      </w:r>
-    </w:p>
-    <w:p>
-      <w:pPr>
-        <w:pStyle w:val="NoSpacing"/>
-        <w:numPr>
-          <w:ilvl w:val="0"/>
-          <w:numId w:val="4"/>
-        </w:numPr>
-        <w:rPr>
-          <w:sz w:val="24"/>
-          <w:lang w:eastAsia="en-IN"/>
-        </w:rPr>
-      </w:pPr>
-      <w:r>
-        <w:rPr>
-          <w:sz w:val="24"/>
-          <w:lang w:eastAsia="en-IN"/>
-        </w:rPr>
-        <w:t xml:space="preserve">Implemented anomaly detection algorithms, such as isolation forests and autoencoders, with Python libraries like </w:t>
-      </w:r>
-      <w:r>
-        <w:rPr>
-          <w:b/>
-          <w:bCs/>
-          <w:sz w:val="24"/>
-          <w:lang w:eastAsia="en-IN"/>
-        </w:rPr>
-        <w:t>scikit-learn</w:t>
-      </w:r>
-      <w:r>
-        <w:rPr>
-          <w:sz w:val="24"/>
-          <w:lang w:eastAsia="en-IN"/>
-        </w:rPr>
-        <w:t xml:space="preserve"> and </w:t>
-      </w:r>
-      <w:r>
-        <w:rPr>
-          <w:b/>
-          <w:bCs/>
-          <w:sz w:val="24"/>
-          <w:lang w:eastAsia="en-IN"/>
-        </w:rPr>
-        <w:t>TensorFlow/</w:t>
-      </w:r>
-      <w:proofErr w:type="spellStart"/>
-      <w:r>
-        <w:rPr>
-          <w:b/>
-          <w:bCs/>
-          <w:sz w:val="24"/>
-          <w:lang w:eastAsia="en-IN"/>
-        </w:rPr>
-        <w:t>Keras</w:t>
-      </w:r>
-      <w:proofErr w:type="spellEnd"/>
-      <w:r>
-        <w:rPr>
-          <w:sz w:val="24"/>
-          <w:lang w:eastAsia="en-IN"/>
-        </w:rPr>
-        <w:t xml:space="preserve"> to detect and prevent fraudulent activities in financial transactions.</w:t>
-      </w:r>
-    </w:p>
-    <w:p>
-      <w:pPr>
-        <w:pStyle w:val="NoSpacing"/>
-        <w:numPr>
-          <w:ilvl w:val="0"/>
-          <w:numId w:val="4"/>
-        </w:numPr>
-        <w:rPr>
-          <w:sz w:val="24"/>
-          <w:lang w:eastAsia="en-IN"/>
-        </w:rPr>
-      </w:pPr>
-      <w:r>
-        <w:rPr>
-          <w:sz w:val="24"/>
-          <w:lang w:eastAsia="en-IN"/>
-        </w:rPr>
-        <w:t xml:space="preserve">Developed credit risk models using </w:t>
-      </w:r>
-      <w:r>
-        <w:rPr>
-          <w:b/>
-          <w:bCs/>
-          <w:sz w:val="24"/>
-          <w:lang w:eastAsia="en-IN"/>
-        </w:rPr>
-        <w:t>gradient boosting machine algorithms</w:t>
-      </w:r>
-      <w:r>
-        <w:rPr>
-          <w:sz w:val="24"/>
-          <w:lang w:eastAsia="en-IN"/>
-        </w:rPr>
-        <w:t xml:space="preserve">, such as </w:t>
-      </w:r>
-      <w:proofErr w:type="spellStart"/>
-      <w:r>
-        <w:rPr>
-          <w:sz w:val="24"/>
-          <w:lang w:eastAsia="en-IN"/>
-        </w:rPr>
-        <w:t>XGBoost</w:t>
-      </w:r>
-      <w:proofErr w:type="spellEnd"/>
-      <w:r>
-        <w:rPr>
-          <w:sz w:val="24"/>
-          <w:lang w:eastAsia="en-IN"/>
-        </w:rPr>
-        <w:t xml:space="preserve"> and </w:t>
-      </w:r>
-      <w:proofErr w:type="spellStart"/>
-      <w:r>
-        <w:rPr>
-          <w:sz w:val="24"/>
-          <w:lang w:eastAsia="en-IN"/>
-        </w:rPr>
-        <w:t>LightGBM</w:t>
-      </w:r>
-      <w:proofErr w:type="spellEnd"/>
-      <w:r>
-        <w:rPr>
-          <w:sz w:val="24"/>
-          <w:lang w:eastAsia="en-IN"/>
-        </w:rPr>
-        <w:t xml:space="preserve">, in </w:t>
-      </w:r>
-      <w:r>
-        <w:rPr>
-          <w:b/>
-          <w:bCs/>
-          <w:sz w:val="24"/>
-          <w:lang w:eastAsia="en-IN"/>
-        </w:rPr>
-        <w:t>Python</w:t>
-      </w:r>
-      <w:r>
-        <w:rPr>
-          <w:sz w:val="24"/>
-          <w:lang w:eastAsia="en-IN"/>
-        </w:rPr>
-        <w:t>, to assess creditworthiness and predict default probabilities for loan applicants.</w:t>
-      </w:r>
-    </w:p>
-    <w:p>
-      <w:pPr>
-        <w:pStyle w:val="NoSpacing"/>
-        <w:numPr>
-          <w:ilvl w:val="0"/>
-          <w:numId w:val="4"/>
-        </w:numPr>
-        <w:rPr>
-          <w:sz w:val="24"/>
-          <w:lang w:eastAsia="en-IN"/>
-        </w:rPr>
-      </w:pPr>
-      <w:r>
-        <w:rPr>
-          <w:sz w:val="24"/>
-          <w:lang w:eastAsia="en-IN"/>
-        </w:rPr>
-        <w:t xml:space="preserve">Present data using data visualization techniques by using tools like </w:t>
-      </w:r>
-      <w:r>
-        <w:rPr>
-          <w:b/>
-          <w:sz w:val="24"/>
-          <w:lang w:eastAsia="en-IN"/>
-        </w:rPr>
-        <w:t>Tableau</w:t>
-      </w:r>
-      <w:r>
-        <w:rPr>
-          <w:sz w:val="24"/>
-          <w:lang w:eastAsia="en-IN"/>
-        </w:rPr>
-        <w:t xml:space="preserve"> and libraries like matplotlib, ggplot2, seaborn by creating graphs, charts, or other visualizations to convey the Results of data analysis. </w:t>
-      </w:r>
-    </w:p>
-    <w:p>
-      <w:pPr>
-        <w:pStyle w:val="NoSpacing"/>
-        <w:numPr>
-          <w:ilvl w:val="0"/>
-          <w:numId w:val="4"/>
-        </w:numPr>
-        <w:rPr>
-          <w:sz w:val="24"/>
-          <w:lang w:eastAsia="en-IN"/>
-        </w:rPr>
-      </w:pPr>
-      <w:r>
-        <w:rPr>
-          <w:sz w:val="24"/>
-          <w:lang w:eastAsia="en-IN"/>
-        </w:rPr>
-        <w:t xml:space="preserve">Optimized model serving infrastructure on </w:t>
-      </w:r>
-      <w:r>
-        <w:rPr>
-          <w:b/>
-          <w:bCs/>
-          <w:sz w:val="24"/>
-          <w:lang w:eastAsia="en-IN"/>
-        </w:rPr>
-        <w:t>Databricks</w:t>
-      </w:r>
-      <w:r>
-        <w:rPr>
-          <w:sz w:val="24"/>
-          <w:lang w:eastAsia="en-IN"/>
-        </w:rPr>
-        <w:t xml:space="preserve"> for low-latency inference, utilizing features such as model caching, distributed serving, and parallel processing.</w:t>
-      </w:r>
-    </w:p>
-    <w:p>
-      <w:pPr>
-        <w:pStyle w:val="NoSpacing"/>
-        <w:numPr>
-          <w:ilvl w:val="0"/>
-          <w:numId w:val="4"/>
-        </w:numPr>
-        <w:rPr>
-          <w:sz w:val="24"/>
-          <w:lang w:eastAsia="en-IN"/>
-        </w:rPr>
-      </w:pPr>
-      <w:r>
-        <w:rPr>
-          <w:sz w:val="24"/>
-          <w:lang w:eastAsia="en-IN"/>
-        </w:rPr>
-        <w:t xml:space="preserve">Utilized python and </w:t>
-      </w:r>
-      <w:r>
-        <w:rPr>
-          <w:b/>
-          <w:sz w:val="24"/>
-          <w:lang w:eastAsia="en-IN"/>
-        </w:rPr>
-        <w:t>Kafka</w:t>
-      </w:r>
-      <w:r>
-        <w:rPr>
-          <w:sz w:val="24"/>
-          <w:lang w:eastAsia="en-IN"/>
-        </w:rPr>
-        <w:t xml:space="preserve"> to build data pipelines for pulling data from multiple sources (</w:t>
-      </w:r>
-      <w:proofErr w:type="spellStart"/>
-      <w:r>
-        <w:rPr>
-          <w:sz w:val="24"/>
-          <w:lang w:eastAsia="en-IN"/>
-        </w:rPr>
-        <w:t>vCenters</w:t>
-      </w:r>
-      <w:proofErr w:type="spellEnd"/>
-      <w:r>
-        <w:rPr>
-          <w:sz w:val="24"/>
-          <w:lang w:eastAsia="en-IN"/>
-        </w:rPr>
-        <w:t xml:space="preserve">, data bases, store devices) into Google’s </w:t>
-      </w:r>
-      <w:proofErr w:type="spellStart"/>
-      <w:r>
-        <w:rPr>
-          <w:b/>
-          <w:sz w:val="24"/>
-          <w:lang w:eastAsia="en-IN"/>
-        </w:rPr>
-        <w:t>BigQuery</w:t>
-      </w:r>
-      <w:proofErr w:type="spellEnd"/>
-      <w:r>
-        <w:rPr>
-          <w:sz w:val="24"/>
-          <w:lang w:eastAsia="en-IN"/>
-        </w:rPr>
-        <w:t>.</w:t>
-      </w:r>
-    </w:p>
-    <w:p>
-      <w:pPr>
-        <w:pStyle w:val="NoSpacing"/>
-        <w:numPr>
-          <w:ilvl w:val="0"/>
-          <w:numId w:val="4"/>
-        </w:numPr>
-        <w:rPr>
-          <w:sz w:val="24"/>
-          <w:lang w:eastAsia="en-IN"/>
-        </w:rPr>
-      </w:pPr>
-      <w:r>
-        <w:rPr>
-          <w:sz w:val="24"/>
-          <w:lang w:eastAsia="en-IN"/>
-        </w:rPr>
-        <w:t xml:space="preserve">Perform Quality Analysis testing and validation internally using </w:t>
-      </w:r>
-      <w:r>
-        <w:rPr>
-          <w:b/>
-          <w:sz w:val="24"/>
-          <w:lang w:eastAsia="en-IN"/>
-        </w:rPr>
-        <w:t>Django</w:t>
-      </w:r>
-      <w:r>
-        <w:rPr>
-          <w:sz w:val="24"/>
-          <w:lang w:eastAsia="en-IN"/>
-        </w:rPr>
-        <w:t xml:space="preserve"> and reformulate models to ensure accurate prediction of outcomes of interest and end to end </w:t>
-      </w:r>
-      <w:r>
-        <w:rPr>
-          <w:b/>
-          <w:bCs/>
-          <w:sz w:val="24"/>
-          <w:lang w:eastAsia="en-IN"/>
-        </w:rPr>
-        <w:t>API</w:t>
-      </w:r>
-      <w:r>
-        <w:rPr>
-          <w:sz w:val="24"/>
-          <w:lang w:eastAsia="en-IN"/>
-        </w:rPr>
-        <w:t xml:space="preserve"> testing with dummy data and actual data before launch of the actual product with the Engineering team.</w:t>
-      </w:r>
-    </w:p>
-    <w:p>
-      <w:pPr>
-        <w:pStyle w:val="NoSpacing"/>
-        <w:numPr>
-          <w:ilvl w:val="0"/>
-          <w:numId w:val="4"/>
-        </w:numPr>
-        <w:rPr>
-          <w:sz w:val="24"/>
-          <w:lang w:eastAsia="en-IN"/>
-        </w:rPr>
-      </w:pPr>
-      <w:r>
-        <w:rPr>
-          <w:sz w:val="24"/>
-          <w:lang w:eastAsia="en-IN"/>
-        </w:rPr>
-        <w:t>Utilized machine learning algorithms such as logistic regression, multivariate regression, K-means, &amp; Recommendation algorithms to extract the hidden information from the data.</w:t>
-      </w:r>
-    </w:p>
-    <w:p>
-      <w:pPr>
-        <w:pStyle w:val="NoSpacing"/>
-        <w:numPr>
-          <w:ilvl w:val="0"/>
-          <w:numId w:val="4"/>
-        </w:numPr>
-        <w:rPr>
-          <w:sz w:val="24"/>
-          <w:lang w:eastAsia="en-IN"/>
-        </w:rPr>
-      </w:pPr>
-      <w:r>
-        <w:rPr>
-          <w:sz w:val="24"/>
-          <w:lang w:eastAsia="en-IN"/>
-        </w:rPr>
-        <w:lastRenderedPageBreak/>
-        <w:t xml:space="preserve">Used </w:t>
-      </w:r>
-      <w:r>
-        <w:rPr>
-          <w:b/>
-          <w:sz w:val="24"/>
-          <w:lang w:eastAsia="en-IN"/>
-        </w:rPr>
-        <w:t>Pandas</w:t>
-      </w:r>
-      <w:r>
-        <w:rPr>
-          <w:sz w:val="24"/>
-          <w:lang w:eastAsia="en-IN"/>
-        </w:rPr>
-        <w:t xml:space="preserve">, </w:t>
-      </w:r>
-      <w:r>
-        <w:rPr>
-          <w:b/>
-          <w:sz w:val="24"/>
-          <w:lang w:eastAsia="en-IN"/>
-        </w:rPr>
-        <w:t>NumPy</w:t>
-      </w:r>
-      <w:r>
-        <w:rPr>
-          <w:sz w:val="24"/>
-          <w:lang w:eastAsia="en-IN"/>
-        </w:rPr>
-        <w:t xml:space="preserve">, </w:t>
-      </w:r>
-      <w:r>
-        <w:rPr>
-          <w:b/>
-          <w:sz w:val="24"/>
-          <w:lang w:eastAsia="en-IN"/>
-        </w:rPr>
-        <w:t>Scikit-learn</w:t>
-      </w:r>
-      <w:r>
-        <w:rPr>
-          <w:sz w:val="24"/>
-          <w:lang w:eastAsia="en-IN"/>
-        </w:rPr>
-        <w:t xml:space="preserve"> in Python for developing various machine learning models and utilized algorithms such as Linear regression, Logistic regression, Gradient Boosting, SVM and KNN.</w:t>
-      </w:r>
-    </w:p>
-    <w:p>
-      <w:pPr>
-        <w:pStyle w:val="NoSpacing"/>
-        <w:numPr>
-          <w:ilvl w:val="0"/>
-          <w:numId w:val="4"/>
-        </w:numPr>
-        <w:rPr>
-          <w:sz w:val="24"/>
-          <w:lang w:eastAsia="en-IN"/>
-        </w:rPr>
-      </w:pPr>
-      <w:r>
-        <w:rPr>
-          <w:sz w:val="24"/>
-          <w:lang w:eastAsia="en-IN"/>
-        </w:rPr>
-        <w:t xml:space="preserve">For serving data, built </w:t>
-      </w:r>
-      <w:r>
-        <w:rPr>
-          <w:b/>
-          <w:bCs/>
-          <w:sz w:val="24"/>
-          <w:lang w:eastAsia="en-IN"/>
-        </w:rPr>
-        <w:t>REST APIs</w:t>
-      </w:r>
-      <w:r>
-        <w:rPr>
-          <w:sz w:val="24"/>
-          <w:lang w:eastAsia="en-IN"/>
-        </w:rPr>
-        <w:t xml:space="preserve"> on the data lake (</w:t>
-      </w:r>
-      <w:proofErr w:type="spellStart"/>
-      <w:r>
-        <w:rPr>
-          <w:b/>
-          <w:sz w:val="24"/>
-          <w:lang w:eastAsia="en-IN"/>
-        </w:rPr>
-        <w:t>BigQuery</w:t>
-      </w:r>
-      <w:proofErr w:type="spellEnd"/>
-      <w:r>
-        <w:rPr>
-          <w:sz w:val="24"/>
-          <w:lang w:eastAsia="en-IN"/>
-        </w:rPr>
-        <w:t xml:space="preserve">, cloud </w:t>
-      </w:r>
-      <w:r>
-        <w:rPr>
-          <w:b/>
-          <w:sz w:val="24"/>
-          <w:lang w:eastAsia="en-IN"/>
-        </w:rPr>
-        <w:t>SQL</w:t>
-      </w:r>
-      <w:r>
-        <w:rPr>
-          <w:sz w:val="24"/>
-          <w:lang w:eastAsia="en-IN"/>
-        </w:rPr>
-        <w:t>).</w:t>
-      </w:r>
-    </w:p>
-    <w:p>
-      <w:pPr>
-        <w:pStyle w:val="NoSpacing"/>
-        <w:numPr>
-          <w:ilvl w:val="0"/>
-          <w:numId w:val="4"/>
-        </w:numPr>
-        <w:rPr>
-          <w:sz w:val="24"/>
-          <w:lang w:eastAsia="en-IN"/>
-        </w:rPr>
-      </w:pPr>
-      <w:r>
-        <w:rPr>
-          <w:sz w:val="24"/>
-          <w:lang w:eastAsia="en-IN"/>
-        </w:rPr>
-        <w:t xml:space="preserve">Provided </w:t>
-      </w:r>
-      <w:r>
-        <w:rPr>
-          <w:b/>
-          <w:bCs/>
-          <w:sz w:val="24"/>
-          <w:lang w:eastAsia="en-IN"/>
-        </w:rPr>
-        <w:t>Agile</w:t>
-      </w:r>
-      <w:r>
-        <w:rPr>
-          <w:sz w:val="24"/>
-          <w:lang w:eastAsia="en-IN"/>
-        </w:rPr>
-        <w:t xml:space="preserve"> coaching and training to teams, ensuring a common understanding of Agile principles, practices, and ceremonies for efficient project delivery.</w:t>
-      </w:r>
-    </w:p>
-    <w:p>
-      <w:pPr>
-        <w:spacing w:before="210" w:after="0" w:line="240" w:lineRule="auto"/>
-        <w:rPr>
-          <w:bCs/>
-          <w:sz w:val="24"/>
-          <w:lang w:eastAsia="en-IN"/>
-        </w:rPr>
-      </w:pPr>
-      <w:r>
-        <w:rPr>
-          <w:rFonts w:ascii="Helvetica" w:eastAsia="Times New Roman" w:hAnsi="Helvetica" w:cs="Helvetica"/>
-          <w:b/>
-          <w:bCs/>
-          <w:color w:val="000000"/>
-          <w:sz w:val="21"/>
-          <w:szCs w:val="21"/>
-          <w:lang w:eastAsia="en-IN"/>
-        </w:rPr>
-        <w:t>Environment:</w:t>
-      </w:r>
-      <w:r>
-        <w:rPr>
-          <w:rFonts w:ascii="Helvetica" w:eastAsia="Times New Roman" w:hAnsi="Helvetica" w:cs="Helvetica"/>
-          <w:color w:val="25313D"/>
-          <w:sz w:val="21"/>
-          <w:szCs w:val="21"/>
-          <w:lang w:eastAsia="en-IN"/>
-        </w:rPr>
-        <w:t> </w:t>
-      </w:r>
-      <w:r>
-        <w:rPr>
-          <w:bCs/>
-          <w:sz w:val="24"/>
-          <w:lang w:eastAsia="en-IN"/>
-        </w:rPr>
-        <w:t xml:space="preserve">Flask API, AWS Backup, LSTM networks, Apache Airflow, </w:t>
-      </w:r>
-      <w:proofErr w:type="spellStart"/>
-      <w:r>
-        <w:rPr>
-          <w:bCs/>
-          <w:sz w:val="24"/>
-          <w:lang w:eastAsia="en-IN"/>
-        </w:rPr>
-        <w:t>BigQuery</w:t>
-      </w:r>
-      <w:proofErr w:type="spellEnd"/>
-      <w:r>
-        <w:rPr>
-          <w:bCs/>
-          <w:sz w:val="24"/>
-          <w:lang w:eastAsia="en-IN"/>
-        </w:rPr>
-        <w:t xml:space="preserve">, Random Forest, Logistic Regression, Cloud Composer, GCP Storage Buckets, Google Cloud Platform, Python Django framework, Cloud Bolt, Docker, Scikit-learn package, MS </w:t>
-      </w:r>
-      <w:proofErr w:type="spellStart"/>
-      <w:r>
-        <w:rPr>
-          <w:bCs/>
-          <w:sz w:val="24"/>
-          <w:lang w:eastAsia="en-IN"/>
-        </w:rPr>
-        <w:t>PowerBI</w:t>
-      </w:r>
-      <w:proofErr w:type="spellEnd"/>
-      <w:r>
-        <w:rPr>
-          <w:bCs/>
-          <w:sz w:val="24"/>
-          <w:lang w:eastAsia="en-IN"/>
-        </w:rPr>
-        <w:t xml:space="preserve">, </w:t>
-      </w:r>
-      <w:proofErr w:type="spellStart"/>
-      <w:r>
-        <w:rPr>
-          <w:bCs/>
-          <w:sz w:val="24"/>
-          <w:lang w:eastAsia="en-IN"/>
-        </w:rPr>
-        <w:t>ggplot</w:t>
-      </w:r>
-      <w:proofErr w:type="spellEnd"/>
-      <w:r>
-        <w:rPr>
-          <w:bCs/>
-          <w:sz w:val="24"/>
-          <w:lang w:eastAsia="en-IN"/>
-        </w:rPr>
-        <w:t>, Seaborn, Matplotlib, Kafka, REST APIs, Dataflow, Google App Engine, Linux servers.</w:t>
-      </w:r>
-    </w:p>
-    <w:p>
-      <w:pPr>
-        <w:spacing w:before="210" w:after="0" w:line="240" w:lineRule="auto"/>
-      </w:pPr>
-    </w:p>
-    <w:p>
-      <w:pPr>
-        <w:spacing w:after="0" w:line="240" w:lineRule="auto"/>
-        <w:rPr>
-          <w:rFonts w:ascii="Helvetica" w:eastAsia="Times New Roman" w:hAnsi="Helvetica" w:cs="Helvetica"/>
-          <w:b/>
-          <w:bCs/>
-          <w:color w:val="000000"/>
-          <w:sz w:val="21"/>
-          <w:szCs w:val="21"/>
-          <w:lang w:eastAsia="en-IN"/>
-        </w:rPr>
-      </w:pPr>
-      <w:r>
-        <w:rPr>
-          <w:rFonts w:ascii="Helvetica" w:eastAsia="Times New Roman" w:hAnsi="Helvetica" w:cs="Helvetica"/>
-          <w:b/>
-          <w:bCs/>
-          <w:color w:val="000000"/>
-          <w:sz w:val="21"/>
-          <w:szCs w:val="21"/>
-          <w:lang w:eastAsia="en-IN"/>
-        </w:rPr>
-        <w:t>Mastercard | Purchase, NY</w:t>
-      </w:r>
-      <w:r>
-        <w:rPr>
-          <w:rFonts w:ascii="Helvetica" w:eastAsia="Times New Roman" w:hAnsi="Helvetica" w:cs="Helvetica"/>
-          <w:b/>
-          <w:bCs/>
-          <w:color w:val="000000"/>
-          <w:sz w:val="21"/>
-          <w:szCs w:val="21"/>
-          <w:lang w:eastAsia="en-IN"/>
-        </w:rPr>
-        <w:tab/>
-        <w:t xml:space="preserve">                                                                                              Jun 2017 – Aug 2018</w:t>
-      </w:r>
-    </w:p>
-    <w:p>
-      <w:pPr>
-        <w:spacing w:after="0" w:line="240" w:lineRule="auto"/>
-        <w:rPr>
-          <w:rFonts w:ascii="Helvetica" w:eastAsia="Times New Roman" w:hAnsi="Helvetica" w:cs="Helvetica"/>
-          <w:b/>
-          <w:bCs/>
-          <w:color w:val="000000"/>
-          <w:sz w:val="21"/>
-          <w:szCs w:val="21"/>
-          <w:lang w:eastAsia="en-IN"/>
-        </w:rPr>
-      </w:pPr>
-      <w:r>
-        <w:rPr>
-          <w:rFonts w:ascii="Helvetica" w:eastAsia="Times New Roman" w:hAnsi="Helvetica" w:cs="Helvetica"/>
-          <w:b/>
-          <w:bCs/>
-          <w:color w:val="000000"/>
-          <w:sz w:val="21"/>
-          <w:szCs w:val="21"/>
-          <w:lang w:eastAsia="en-IN"/>
-        </w:rPr>
-        <w:t xml:space="preserve">Data Scientist                                                                                                 </w:t>
-      </w:r>
-    </w:p>
-    <w:p>
-      <w:pPr>
-        <w:spacing w:after="0" w:line="240" w:lineRule="auto"/>
-        <w:rPr>
-          <w:rFonts w:ascii="Helvetica" w:eastAsia="Times New Roman" w:hAnsi="Helvetica" w:cs="Helvetica"/>
-          <w:b/>
-          <w:bCs/>
-          <w:color w:val="000000"/>
-          <w:sz w:val="21"/>
-          <w:szCs w:val="21"/>
-          <w:u w:val="single"/>
-          <w:lang w:eastAsia="en-IN"/>
-        </w:rPr>
-      </w:pPr>
-      <w:r>
-        <w:rPr>
-          <w:rFonts w:ascii="Helvetica" w:eastAsia="Times New Roman" w:hAnsi="Helvetica" w:cs="Helvetica"/>
-          <w:b/>
-          <w:bCs/>
-          <w:color w:val="000000"/>
-          <w:sz w:val="21"/>
-          <w:szCs w:val="21"/>
-          <w:u w:val="single"/>
-          <w:lang w:eastAsia="en-IN"/>
-        </w:rPr>
-        <w:t>Responsibilities:</w:t>
-      </w:r>
-    </w:p>
-    <w:p>
-      <w:pPr>
-        <w:spacing w:after="0" w:line="240" w:lineRule="auto"/>
-        <w:rPr>
-          <w:rFonts w:ascii="Helvetica" w:eastAsia="Times New Roman" w:hAnsi="Helvetica" w:cs="Helvetica"/>
-          <w:b/>
-          <w:bCs/>
-          <w:color w:val="000000"/>
-          <w:sz w:val="21"/>
-          <w:szCs w:val="21"/>
-          <w:u w:val="single"/>
-          <w:lang w:eastAsia="en-IN"/>
-        </w:rPr>
-      </w:pPr>
-    </w:p>
-    <w:p>
-      <w:pPr>
-        <w:pStyle w:val="NoSpacing"/>
-        <w:numPr>
-          <w:ilvl w:val="0"/>
-          <w:numId w:val="5"/>
-        </w:numPr>
-        <w:ind w:left="720"/>
-        <w:rPr>
-          <w:sz w:val="24"/>
-          <w:lang w:eastAsia="en-IN"/>
-        </w:rPr>
-      </w:pPr>
-      <w:r>
-        <w:rPr>
-          <w:b/>
-          <w:bCs/>
-          <w:sz w:val="24"/>
-          <w:lang w:eastAsia="en-IN"/>
-        </w:rPr>
-        <w:t>Identified business problems</w:t>
-      </w:r>
-      <w:r>
-        <w:rPr>
-          <w:sz w:val="24"/>
-          <w:lang w:eastAsia="en-IN"/>
-        </w:rPr>
-        <w:t xml:space="preserve"> or management objectives that can be addressed through data analysis and propose creative solutions and strategies to existing business challenges.</w:t>
-      </w:r>
-    </w:p>
-    <w:p>
-      <w:pPr>
-        <w:pStyle w:val="NoSpacing"/>
-        <w:numPr>
-          <w:ilvl w:val="0"/>
-          <w:numId w:val="5"/>
-        </w:numPr>
-        <w:ind w:left="720"/>
-        <w:rPr>
-          <w:sz w:val="24"/>
-          <w:lang w:eastAsia="en-IN"/>
-        </w:rPr>
-      </w:pPr>
-      <w:r>
-        <w:rPr>
-          <w:sz w:val="24"/>
-          <w:lang w:eastAsia="en-IN"/>
-        </w:rPr>
-        <w:t xml:space="preserve">Analyse, manipulate, and process massive amounts of data using statistical software to discover trends, patterns, and insights via </w:t>
-      </w:r>
-      <w:proofErr w:type="spellStart"/>
-      <w:r>
-        <w:rPr>
-          <w:sz w:val="24"/>
-          <w:lang w:eastAsia="en-IN"/>
-        </w:rPr>
-        <w:t>Jupyter</w:t>
-      </w:r>
-      <w:proofErr w:type="spellEnd"/>
-      <w:r>
-        <w:rPr>
-          <w:sz w:val="24"/>
-          <w:lang w:eastAsia="en-IN"/>
-        </w:rPr>
-        <w:t xml:space="preserve">, Sci-kit learn and </w:t>
-      </w:r>
-      <w:r>
-        <w:rPr>
-          <w:b/>
-          <w:sz w:val="24"/>
-          <w:lang w:eastAsia="en-IN"/>
-        </w:rPr>
-        <w:t>Tableau</w:t>
-      </w:r>
-      <w:r>
-        <w:rPr>
-          <w:sz w:val="24"/>
-          <w:lang w:eastAsia="en-IN"/>
-        </w:rPr>
-        <w:t>.</w:t>
-      </w:r>
-    </w:p>
-    <w:p>
-      <w:pPr>
-        <w:pStyle w:val="NoSpacing"/>
-        <w:numPr>
-          <w:ilvl w:val="0"/>
-          <w:numId w:val="5"/>
-        </w:numPr>
-        <w:ind w:left="720"/>
-        <w:rPr>
-          <w:sz w:val="24"/>
-          <w:lang w:eastAsia="en-IN"/>
-        </w:rPr>
-      </w:pPr>
-      <w:r>
-        <w:rPr>
-          <w:sz w:val="24"/>
-          <w:lang w:eastAsia="en-IN"/>
-        </w:rPr>
-        <w:t xml:space="preserve">Automate the entire collection process pipeline by identifying valuable data sources by using </w:t>
-      </w:r>
-      <w:r>
-        <w:rPr>
-          <w:b/>
-          <w:sz w:val="24"/>
-          <w:lang w:eastAsia="en-IN"/>
-        </w:rPr>
-        <w:t>ETL</w:t>
-      </w:r>
-      <w:r>
-        <w:rPr>
-          <w:sz w:val="24"/>
-          <w:lang w:eastAsia="en-IN"/>
-        </w:rPr>
-        <w:t xml:space="preserve"> tools like </w:t>
-      </w:r>
-      <w:r>
-        <w:rPr>
-          <w:b/>
-          <w:sz w:val="24"/>
-          <w:lang w:eastAsia="en-IN"/>
-        </w:rPr>
-        <w:t>Apache</w:t>
-      </w:r>
-      <w:r>
-        <w:rPr>
-          <w:sz w:val="24"/>
-          <w:lang w:eastAsia="en-IN"/>
-        </w:rPr>
-        <w:t xml:space="preserve"> </w:t>
-      </w:r>
-      <w:proofErr w:type="spellStart"/>
-      <w:r>
-        <w:rPr>
-          <w:b/>
-          <w:sz w:val="24"/>
-          <w:lang w:eastAsia="en-IN"/>
-        </w:rPr>
-        <w:t>Nifi</w:t>
-      </w:r>
-      <w:proofErr w:type="spellEnd"/>
-      <w:r>
-        <w:rPr>
-          <w:sz w:val="24"/>
-          <w:lang w:eastAsia="en-IN"/>
-        </w:rPr>
-        <w:t xml:space="preserve">, </w:t>
-      </w:r>
-      <w:r>
-        <w:rPr>
-          <w:b/>
-          <w:sz w:val="24"/>
-          <w:lang w:eastAsia="en-IN"/>
-        </w:rPr>
-        <w:t>Apache</w:t>
-      </w:r>
-      <w:r>
-        <w:rPr>
-          <w:sz w:val="24"/>
-          <w:lang w:eastAsia="en-IN"/>
-        </w:rPr>
-        <w:t xml:space="preserve"> </w:t>
-      </w:r>
-      <w:r>
-        <w:rPr>
-          <w:b/>
-          <w:sz w:val="24"/>
-          <w:lang w:eastAsia="en-IN"/>
-        </w:rPr>
-        <w:t>Beam</w:t>
-      </w:r>
-      <w:r>
-        <w:rPr>
-          <w:sz w:val="24"/>
-          <w:lang w:eastAsia="en-IN"/>
-        </w:rPr>
-        <w:t>.</w:t>
-      </w:r>
-    </w:p>
-    <w:p>
-      <w:pPr>
-        <w:pStyle w:val="NoSpacing"/>
-        <w:numPr>
-          <w:ilvl w:val="0"/>
-          <w:numId w:val="5"/>
-        </w:numPr>
-        <w:ind w:left="720"/>
-        <w:rPr>
-          <w:sz w:val="24"/>
-          <w:lang w:eastAsia="en-IN"/>
-        </w:rPr>
-      </w:pPr>
-      <w:r>
-        <w:rPr>
-          <w:sz w:val="24"/>
-          <w:lang w:eastAsia="en-IN"/>
-        </w:rPr>
-        <w:t xml:space="preserve">Apply feature selection algorithms to models such as ANOVA (analysis of variance), decision trees using </w:t>
-      </w:r>
-      <w:proofErr w:type="spellStart"/>
-      <w:r>
-        <w:rPr>
-          <w:b/>
-          <w:sz w:val="24"/>
-          <w:lang w:eastAsia="en-IN"/>
-        </w:rPr>
-        <w:t>PySpark’s</w:t>
-      </w:r>
-      <w:proofErr w:type="spellEnd"/>
-      <w:r>
-        <w:rPr>
-          <w:sz w:val="24"/>
-          <w:lang w:eastAsia="en-IN"/>
-        </w:rPr>
-        <w:t xml:space="preserve"> </w:t>
-      </w:r>
-      <w:proofErr w:type="spellStart"/>
-      <w:r>
-        <w:rPr>
-          <w:b/>
-          <w:bCs/>
-          <w:sz w:val="24"/>
-          <w:lang w:eastAsia="en-IN"/>
-        </w:rPr>
-        <w:t>Mllib</w:t>
-      </w:r>
-      <w:proofErr w:type="spellEnd"/>
-      <w:r>
-        <w:rPr>
-          <w:sz w:val="24"/>
-          <w:lang w:eastAsia="en-IN"/>
-        </w:rPr>
-        <w:t xml:space="preserve"> package and hyper tune the parameters based on interest and to predict the outcomes. </w:t>
-      </w:r>
-    </w:p>
-    <w:p>
-      <w:pPr>
-        <w:pStyle w:val="NoSpacing"/>
-        <w:numPr>
-          <w:ilvl w:val="0"/>
-          <w:numId w:val="5"/>
-        </w:numPr>
-        <w:ind w:left="720"/>
-        <w:rPr>
-          <w:sz w:val="24"/>
-          <w:szCs w:val="24"/>
-        </w:rPr>
-      </w:pPr>
-      <w:r>
-        <w:rPr>
-          <w:sz w:val="24"/>
-          <w:szCs w:val="24"/>
-        </w:rPr>
-        <w:t xml:space="preserve">Developed and maintained </w:t>
-      </w:r>
-      <w:r>
-        <w:rPr>
-          <w:b/>
-          <w:bCs/>
-          <w:sz w:val="24"/>
-          <w:szCs w:val="24"/>
-        </w:rPr>
-        <w:t>Tableau</w:t>
-      </w:r>
-      <w:r>
-        <w:rPr>
-          <w:sz w:val="24"/>
-          <w:szCs w:val="24"/>
-        </w:rPr>
-        <w:t xml:space="preserve"> dashboards used by Transaction Monitoring, and FIU departments for reporting essential Anti-Money laundering (</w:t>
-      </w:r>
-      <w:r>
-        <w:rPr>
-          <w:b/>
-          <w:bCs/>
-          <w:sz w:val="24"/>
-          <w:szCs w:val="24"/>
-        </w:rPr>
-        <w:t>AML</w:t>
-      </w:r>
-      <w:r>
-        <w:rPr>
-          <w:sz w:val="24"/>
-          <w:szCs w:val="24"/>
-        </w:rPr>
-        <w:t>) transactional metrics, improving workstream by 17%.</w:t>
-      </w:r>
-    </w:p>
-    <w:p>
-      <w:pPr>
-        <w:pStyle w:val="NoSpacing"/>
-        <w:numPr>
-          <w:ilvl w:val="0"/>
-          <w:numId w:val="5"/>
-        </w:numPr>
-        <w:ind w:left="720"/>
-        <w:rPr>
-          <w:sz w:val="24"/>
-          <w:szCs w:val="24"/>
-        </w:rPr>
-      </w:pPr>
-      <w:r>
-        <w:rPr>
-          <w:sz w:val="24"/>
-          <w:szCs w:val="24"/>
-        </w:rPr>
-        <w:t xml:space="preserve">Revamped </w:t>
-      </w:r>
-      <w:r>
-        <w:rPr>
-          <w:b/>
-          <w:bCs/>
-          <w:sz w:val="24"/>
-          <w:szCs w:val="24"/>
-        </w:rPr>
-        <w:t>PostgreSQL</w:t>
-      </w:r>
-      <w:r>
-        <w:rPr>
-          <w:sz w:val="24"/>
-          <w:szCs w:val="24"/>
-        </w:rPr>
-        <w:t>/</w:t>
-      </w:r>
-      <w:r>
-        <w:rPr>
-          <w:b/>
-          <w:bCs/>
-          <w:sz w:val="24"/>
-          <w:szCs w:val="24"/>
-        </w:rPr>
-        <w:t>SQL</w:t>
-      </w:r>
-      <w:r>
-        <w:rPr>
-          <w:sz w:val="24"/>
-          <w:szCs w:val="24"/>
-        </w:rPr>
-        <w:t xml:space="preserve"> to </w:t>
-      </w:r>
-      <w:r>
-        <w:rPr>
-          <w:b/>
-          <w:bCs/>
-          <w:sz w:val="24"/>
-          <w:szCs w:val="24"/>
-        </w:rPr>
-        <w:t>Hive</w:t>
-      </w:r>
-      <w:r>
-        <w:rPr>
-          <w:sz w:val="24"/>
-          <w:szCs w:val="24"/>
-        </w:rPr>
-        <w:t xml:space="preserve"> queries, increasing processing speed by 40% and reducing deployment time by three weeks.</w:t>
-      </w:r>
-    </w:p>
-    <w:p>
-      <w:pPr>
-        <w:pStyle w:val="NoSpacing"/>
-        <w:numPr>
-          <w:ilvl w:val="0"/>
-          <w:numId w:val="5"/>
-        </w:numPr>
-        <w:ind w:left="720"/>
-        <w:rPr>
-          <w:sz w:val="24"/>
-          <w:szCs w:val="24"/>
-        </w:rPr>
-      </w:pPr>
-      <w:r>
-        <w:rPr>
-          <w:sz w:val="24"/>
-          <w:szCs w:val="24"/>
-        </w:rPr>
-        <w:t>Examined the behaviour of millions of Asset Transfer Party, Journal, and Trade Execution transactions from the L1 layer to the L4 layer in the Enterprise Analytics Platform to understand the attributes that impact Feature Calculation.</w:t>
-      </w:r>
-    </w:p>
-    <w:p>
-      <w:pPr>
-        <w:pStyle w:val="NoSpacing"/>
-        <w:numPr>
-          <w:ilvl w:val="0"/>
-          <w:numId w:val="5"/>
-        </w:numPr>
-        <w:ind w:left="720"/>
-        <w:rPr>
-          <w:sz w:val="24"/>
-          <w:szCs w:val="24"/>
-        </w:rPr>
-      </w:pPr>
-      <w:r>
-        <w:rPr>
-          <w:sz w:val="24"/>
-          <w:szCs w:val="24"/>
-        </w:rPr>
-        <w:t>Reviewed 120 AML Data Quality rules consistent with the Business Requirement Documents (BRD) and Functional requirement documents (FRD) and made updates based on the upstream rule change requirements.</w:t>
-      </w:r>
-    </w:p>
-    <w:p>
-      <w:pPr>
-        <w:pStyle w:val="NoSpacing"/>
-        <w:numPr>
-          <w:ilvl w:val="0"/>
-          <w:numId w:val="5"/>
-        </w:numPr>
-        <w:ind w:left="720"/>
-        <w:rPr>
-          <w:sz w:val="24"/>
-          <w:szCs w:val="24"/>
-        </w:rPr>
-      </w:pPr>
-      <w:r>
-        <w:rPr>
-          <w:sz w:val="24"/>
-          <w:szCs w:val="24"/>
-        </w:rPr>
-        <w:t>Experienced in handling large datasets using Partitions, spark in-memory capabilities, Broadcasts in spark, effective and efficient Joins, Transformations, and others during the ingestion process.</w:t>
-      </w:r>
-    </w:p>
-    <w:p>
-      <w:pPr>
-        <w:pStyle w:val="NoSpacing"/>
-        <w:numPr>
-          <w:ilvl w:val="0"/>
-          <w:numId w:val="5"/>
-        </w:numPr>
-        <w:ind w:left="720"/>
-        <w:rPr>
-          <w:sz w:val="24"/>
-          <w:szCs w:val="24"/>
-        </w:rPr>
-      </w:pPr>
-      <w:r>
-        <w:rPr>
-          <w:sz w:val="24"/>
-          <w:szCs w:val="24"/>
-        </w:rPr>
-        <w:t xml:space="preserve">Automated </w:t>
-      </w:r>
-      <w:r>
-        <w:rPr>
-          <w:b/>
-          <w:bCs/>
-          <w:sz w:val="24"/>
-          <w:szCs w:val="24"/>
-        </w:rPr>
-        <w:t>data governance</w:t>
-      </w:r>
-      <w:r>
-        <w:rPr>
-          <w:sz w:val="24"/>
-          <w:szCs w:val="24"/>
-        </w:rPr>
-        <w:t xml:space="preserve"> for asset management data using </w:t>
-      </w:r>
-      <w:r>
-        <w:rPr>
-          <w:b/>
-          <w:bCs/>
-          <w:sz w:val="24"/>
-          <w:szCs w:val="24"/>
-        </w:rPr>
-        <w:t>Python scripts</w:t>
-      </w:r>
-      <w:r>
-        <w:rPr>
-          <w:sz w:val="24"/>
-          <w:szCs w:val="24"/>
-        </w:rPr>
-        <w:t>, reducing manual efforts by 60%.</w:t>
-      </w:r>
-    </w:p>
-    <w:p>
-      <w:pPr>
-        <w:pStyle w:val="NoSpacing"/>
-        <w:numPr>
-          <w:ilvl w:val="0"/>
-          <w:numId w:val="5"/>
-        </w:numPr>
-        <w:ind w:left="720"/>
-        <w:rPr>
-          <w:sz w:val="24"/>
-          <w:szCs w:val="24"/>
-        </w:rPr>
-      </w:pPr>
-      <w:r>
-        <w:rPr>
-          <w:sz w:val="24"/>
-          <w:szCs w:val="24"/>
-        </w:rPr>
-        <w:t xml:space="preserve">Optimized </w:t>
-      </w:r>
-      <w:r>
-        <w:rPr>
-          <w:b/>
-          <w:bCs/>
-          <w:sz w:val="24"/>
-          <w:szCs w:val="24"/>
-        </w:rPr>
-        <w:t>SQL</w:t>
-      </w:r>
-      <w:r>
-        <w:rPr>
-          <w:sz w:val="24"/>
-          <w:szCs w:val="24"/>
-        </w:rPr>
-        <w:t xml:space="preserve"> queries on AML transaction monitoring rules by automating data cleansing, extraction, and analysis processes, resulting in improved performance and data accuracy by 50%.</w:t>
-      </w:r>
-    </w:p>
-    <w:p>
-      <w:pPr>
-        <w:pStyle w:val="NoSpacing"/>
-        <w:numPr>
-          <w:ilvl w:val="0"/>
-          <w:numId w:val="5"/>
-        </w:numPr>
-        <w:ind w:left="720"/>
-        <w:rPr>
-          <w:sz w:val="24"/>
-          <w:szCs w:val="24"/>
-        </w:rPr>
-      </w:pPr>
-      <w:r>
-        <w:rPr>
-          <w:sz w:val="24"/>
-          <w:szCs w:val="24"/>
-        </w:rPr>
-        <w:t xml:space="preserve">Incorporated data assessment by reviewing and monitoring </w:t>
-      </w:r>
-      <w:r>
-        <w:rPr>
-          <w:b/>
-          <w:bCs/>
-          <w:sz w:val="24"/>
-          <w:szCs w:val="24"/>
-        </w:rPr>
-        <w:t>Anti-Money laundering</w:t>
-      </w:r>
-      <w:r>
-        <w:rPr>
-          <w:sz w:val="24"/>
-          <w:szCs w:val="24"/>
-        </w:rPr>
-        <w:t xml:space="preserve"> (AML) transactions consistent with global standards and procedures.</w:t>
-      </w:r>
-    </w:p>
-    <w:p>
-      <w:pPr>
-        <w:pStyle w:val="NoSpacing"/>
-        <w:numPr>
-          <w:ilvl w:val="0"/>
-          <w:numId w:val="5"/>
-        </w:numPr>
-        <w:ind w:left="720"/>
-        <w:rPr>
-          <w:sz w:val="24"/>
-          <w:szCs w:val="24"/>
-        </w:rPr>
-      </w:pPr>
-      <w:r>
-        <w:rPr>
-          <w:sz w:val="24"/>
-          <w:szCs w:val="24"/>
-        </w:rPr>
-        <w:t xml:space="preserve">Identified close to </w:t>
-      </w:r>
-      <w:r>
-        <w:rPr>
-          <w:b/>
-          <w:bCs/>
-          <w:sz w:val="24"/>
-          <w:szCs w:val="24"/>
-        </w:rPr>
-        <w:t>100k fallout</w:t>
-      </w:r>
-      <w:r>
-        <w:rPr>
-          <w:sz w:val="24"/>
-          <w:szCs w:val="24"/>
-        </w:rPr>
-        <w:t xml:space="preserve">s in the Data Quality report and executed </w:t>
-      </w:r>
-      <w:r>
-        <w:rPr>
-          <w:b/>
-          <w:bCs/>
-          <w:sz w:val="24"/>
-          <w:szCs w:val="24"/>
-        </w:rPr>
-        <w:t>Hive</w:t>
-      </w:r>
-      <w:r>
-        <w:rPr>
-          <w:sz w:val="24"/>
-          <w:szCs w:val="24"/>
-        </w:rPr>
-        <w:t xml:space="preserve"> and </w:t>
-      </w:r>
-      <w:r>
-        <w:rPr>
-          <w:b/>
-          <w:bCs/>
-          <w:sz w:val="24"/>
-          <w:szCs w:val="24"/>
-        </w:rPr>
-        <w:t>SQL</w:t>
-      </w:r>
-      <w:r>
-        <w:rPr>
-          <w:sz w:val="24"/>
-          <w:szCs w:val="24"/>
-        </w:rPr>
-        <w:t xml:space="preserve"> queries on the </w:t>
-      </w:r>
-      <w:r>
-        <w:rPr>
-          <w:b/>
-          <w:bCs/>
-          <w:sz w:val="24"/>
-          <w:szCs w:val="24"/>
-        </w:rPr>
-        <w:t>Hadoop</w:t>
-      </w:r>
-      <w:r>
-        <w:rPr>
-          <w:sz w:val="24"/>
-          <w:szCs w:val="24"/>
-        </w:rPr>
-        <w:t xml:space="preserve"> platform to understand the root cause of the defect and underlying transaction and reference data.</w:t>
-      </w:r>
-    </w:p>
-    <w:p>
-      <w:pPr>
-        <w:pStyle w:val="NoSpacing"/>
-        <w:numPr>
-          <w:ilvl w:val="0"/>
-          <w:numId w:val="5"/>
-        </w:numPr>
-        <w:ind w:left="720"/>
-        <w:rPr>
-          <w:sz w:val="24"/>
-          <w:szCs w:val="24"/>
-        </w:rPr>
-      </w:pPr>
-      <w:r>
-        <w:rPr>
-          <w:sz w:val="24"/>
-          <w:szCs w:val="24"/>
-        </w:rPr>
-        <w:t xml:space="preserve">Assessed the 32 </w:t>
-      </w:r>
-      <w:r>
-        <w:rPr>
-          <w:b/>
-          <w:bCs/>
-          <w:sz w:val="24"/>
-          <w:szCs w:val="24"/>
-        </w:rPr>
-        <w:t>Critical Data Elements</w:t>
-      </w:r>
-      <w:r>
-        <w:rPr>
-          <w:sz w:val="24"/>
-          <w:szCs w:val="24"/>
-        </w:rPr>
-        <w:t xml:space="preserve"> in the AML transactions responsible for NextGen and Feature Impact.</w:t>
-      </w:r>
-    </w:p>
-    <w:p>
-      <w:pPr>
-        <w:pStyle w:val="NoSpacing"/>
-        <w:numPr>
-          <w:ilvl w:val="0"/>
-          <w:numId w:val="5"/>
-        </w:numPr>
-        <w:ind w:left="720"/>
-        <w:rPr>
-          <w:sz w:val="24"/>
-          <w:szCs w:val="24"/>
-        </w:rPr>
-      </w:pPr>
-      <w:r>
-        <w:rPr>
-          <w:sz w:val="24"/>
-          <w:szCs w:val="24"/>
-        </w:rPr>
-        <w:lastRenderedPageBreak/>
-        <w:t xml:space="preserve">Worked on optimizing </w:t>
-      </w:r>
-      <w:r>
-        <w:rPr>
-          <w:b/>
-          <w:bCs/>
-          <w:sz w:val="24"/>
-          <w:szCs w:val="24"/>
-        </w:rPr>
-        <w:t>ELT</w:t>
-      </w:r>
-      <w:r>
-        <w:rPr>
-          <w:sz w:val="24"/>
-          <w:szCs w:val="24"/>
-        </w:rPr>
-        <w:t xml:space="preserve"> workloads against the </w:t>
-      </w:r>
-      <w:r>
-        <w:rPr>
-          <w:b/>
-          <w:bCs/>
-          <w:sz w:val="24"/>
-          <w:szCs w:val="24"/>
-        </w:rPr>
-        <w:t>Hadoop</w:t>
-      </w:r>
-      <w:r>
-        <w:rPr>
-          <w:sz w:val="24"/>
-          <w:szCs w:val="24"/>
-        </w:rPr>
-        <w:t xml:space="preserve"> file system by implementing </w:t>
-      </w:r>
-      <w:r>
-        <w:rPr>
-          <w:b/>
-          <w:bCs/>
-          <w:sz w:val="24"/>
-          <w:szCs w:val="24"/>
-        </w:rPr>
-        <w:t>Hive</w:t>
-      </w:r>
-      <w:r>
-        <w:rPr>
-          <w:sz w:val="24"/>
-          <w:szCs w:val="24"/>
-        </w:rPr>
-        <w:t xml:space="preserve"> </w:t>
-      </w:r>
-      <w:r>
-        <w:rPr>
-          <w:b/>
-          <w:bCs/>
-          <w:sz w:val="24"/>
-          <w:szCs w:val="24"/>
-        </w:rPr>
-        <w:t>SQL</w:t>
-      </w:r>
-      <w:r>
-        <w:rPr>
-          <w:sz w:val="24"/>
-          <w:szCs w:val="24"/>
-        </w:rPr>
-        <w:t xml:space="preserve"> for transformation and performance tuning methodology in optimizing SQL, ETL mappings, and HIVE- HIVE-managed / ORC tables.</w:t>
-      </w:r>
-    </w:p>
-    <w:p>
-      <w:pPr>
-        <w:pStyle w:val="NoSpacing"/>
-        <w:numPr>
-          <w:ilvl w:val="0"/>
-          <w:numId w:val="5"/>
-        </w:numPr>
-        <w:ind w:left="720"/>
-        <w:rPr>
-          <w:sz w:val="24"/>
-          <w:szCs w:val="24"/>
-        </w:rPr>
-      </w:pPr>
-      <w:r>
-        <w:rPr>
-          <w:sz w:val="24"/>
-          <w:szCs w:val="24"/>
-        </w:rPr>
-        <w:t xml:space="preserve">Utilized version control systems like </w:t>
-      </w:r>
-      <w:r>
-        <w:rPr>
-          <w:b/>
-          <w:bCs/>
-          <w:sz w:val="24"/>
-          <w:szCs w:val="24"/>
-        </w:rPr>
-        <w:t>Git</w:t>
-      </w:r>
-      <w:r>
-        <w:rPr>
-          <w:sz w:val="24"/>
-          <w:szCs w:val="24"/>
-        </w:rPr>
-        <w:t xml:space="preserve"> and collaboration platforms like </w:t>
-      </w:r>
-      <w:r>
-        <w:rPr>
-          <w:b/>
-          <w:bCs/>
-          <w:sz w:val="24"/>
-          <w:szCs w:val="24"/>
-        </w:rPr>
-        <w:t>Jira</w:t>
-      </w:r>
-      <w:r>
-        <w:rPr>
-          <w:sz w:val="24"/>
-          <w:szCs w:val="24"/>
-        </w:rPr>
-        <w:t xml:space="preserve"> to facilitate seamless collaboration with cross-functional teams and track project progress efficiently.</w:t>
-      </w:r>
-    </w:p>
-    <w:p>
-      <w:pPr>
-        <w:spacing w:before="210" w:after="0" w:line="240" w:lineRule="auto"/>
-        <w:rPr>
-          <w:sz w:val="24"/>
-          <w:lang w:eastAsia="en-IN"/>
-        </w:rPr>
-      </w:pPr>
-      <w:r>
-        <w:rPr>
-          <w:rFonts w:ascii="Helvetica" w:eastAsia="Times New Roman" w:hAnsi="Helvetica" w:cs="Helvetica"/>
-          <w:b/>
-          <w:bCs/>
-          <w:color w:val="000000"/>
-          <w:sz w:val="21"/>
-          <w:szCs w:val="21"/>
-          <w:lang w:eastAsia="en-IN"/>
-        </w:rPr>
-        <w:t>Environment:</w:t>
-      </w:r>
-      <w:r>
-        <w:rPr>
-          <w:rFonts w:ascii="Helvetica" w:eastAsia="Times New Roman" w:hAnsi="Helvetica" w:cs="Helvetica"/>
-          <w:color w:val="25313D"/>
-          <w:sz w:val="21"/>
-          <w:szCs w:val="21"/>
-          <w:lang w:eastAsia="en-IN"/>
-        </w:rPr>
-        <w:t xml:space="preserve"> </w:t>
-      </w:r>
-      <w:r>
-        <w:rPr>
-          <w:sz w:val="24"/>
-          <w:lang w:eastAsia="en-IN"/>
-        </w:rPr>
-        <w:t xml:space="preserve">Hadoop, </w:t>
-      </w:r>
-      <w:proofErr w:type="spellStart"/>
-      <w:r>
-        <w:rPr>
-          <w:sz w:val="24"/>
-          <w:lang w:eastAsia="en-IN"/>
-        </w:rPr>
-        <w:t>Jupyter</w:t>
-      </w:r>
-      <w:proofErr w:type="spellEnd"/>
-      <w:r>
-        <w:rPr>
-          <w:sz w:val="24"/>
-          <w:lang w:eastAsia="en-IN"/>
-        </w:rPr>
-        <w:t xml:space="preserve">, Sci-kit learn, </w:t>
-      </w:r>
-      <w:proofErr w:type="spellStart"/>
-      <w:r>
-        <w:rPr>
-          <w:sz w:val="24"/>
-          <w:lang w:eastAsia="en-IN"/>
-        </w:rPr>
-        <w:t>PySpark’s</w:t>
-      </w:r>
-      <w:proofErr w:type="spellEnd"/>
-      <w:r>
-        <w:rPr>
-          <w:sz w:val="24"/>
-          <w:lang w:eastAsia="en-IN"/>
-        </w:rPr>
-        <w:t xml:space="preserve"> </w:t>
-      </w:r>
-      <w:proofErr w:type="spellStart"/>
-      <w:r>
-        <w:rPr>
-          <w:sz w:val="24"/>
-          <w:lang w:eastAsia="en-IN"/>
-        </w:rPr>
-        <w:t>Mllib</w:t>
-      </w:r>
-      <w:proofErr w:type="spellEnd"/>
-      <w:r>
-        <w:rPr>
-          <w:sz w:val="24"/>
-          <w:lang w:eastAsia="en-IN"/>
-        </w:rPr>
-        <w:t xml:space="preserve">, Tableau, HDFS, Apache </w:t>
-      </w:r>
-      <w:proofErr w:type="spellStart"/>
-      <w:r>
-        <w:rPr>
-          <w:sz w:val="24"/>
-          <w:lang w:eastAsia="en-IN"/>
-        </w:rPr>
-        <w:t>Nifi</w:t>
-      </w:r>
-      <w:proofErr w:type="spellEnd"/>
-      <w:r>
-        <w:rPr>
-          <w:sz w:val="24"/>
-          <w:lang w:eastAsia="en-IN"/>
-        </w:rPr>
-        <w:t>,</w:t>
-      </w:r>
-      <w:r>
-        <w:t xml:space="preserve"> </w:t>
-      </w:r>
-      <w:r>
-        <w:rPr>
-          <w:sz w:val="24"/>
-          <w:lang w:eastAsia="en-IN"/>
-        </w:rPr>
-        <w:t xml:space="preserve">Apache Beam, Shell Scripting, Python, Tableau, Hive SQL, SQL, Microsoft Excel, Business Analysis, BRD, FRD, HP ALM, Defect tracking, Feature Engineering, </w:t>
-      </w:r>
-      <w:r>
-        <w:rPr>
-          <w:sz w:val="24"/>
-          <w:szCs w:val="24"/>
-        </w:rPr>
-        <w:t>Git</w:t>
-      </w:r>
-      <w:r>
-        <w:rPr>
-          <w:sz w:val="24"/>
-          <w:lang w:eastAsia="en-IN"/>
-        </w:rPr>
-        <w:t>, Jira.</w:t>
-      </w:r>
-    </w:p>
-    <w:p>
-      <w:pPr>
-        <w:spacing w:before="210" w:after="0" w:line="240" w:lineRule="auto"/>
-        <w:rPr>
-          <w:rFonts w:ascii="Helvetica" w:eastAsia="Times New Roman" w:hAnsi="Helvetica" w:cs="Helvetica"/>
-          <w:color w:val="25313D"/>
-          <w:sz w:val="21"/>
-          <w:szCs w:val="21"/>
-          <w:lang w:eastAsia="en-IN"/>
-        </w:rPr>
-      </w:pPr>
-    </w:p>
-    <w:p>
-      <w:pPr>
-        <w:spacing w:after="0" w:line="240" w:lineRule="auto"/>
-        <w:rPr>
-          <w:rFonts w:ascii="Helvetica" w:eastAsia="Times New Roman" w:hAnsi="Helvetica" w:cs="Helvetica"/>
-          <w:b/>
-          <w:bCs/>
-          <w:color w:val="000000"/>
-          <w:sz w:val="21"/>
-          <w:szCs w:val="21"/>
-          <w:lang w:eastAsia="en-IN"/>
-        </w:rPr>
-      </w:pPr>
-      <w:r>
-        <w:rPr>
-          <w:rFonts w:ascii="Helvetica" w:eastAsia="Times New Roman" w:hAnsi="Helvetica" w:cs="Helvetica"/>
-          <w:b/>
-          <w:bCs/>
-          <w:color w:val="000000"/>
-          <w:sz w:val="21"/>
-          <w:szCs w:val="21"/>
-          <w:lang w:eastAsia="en-IN"/>
-        </w:rPr>
-        <w:t>Accenture, HYD                                                                                                                   Sep 2014 – Oct 2016</w:t>
-      </w:r>
-    </w:p>
-    <w:p>
-      <w:pPr>
-        <w:spacing w:after="0" w:line="240" w:lineRule="auto"/>
-        <w:rPr>
-          <w:rFonts w:ascii="Helvetica" w:eastAsia="Times New Roman" w:hAnsi="Helvetica" w:cs="Helvetica"/>
-          <w:b/>
-          <w:bCs/>
-          <w:color w:val="000000"/>
-          <w:sz w:val="21"/>
-          <w:szCs w:val="21"/>
-          <w:lang w:eastAsia="en-IN"/>
-        </w:rPr>
-      </w:pPr>
-      <w:r>
-        <w:rPr>
-          <w:rFonts w:ascii="Helvetica" w:eastAsia="Times New Roman" w:hAnsi="Helvetica" w:cs="Helvetica"/>
-          <w:b/>
-          <w:bCs/>
-          <w:color w:val="000000"/>
-          <w:sz w:val="21"/>
-          <w:szCs w:val="21"/>
           <w:lang w:eastAsia="en-IN"/>
         </w:rPr>
         <w:t>Data Engineer</w:t>
@@ -11732,7 +11636,6 @@
   <w:style w:type="character" w:default="1" w:styleId="DefaultParagraphFont">
     <w:name w:val="Default Paragraph Font"/>
     <w:uiPriority w:val="1"/>
-    <w:semiHidden/>
     <w:unhideWhenUsed/>
   </w:style>
   <w:style w:type="table" w:default="1" w:styleId="TableNormal">
@@ -12070,6 +11973,76 @@
       <w:lang w:val="en-IN"/>
     </w:rPr>
   </w:style>
+  <w:style w:type="paragraph" w:styleId="Header">
+    <w:name w:val="header"/>
+    <w:basedOn w:val="Normal"/>
+    <w:link w:val="HeaderChar"/>
+    <w:uiPriority w:val="99"/>
+    <w:unhideWhenUsed/>
+    <w:rsid w:val="008B0129"/>
+    <w:pPr>
+      <w:tabs>
+        <w:tab w:val="center" w:pos="4680"/>
+        <w:tab w:val="right" w:pos="9360"/>
+      </w:tabs>
+      <w:spacing w:after="0" w:line="240" w:lineRule="auto"/>
+    </w:pPr>
+  </w:style>
+  <w:style w:type="character" w:customStyle="1" w:styleId="HeaderChar">
+    <w:name w:val="Header Char"/>
+    <w:basedOn w:val="DefaultParagraphFont"/>
+    <w:link w:val="Header"/>
+    <w:uiPriority w:val="99"/>
+    <w:rsid w:val="008B0129"/>
+    <w:rPr>
+      <w:rFonts w:asciiTheme="minorHAnsi" w:eastAsiaTheme="minorHAnsi" w:hAnsiTheme="minorHAnsi" w:cstheme="minorBidi"/>
+      <w:sz w:val="22"/>
+      <w:szCs w:val="22"/>
+      <w:lang w:val="en-IN"/>
+    </w:rPr>
+  </w:style>
+  <w:style w:type="paragraph" w:styleId="Footer">
+    <w:name w:val="footer"/>
+    <w:basedOn w:val="Normal"/>
+    <w:link w:val="FooterChar"/>
+    <w:uiPriority w:val="99"/>
+    <w:unhideWhenUsed/>
+    <w:rsid w:val="008B0129"/>
+    <w:pPr>
+      <w:tabs>
+        <w:tab w:val="center" w:pos="4680"/>
+        <w:tab w:val="right" w:pos="9360"/>
+      </w:tabs>
+      <w:spacing w:after="0" w:line="240" w:lineRule="auto"/>
+    </w:pPr>
+  </w:style>
+  <w:style w:type="character" w:customStyle="1" w:styleId="FooterChar">
+    <w:name w:val="Footer Char"/>
+    <w:basedOn w:val="DefaultParagraphFont"/>
+    <w:link w:val="Footer"/>
+    <w:uiPriority w:val="99"/>
+    <w:rsid w:val="008B0129"/>
+    <w:rPr>
+      <w:rFonts w:asciiTheme="minorHAnsi" w:eastAsiaTheme="minorHAnsi" w:hAnsiTheme="minorHAnsi" w:cstheme="minorBidi"/>
+      <w:sz w:val="22"/>
+      <w:szCs w:val="22"/>
+      <w:lang w:val="en-IN"/>
+    </w:rPr>
+  </w:style>
+  <w:style w:type="character" w:styleId="IntenseReference">
+    <w:name w:val="Intense Reference"/>
+    <w:basedOn w:val="DefaultParagraphFont"/>
+    <w:uiPriority w:val="32"/>
+    <w:qFormat/>
+    <w:rsid w:val="00FC0B71"/>
+    <w:rPr>
+      <w:b/>
+      <w:bCs/>
+      <w:smallCaps/>
+      <w:color w:val="156082" w:themeColor="accent1"/>
+      <w:spacing w:val="5"/>
+    </w:rPr>
+  </w:style>
 </w:styles>
 </file>
 
